--- a/docs/SDS/Karta_Charakterystyki_8034055535448_SDS_ORCHIDEA_E_VANIGLIA (1).docx
+++ b/docs/SDS/Karta_Charakterystyki_8034055535448_SDS_ORCHIDEA_E_VANIGLIA (1).docx
@@ -500,266 +500,6 @@
           <w:szCs w:val="20"/>
         </w:rPr>
         <w:t xml:space="preserve">Działa drażniąco na oczy.</w:t>
-      </w:r>
-    </w:p>
-    <w:p>
-      <w:pPr>
-        <w:spacing w:after="80"/>
-      </w:pPr>
-      <w:r>
-        <w:rPr>
-          <w:rFonts w:ascii="Arial" w:cs="Arial" w:eastAsia="Arial" w:hAnsi="Arial"/>
-          <w:sz w:val="20"/>
-          <w:szCs w:val="20"/>
-        </w:rPr>
-        <w:t xml:space="preserve">H361FD</w:t>
-      </w:r>
-    </w:p>
-    <w:p>
-      <w:pPr>
-        <w:spacing w:after="80"/>
-      </w:pPr>
-      <w:r>
-        <w:rPr>
-          <w:rFonts w:ascii="Arial" w:cs="Arial" w:eastAsia="Arial" w:hAnsi="Arial"/>
-          <w:sz w:val="20"/>
-          <w:szCs w:val="20"/>
-        </w:rPr>
-        <w:t xml:space="preserve">Podejrzewa się, że działa szkodliwie na płodność. Podejrzewa się, że działa szkodliwie na dziecko w łonie matki.</w:t>
-      </w:r>
-    </w:p>
-    <w:p>
-      <w:pPr>
-        <w:spacing w:after="80"/>
-      </w:pPr>
-      <w:r>
-        <w:rPr>
-          <w:rFonts w:ascii="Arial" w:cs="Arial" w:eastAsia="Arial" w:hAnsi="Arial"/>
-          <w:sz w:val="20"/>
-          <w:szCs w:val="20"/>
-        </w:rPr>
-        <w:t xml:space="preserve">H412</w:t>
-      </w:r>
-    </w:p>
-    <w:p>
-      <w:pPr>
-        <w:spacing w:after="80"/>
-      </w:pPr>
-      <w:r>
-        <w:rPr>
-          <w:rFonts w:ascii="Arial" w:cs="Arial" w:eastAsia="Arial" w:hAnsi="Arial"/>
-          <w:sz w:val="20"/>
-          <w:szCs w:val="20"/>
-        </w:rPr>
-        <w:t xml:space="preserve">Działa szkodliwie na organizmy wodne, powodując długotrwałe skutki.</w:t>
-      </w:r>
-    </w:p>
-    <w:p>
-      <w:pPr>
-        <w:spacing w:after="80"/>
-      </w:pPr>
-      <w:r>
-        <w:rPr>
-          <w:rFonts w:ascii="Arial" w:cs="Arial" w:eastAsia="Arial" w:hAnsi="Arial"/>
-          <w:sz w:val="20"/>
-          <w:szCs w:val="20"/>
-        </w:rPr>
-        <w:t xml:space="preserve">H302</w:t>
-      </w:r>
-    </w:p>
-    <w:p>
-      <w:pPr>
-        <w:spacing w:after="80"/>
-      </w:pPr>
-      <w:r>
-        <w:rPr>
-          <w:rFonts w:ascii="Arial" w:cs="Arial" w:eastAsia="Arial" w:hAnsi="Arial"/>
-          <w:sz w:val="20"/>
-          <w:szCs w:val="20"/>
-        </w:rPr>
-        <w:t xml:space="preserve">Działa szkodliwie po połknięciu.</w:t>
-      </w:r>
-    </w:p>
-    <w:p>
-      <w:pPr>
-        <w:spacing w:after="80"/>
-      </w:pPr>
-      <w:r>
-        <w:rPr>
-          <w:rFonts w:ascii="Arial" w:cs="Arial" w:eastAsia="Arial" w:hAnsi="Arial"/>
-          <w:sz w:val="20"/>
-          <w:szCs w:val="20"/>
-        </w:rPr>
-        <w:t xml:space="preserve">H317</w:t>
-      </w:r>
-    </w:p>
-    <w:p>
-      <w:pPr>
-        <w:spacing w:after="80"/>
-      </w:pPr>
-      <w:r>
-        <w:rPr>
-          <w:rFonts w:ascii="Arial" w:cs="Arial" w:eastAsia="Arial" w:hAnsi="Arial"/>
-          <w:sz w:val="20"/>
-          <w:szCs w:val="20"/>
-        </w:rPr>
-        <w:t xml:space="preserve">Może powodować reakcję alergiczną skóry.</w:t>
-      </w:r>
-    </w:p>
-    <w:p>
-      <w:pPr>
-        <w:spacing w:after="80"/>
-      </w:pPr>
-      <w:r>
-        <w:rPr>
-          <w:rFonts w:ascii="Arial" w:cs="Arial" w:eastAsia="Arial" w:hAnsi="Arial"/>
-          <w:sz w:val="20"/>
-          <w:szCs w:val="20"/>
-        </w:rPr>
-        <w:t xml:space="preserve">H410</w:t>
-      </w:r>
-    </w:p>
-    <w:p>
-      <w:pPr>
-        <w:spacing w:after="80"/>
-      </w:pPr>
-      <w:r>
-        <w:rPr>
-          <w:rFonts w:ascii="Arial" w:cs="Arial" w:eastAsia="Arial" w:hAnsi="Arial"/>
-          <w:sz w:val="20"/>
-          <w:szCs w:val="20"/>
-        </w:rPr>
-        <w:t xml:space="preserve">Działa bardzo toksycznie na organizmy wodne, powodując długotrwałe skutki.</w:t>
-      </w:r>
-    </w:p>
-    <w:p>
-      <w:pPr>
-        <w:spacing w:after="80"/>
-      </w:pPr>
-      <w:r>
-        <w:rPr>
-          <w:rFonts w:ascii="Arial" w:cs="Arial" w:eastAsia="Arial" w:hAnsi="Arial"/>
-          <w:sz w:val="20"/>
-          <w:szCs w:val="20"/>
-        </w:rPr>
-        <w:t xml:space="preserve">H361D</w:t>
-      </w:r>
-    </w:p>
-    <w:p>
-      <w:pPr>
-        <w:spacing w:after="80"/>
-      </w:pPr>
-      <w:r>
-        <w:rPr>
-          <w:rFonts w:ascii="Arial" w:cs="Arial" w:eastAsia="Arial" w:hAnsi="Arial"/>
-          <w:sz w:val="20"/>
-          <w:szCs w:val="20"/>
-        </w:rPr>
-        <w:t xml:space="preserve">Podejrzewa się, że działa szkodliwie na dziecko w łonie matki.</w:t>
-      </w:r>
-    </w:p>
-    <w:p>
-      <w:pPr>
-        <w:spacing w:after="80"/>
-      </w:pPr>
-      <w:r>
-        <w:rPr>
-          <w:rFonts w:ascii="Arial" w:cs="Arial" w:eastAsia="Arial" w:hAnsi="Arial"/>
-          <w:sz w:val="20"/>
-          <w:szCs w:val="20"/>
-        </w:rPr>
-        <w:t xml:space="preserve">H304</w:t>
-      </w:r>
-    </w:p>
-    <w:p>
-      <w:pPr>
-        <w:spacing w:after="80"/>
-      </w:pPr>
-      <w:r>
-        <w:rPr>
-          <w:rFonts w:ascii="Arial" w:cs="Arial" w:eastAsia="Arial" w:hAnsi="Arial"/>
-          <w:sz w:val="20"/>
-          <w:szCs w:val="20"/>
-        </w:rPr>
-        <w:t xml:space="preserve">Połknięcie i dostanie się przez drogi oddechowe może grozić śmiercią.</w:t>
-      </w:r>
-    </w:p>
-    <w:p>
-      <w:pPr>
-        <w:spacing w:after="80"/>
-      </w:pPr>
-      <w:r>
-        <w:rPr>
-          <w:rFonts w:ascii="Arial" w:cs="Arial" w:eastAsia="Arial" w:hAnsi="Arial"/>
-          <w:sz w:val="20"/>
-          <w:szCs w:val="20"/>
-        </w:rPr>
-        <w:t xml:space="preserve">H373</w:t>
-      </w:r>
-    </w:p>
-    <w:p>
-      <w:pPr>
-        <w:spacing w:after="80"/>
-      </w:pPr>
-      <w:r>
-        <w:rPr>
-          <w:rFonts w:ascii="Arial" w:cs="Arial" w:eastAsia="Arial" w:hAnsi="Arial"/>
-          <w:sz w:val="20"/>
-          <w:szCs w:val="20"/>
-        </w:rPr>
-        <w:t xml:space="preserve">Może powodować uszkodzenie narządów poprzez długotrwałe lub narażenie powtarzane.</w:t>
-      </w:r>
-    </w:p>
-    <w:p>
-      <w:pPr>
-        <w:spacing w:after="80"/>
-      </w:pPr>
-      <w:r>
-        <w:rPr>
-          <w:rFonts w:ascii="Arial" w:cs="Arial" w:eastAsia="Arial" w:hAnsi="Arial"/>
-          <w:sz w:val="20"/>
-          <w:szCs w:val="20"/>
-        </w:rPr>
-        <w:t xml:space="preserve">H315</w:t>
-      </w:r>
-    </w:p>
-    <w:p>
-      <w:pPr>
-        <w:spacing w:after="80"/>
-      </w:pPr>
-      <w:r>
-        <w:rPr>
-          <w:rFonts w:ascii="Arial" w:cs="Arial" w:eastAsia="Arial" w:hAnsi="Arial"/>
-          <w:sz w:val="20"/>
-          <w:szCs w:val="20"/>
-        </w:rPr>
-        <w:t xml:space="preserve">Działa drażniąco na skórę.</w:t>
-      </w:r>
-    </w:p>
-    <w:p>
-      <w:pPr>
-        <w:spacing w:after="80"/>
-      </w:pPr>
-      <w:r>
-        <w:rPr>
-          <w:rFonts w:ascii="Arial" w:cs="Arial" w:eastAsia="Arial" w:hAnsi="Arial"/>
-          <w:sz w:val="20"/>
-          <w:szCs w:val="20"/>
-        </w:rPr>
-        <w:t xml:space="preserve">H336</w:t>
-      </w:r>
-    </w:p>
-    <w:p>
-      <w:pPr>
-        <w:spacing w:after="80"/>
-      </w:pPr>
-      <w:r>
-        <w:rPr>
-          <w:rFonts w:ascii="Arial" w:cs="Arial" w:eastAsia="Arial" w:hAnsi="Arial"/>
-          <w:sz w:val="20"/>
-          <w:szCs w:val="20"/>
-        </w:rPr>
-        <w:t xml:space="preserve">Może wywoływać uczucie senności lub zawroty głowy.</w:t>
       </w:r>
     </w:p>
     <w:p>
@@ -876,86 +616,6 @@
           </wp:inline>
         </w:drawing>
       </w:r>
-      <w:r>
-        <w:drawing>
-          <wp:inline distT="0" distB="0" distL="0" distR="0">
-            <wp:extent cx="714375" cy="714375"/>
-            <wp:effectExtent t="0" r="0" b="0" l="0"/>
-            <wp:docPr id="1" name="" descr="" title=""/>
-            <wp:cNvGraphicFramePr>
-              <a:graphicFrameLocks xmlns:a="http://schemas.openxmlformats.org/drawingml/2006/main" noChangeAspect="1"/>
-            </wp:cNvGraphicFramePr>
-            <a:graphic xmlns:a="http://schemas.openxmlformats.org/drawingml/2006/main">
-              <a:graphicData uri="http://schemas.openxmlformats.org/drawingml/2006/picture">
-                <pic:pic xmlns:pic="http://schemas.openxmlformats.org/drawingml/2006/picture">
-                  <pic:nvPicPr>
-                    <pic:cNvPr id="0" name="" descr=""/>
-                    <pic:cNvPicPr>
-                      <a:picLocks noChangeAspect="1" noChangeArrowheads="1"/>
-                    </pic:cNvPicPr>
-                  </pic:nvPicPr>
-                  <pic:blipFill>
-                    <a:blip r:embed="rId9" cstate="none"/>
-                    <a:srcRect/>
-                    <a:stretch>
-                      <a:fillRect/>
-                    </a:stretch>
-                  </pic:blipFill>
-                  <pic:spPr bwMode="auto">
-                    <a:xfrm>
-                      <a:off x="0" y="0"/>
-                      <a:ext cx="714375" cy="714375"/>
-                    </a:xfrm>
-                    <a:prstGeom prst="rect">
-                      <a:avLst/>
-                    </a:prstGeom>
-                  </pic:spPr>
-                </pic:pic>
-              </a:graphicData>
-            </a:graphic>
-          </wp:inline>
-        </w:drawing>
-      </w:r>
-      <w:r>
-        <w:drawing>
-          <wp:inline distT="0" distB="0" distL="0" distR="0">
-            <wp:extent cx="714375" cy="714375"/>
-            <wp:effectExtent t="0" r="0" b="0" l="0"/>
-            <wp:docPr id="1" name="" descr="" title=""/>
-            <wp:cNvGraphicFramePr>
-              <a:graphicFrameLocks xmlns:a="http://schemas.openxmlformats.org/drawingml/2006/main" noChangeAspect="1"/>
-            </wp:cNvGraphicFramePr>
-            <a:graphic xmlns:a="http://schemas.openxmlformats.org/drawingml/2006/main">
-              <a:graphicData uri="http://schemas.openxmlformats.org/drawingml/2006/picture">
-                <pic:pic xmlns:pic="http://schemas.openxmlformats.org/drawingml/2006/picture">
-                  <pic:nvPicPr>
-                    <pic:cNvPr id="0" name="" descr=""/>
-                    <pic:cNvPicPr>
-                      <a:picLocks noChangeAspect="1" noChangeArrowheads="1"/>
-                    </pic:cNvPicPr>
-                  </pic:nvPicPr>
-                  <pic:blipFill>
-                    <a:blip r:embed="rId9" cstate="none"/>
-                    <a:srcRect/>
-                    <a:stretch>
-                      <a:fillRect/>
-                    </a:stretch>
-                  </pic:blipFill>
-                  <pic:spPr bwMode="auto">
-                    <a:xfrm>
-                      <a:off x="0" y="0"/>
-                      <a:ext cx="714375" cy="714375"/>
-                    </a:xfrm>
-                    <a:prstGeom prst="rect">
-                      <a:avLst/>
-                    </a:prstGeom>
-                  </pic:spPr>
-                </pic:pic>
-              </a:graphicData>
-            </a:graphic>
-          </wp:inline>
-        </w:drawing>
-      </w:r>
     </w:p>
     <w:p>
       <w:pPr>
@@ -995,7 +655,7 @@
           <w:sz w:val="20"/>
           <w:szCs w:val="20"/>
         </w:rPr>
-        <w:t xml:space="preserve">Nie ma.</w:t>
+        <w:t xml:space="preserve">etanol, 4-methoxybenzaldehyde, kumaryna, 2,6-ditert-butyl-4-methylphenol, toluene</w:t>
       </w:r>
     </w:p>
     <w:p>
@@ -1037,136 +697,6 @@
           <w:szCs w:val="20"/>
         </w:rPr>
         <w:t xml:space="preserve">H319 Działa drażniąco na oczy.</w:t>
-      </w:r>
-    </w:p>
-    <w:p>
-      <w:pPr>
-        <w:spacing w:after="80"/>
-      </w:pPr>
-      <w:r>
-        <w:rPr>
-          <w:rFonts w:ascii="Arial" w:cs="Arial" w:eastAsia="Arial" w:hAnsi="Arial"/>
-          <w:sz w:val="20"/>
-          <w:szCs w:val="20"/>
-        </w:rPr>
-        <w:t xml:space="preserve">H361FD Podejrzewa się, że działa szkodliwie na płodność. Podejrzewa się, że działa szkodliwie na dziecko w łonie matki.</w:t>
-      </w:r>
-    </w:p>
-    <w:p>
-      <w:pPr>
-        <w:spacing w:after="80"/>
-      </w:pPr>
-      <w:r>
-        <w:rPr>
-          <w:rFonts w:ascii="Arial" w:cs="Arial" w:eastAsia="Arial" w:hAnsi="Arial"/>
-          <w:sz w:val="20"/>
-          <w:szCs w:val="20"/>
-        </w:rPr>
-        <w:t xml:space="preserve">H412 Działa szkodliwie na organizmy wodne, powodując długotrwałe skutki.</w:t>
-      </w:r>
-    </w:p>
-    <w:p>
-      <w:pPr>
-        <w:spacing w:after="80"/>
-      </w:pPr>
-      <w:r>
-        <w:rPr>
-          <w:rFonts w:ascii="Arial" w:cs="Arial" w:eastAsia="Arial" w:hAnsi="Arial"/>
-          <w:sz w:val="20"/>
-          <w:szCs w:val="20"/>
-        </w:rPr>
-        <w:t xml:space="preserve">H302 Działa szkodliwie po połknięciu.</w:t>
-      </w:r>
-    </w:p>
-    <w:p>
-      <w:pPr>
-        <w:spacing w:after="80"/>
-      </w:pPr>
-      <w:r>
-        <w:rPr>
-          <w:rFonts w:ascii="Arial" w:cs="Arial" w:eastAsia="Arial" w:hAnsi="Arial"/>
-          <w:sz w:val="20"/>
-          <w:szCs w:val="20"/>
-        </w:rPr>
-        <w:t xml:space="preserve">H317 Może powodować reakcję alergiczną skóry.</w:t>
-      </w:r>
-    </w:p>
-    <w:p>
-      <w:pPr>
-        <w:spacing w:after="80"/>
-      </w:pPr>
-      <w:r>
-        <w:rPr>
-          <w:rFonts w:ascii="Arial" w:cs="Arial" w:eastAsia="Arial" w:hAnsi="Arial"/>
-          <w:sz w:val="20"/>
-          <w:szCs w:val="20"/>
-        </w:rPr>
-        <w:t xml:space="preserve">H410 Działa bardzo toksycznie na organizmy wodne, powodując długotrwałe skutki.</w:t>
-      </w:r>
-    </w:p>
-    <w:p>
-      <w:pPr>
-        <w:spacing w:after="80"/>
-      </w:pPr>
-      <w:r>
-        <w:rPr>
-          <w:rFonts w:ascii="Arial" w:cs="Arial" w:eastAsia="Arial" w:hAnsi="Arial"/>
-          <w:sz w:val="20"/>
-          <w:szCs w:val="20"/>
-        </w:rPr>
-        <w:t xml:space="preserve">H361D Podejrzewa się, że działa szkodliwie na dziecko w łonie matki.</w:t>
-      </w:r>
-    </w:p>
-    <w:p>
-      <w:pPr>
-        <w:spacing w:after="80"/>
-      </w:pPr>
-      <w:r>
-        <w:rPr>
-          <w:rFonts w:ascii="Arial" w:cs="Arial" w:eastAsia="Arial" w:hAnsi="Arial"/>
-          <w:sz w:val="20"/>
-          <w:szCs w:val="20"/>
-        </w:rPr>
-        <w:t xml:space="preserve">H304 Połknięcie i dostanie się przez drogi oddechowe może grozić śmiercią.</w:t>
-      </w:r>
-    </w:p>
-    <w:p>
-      <w:pPr>
-        <w:spacing w:after="80"/>
-      </w:pPr>
-      <w:r>
-        <w:rPr>
-          <w:rFonts w:ascii="Arial" w:cs="Arial" w:eastAsia="Arial" w:hAnsi="Arial"/>
-          <w:sz w:val="20"/>
-          <w:szCs w:val="20"/>
-        </w:rPr>
-        <w:t xml:space="preserve">H373 Może powodować uszkodzenie narządów poprzez długotrwałe lub narażenie powtarzane.</w:t>
-      </w:r>
-    </w:p>
-    <w:p>
-      <w:pPr>
-        <w:spacing w:after="80"/>
-      </w:pPr>
-      <w:r>
-        <w:rPr>
-          <w:rFonts w:ascii="Arial" w:cs="Arial" w:eastAsia="Arial" w:hAnsi="Arial"/>
-          <w:sz w:val="20"/>
-          <w:szCs w:val="20"/>
-        </w:rPr>
-        <w:t xml:space="preserve">H315 Działa drażniąco na skórę.</w:t>
-      </w:r>
-    </w:p>
-    <w:p>
-      <w:pPr>
-        <w:spacing w:after="80"/>
-      </w:pPr>
-      <w:r>
-        <w:rPr>
-          <w:rFonts w:ascii="Arial" w:cs="Arial" w:eastAsia="Arial" w:hAnsi="Arial"/>
-          <w:sz w:val="20"/>
-          <w:szCs w:val="20"/>
-        </w:rPr>
-        <w:t xml:space="preserve">H336 Może wywoływać uczucie senności lub zawroty głowy.</w:t>
       </w:r>
     </w:p>
     <w:p>
@@ -1363,7 +893,7 @@
     </w:p>
     <w:p>
       <w:pPr>
-        <w:spacing w:after="100" w:before="200"/>
+        <w:spacing w:after="100" w:before="180"/>
       </w:pPr>
       <w:r>
         <w:rPr>
@@ -1378,7 +908,7 @@
     </w:p>
     <w:p>
       <w:pPr>
-        <w:spacing w:after="100" w:before="200"/>
+        <w:spacing w:after="80" w:before="180"/>
       </w:pPr>
       <w:r>
         <w:rPr>
@@ -1393,7 +923,7 @@
     </w:p>
     <w:p>
       <w:pPr>
-        <w:spacing w:after="80"/>
+        <w:spacing w:after="150"/>
       </w:pPr>
       <w:r>
         <w:rPr>
@@ -1404,28 +934,621 @@
         <w:t xml:space="preserve">Opis chemiczny: Mieszanina substancji stwarzających zagrożenie wraz z dodatkami niesklasyfikowanymi.</w:t>
       </w:r>
     </w:p>
-    <w:p>
-      <w:pPr>
-        <w:spacing w:after="80"/>
-      </w:pPr>
-      <w:r>
-        <w:rPr>
-          <w:rFonts w:ascii="Arial" w:cs="Arial" w:eastAsia="Arial" w:hAnsi="Arial"/>
-          <w:sz w:val="20"/>
-          <w:szCs w:val="20"/>
-        </w:rPr>
-        <w:t xml:space="preserve">Mieszanina nie zawiera składników stwarzających zagrożenie w ilościach przekraczających stężenia graniczne określone w rozporządzeniu CLP.</w:t>
-      </w:r>
-    </w:p>
-    <w:p>
-      <w:pPr>
-        <w:spacing w:after="80"/>
-      </w:pPr>
-      <w:r>
-        <w:rPr>
-          <w:rFonts w:ascii="Arial" w:cs="Arial" w:eastAsia="Arial" w:hAnsi="Arial"/>
-          <w:sz w:val="20"/>
-          <w:szCs w:val="20"/>
+    <w:tbl>
+      <w:tblPr>
+        <w:tblW w:type="dxa" w:w="9600"/>
+        <w:tblBorders>
+          <w:top w:val="single" w:color="CCCCCC" w:sz="4"/>
+          <w:left w:val="single" w:color="CCCCCC" w:sz="4"/>
+          <w:bottom w:val="single" w:color="CCCCCC" w:sz="4"/>
+          <w:right w:val="single" w:color="CCCCCC" w:sz="4"/>
+          <w:insideH w:val="single" w:color="E0E0E0" w:sz="4"/>
+          <w:insideV w:val="single" w:color="E0E0E0" w:sz="4"/>
+        </w:tblBorders>
+      </w:tblPr>
+      <w:tblGrid>
+        <w:gridCol w:w="100"/>
+        <w:gridCol w:w="100"/>
+        <w:gridCol w:w="100"/>
+        <w:gridCol w:w="100"/>
+      </w:tblGrid>
+      <w:tr>
+        <w:trPr>
+          <w:tblHeader/>
+        </w:trPr>
+        <w:tc>
+          <w:tcPr>
+            <w:tcW w:type="dxa" w:w="2800"/>
+            <w:shd w:fill="F2F4F7"/>
+          </w:tcPr>
+          <w:p>
+            <w:r>
+              <w:rPr>
+                <w:rFonts w:ascii="Arial" w:cs="Arial" w:eastAsia="Arial" w:hAnsi="Arial"/>
+                <w:b/>
+                <w:bCs/>
+                <w:sz w:val="18"/>
+                <w:szCs w:val="18"/>
+              </w:rPr>
+              <w:t xml:space="preserve">Nazwa substancji</w:t>
+            </w:r>
+          </w:p>
+        </w:tc>
+        <w:tc>
+          <w:tcPr>
+            <w:tcW w:type="dxa" w:w="2600"/>
+            <w:shd w:fill="F2F4F7"/>
+          </w:tcPr>
+          <w:p>
+            <w:r>
+              <w:rPr>
+                <w:rFonts w:ascii="Arial" w:cs="Arial" w:eastAsia="Arial" w:hAnsi="Arial"/>
+                <w:b/>
+                <w:bCs/>
+                <w:sz w:val="18"/>
+                <w:szCs w:val="18"/>
+              </w:rPr>
+              <w:t xml:space="preserve">Identyfikatory</w:t>
+            </w:r>
+          </w:p>
+        </w:tc>
+        <w:tc>
+          <w:tcPr>
+            <w:tcW w:type="dxa" w:w="2800"/>
+            <w:shd w:fill="F2F4F7"/>
+          </w:tcPr>
+          <w:p>
+            <w:r>
+              <w:rPr>
+                <w:rFonts w:ascii="Arial" w:cs="Arial" w:eastAsia="Arial" w:hAnsi="Arial"/>
+                <w:b/>
+                <w:bCs/>
+                <w:sz w:val="18"/>
+                <w:szCs w:val="18"/>
+              </w:rPr>
+              <w:t xml:space="preserve">Klasyfikacja CLP</w:t>
+            </w:r>
+          </w:p>
+        </w:tc>
+        <w:tc>
+          <w:tcPr>
+            <w:tcW w:type="dxa" w:w="1400"/>
+            <w:shd w:fill="F2F4F7"/>
+          </w:tcPr>
+          <w:p>
+            <w:r>
+              <w:rPr>
+                <w:rFonts w:ascii="Arial" w:cs="Arial" w:eastAsia="Arial" w:hAnsi="Arial"/>
+                <w:b/>
+                <w:bCs/>
+                <w:sz w:val="18"/>
+                <w:szCs w:val="18"/>
+              </w:rPr>
+              <w:t xml:space="preserve">Stężenie</w:t>
+            </w:r>
+          </w:p>
+        </w:tc>
+      </w:tr>
+      <w:tr>
+        <w:tc>
+          <w:tcPr>
+            <w:tcW w:type="dxa" w:w="2800"/>
+          </w:tcPr>
+          <w:p>
+            <w:pPr>
+              <w:spacing w:after="40"/>
+            </w:pPr>
+            <w:r>
+              <w:rPr>
+                <w:rFonts w:ascii="Arial" w:cs="Arial" w:eastAsia="Arial" w:hAnsi="Arial"/>
+                <w:b/>
+                <w:bCs/>
+                <w:sz w:val="18"/>
+                <w:szCs w:val="18"/>
+              </w:rPr>
+              <w:t xml:space="preserve">etanol</w:t>
+            </w:r>
+          </w:p>
+          <w:p>
+            <w:r>
+              <w:rPr>
+                <w:rFonts w:ascii="Arial" w:cs="Arial" w:eastAsia="Arial" w:hAnsi="Arial"/>
+                <w:i/>
+                <w:iCs/>
+                <w:color w:val="666666"/>
+                <w:sz w:val="16"/>
+                <w:szCs w:val="16"/>
+              </w:rPr>
+              <w:t xml:space="preserve">(ang. ETHANOL)</w:t>
+            </w:r>
+          </w:p>
+        </w:tc>
+        <w:tc>
+          <w:tcPr>
+            <w:tcW w:type="dxa" w:w="2600"/>
+          </w:tcPr>
+          <w:p>
+            <w:pPr>
+              <w:spacing w:after="40"/>
+            </w:pPr>
+            <w:r>
+              <w:rPr>
+                <w:rFonts w:ascii="Arial" w:cs="Arial" w:eastAsia="Arial" w:hAnsi="Arial"/>
+                <w:sz w:val="17"/>
+                <w:szCs w:val="17"/>
+              </w:rPr>
+              <w:t xml:space="preserve">Numer CAS: 64-17-5</w:t>
+            </w:r>
+          </w:p>
+          <w:p>
+            <w:pPr>
+              <w:spacing w:after="40"/>
+            </w:pPr>
+            <w:r>
+              <w:rPr>
+                <w:rFonts w:ascii="Arial" w:cs="Arial" w:eastAsia="Arial" w:hAnsi="Arial"/>
+                <w:sz w:val="17"/>
+                <w:szCs w:val="17"/>
+              </w:rPr>
+              <w:t xml:space="preserve">Numer WE: 200-578-6</w:t>
+            </w:r>
+          </w:p>
+          <w:p>
+            <w:pPr>
+              <w:spacing w:after="40"/>
+            </w:pPr>
+            <w:r>
+              <w:rPr>
+                <w:rFonts w:ascii="Arial" w:cs="Arial" w:eastAsia="Arial" w:hAnsi="Arial"/>
+                <w:sz w:val="17"/>
+                <w:szCs w:val="17"/>
+              </w:rPr>
+              <w:t xml:space="preserve">Numer indeksowy: 603-002-00-5</w:t>
+            </w:r>
+          </w:p>
+        </w:tc>
+        <w:tc>
+          <w:tcPr>
+            <w:tcW w:type="dxa" w:w="2800"/>
+          </w:tcPr>
+          <w:p>
+            <w:pPr>
+              <w:spacing w:after="40"/>
+            </w:pPr>
+            <w:r>
+              <w:rPr>
+                <w:rFonts w:ascii="Arial" w:cs="Arial" w:eastAsia="Arial" w:hAnsi="Arial"/>
+                <w:sz w:val="17"/>
+                <w:szCs w:val="17"/>
+              </w:rPr>
+              <w:t xml:space="preserve">Flam. Liq. 2 H225, Eye Irrit. 2 H319, Eye Irrit. 2 H319: ≥ 50%</w:t>
+            </w:r>
+          </w:p>
+        </w:tc>
+        <w:tc>
+          <w:tcPr>
+            <w:tcW w:type="dxa" w:w="1400"/>
+          </w:tcPr>
+          <w:p>
+            <w:r>
+              <w:rPr>
+                <w:rFonts w:ascii="Arial" w:cs="Arial" w:eastAsia="Arial" w:hAnsi="Arial"/>
+                <w:sz w:val="18"/>
+                <w:szCs w:val="18"/>
+              </w:rPr>
+              <w:t xml:space="preserve">74 ≤ x &lt; 78</w:t>
+            </w:r>
+          </w:p>
+        </w:tc>
+      </w:tr>
+      <w:tr>
+        <w:tc>
+          <w:tcPr>
+            <w:tcW w:type="dxa" w:w="2800"/>
+          </w:tcPr>
+          <w:p>
+            <w:pPr>
+              <w:spacing w:after="40"/>
+            </w:pPr>
+            <w:r>
+              <w:rPr>
+                <w:rFonts w:ascii="Arial" w:cs="Arial" w:eastAsia="Arial" w:hAnsi="Arial"/>
+                <w:b/>
+                <w:bCs/>
+                <w:sz w:val="18"/>
+                <w:szCs w:val="18"/>
+              </w:rPr>
+              <w:t xml:space="preserve">4-methoxybenzaldehyde</w:t>
+            </w:r>
+          </w:p>
+          <w:p>
+            <w:r>
+              <w:rPr>
+                <w:rFonts w:ascii="Arial" w:cs="Arial" w:eastAsia="Arial" w:hAnsi="Arial"/>
+                <w:i/>
+                <w:iCs/>
+                <w:color w:val="666666"/>
+                <w:sz w:val="16"/>
+                <w:szCs w:val="16"/>
+              </w:rPr>
+              <w:t xml:space="preserve">(ang. ANISALDEHYDE)</w:t>
+            </w:r>
+          </w:p>
+        </w:tc>
+        <w:tc>
+          <w:tcPr>
+            <w:tcW w:type="dxa" w:w="2600"/>
+          </w:tcPr>
+          <w:p>
+            <w:pPr>
+              <w:spacing w:after="40"/>
+            </w:pPr>
+            <w:r>
+              <w:rPr>
+                <w:rFonts w:ascii="Arial" w:cs="Arial" w:eastAsia="Arial" w:hAnsi="Arial"/>
+                <w:sz w:val="17"/>
+                <w:szCs w:val="17"/>
+              </w:rPr>
+              <w:t xml:space="preserve">Numer CAS: 123-11-5</w:t>
+            </w:r>
+          </w:p>
+          <w:p>
+            <w:pPr>
+              <w:spacing w:after="40"/>
+            </w:pPr>
+            <w:r>
+              <w:rPr>
+                <w:rFonts w:ascii="Arial" w:cs="Arial" w:eastAsia="Arial" w:hAnsi="Arial"/>
+                <w:sz w:val="17"/>
+                <w:szCs w:val="17"/>
+              </w:rPr>
+              <w:t xml:space="preserve">Numer WE: 204-602-6</w:t>
+            </w:r>
+          </w:p>
+        </w:tc>
+        <w:tc>
+          <w:tcPr>
+            <w:tcW w:type="dxa" w:w="2800"/>
+          </w:tcPr>
+          <w:p>
+            <w:pPr>
+              <w:spacing w:after="40"/>
+            </w:pPr>
+            <w:r>
+              <w:rPr>
+                <w:rFonts w:ascii="Arial" w:cs="Arial" w:eastAsia="Arial" w:hAnsi="Arial"/>
+                <w:sz w:val="17"/>
+                <w:szCs w:val="17"/>
+              </w:rPr>
+              <w:t xml:space="preserve">Repr. 2 H361fd, Stwarzające zagrożenie dla środowiska wodnego - kategoria przewlekła 3 H412</w:t>
+            </w:r>
+          </w:p>
+        </w:tc>
+        <w:tc>
+          <w:tcPr>
+            <w:tcW w:type="dxa" w:w="1400"/>
+          </w:tcPr>
+          <w:p>
+            <w:r>
+              <w:rPr>
+                <w:rFonts w:ascii="Arial" w:cs="Arial" w:eastAsia="Arial" w:hAnsi="Arial"/>
+                <w:sz w:val="18"/>
+                <w:szCs w:val="18"/>
+              </w:rPr>
+              <w:t xml:space="preserve">0,7 ≤ x &lt; 0,8</w:t>
+            </w:r>
+          </w:p>
+        </w:tc>
+      </w:tr>
+      <w:tr>
+        <w:tc>
+          <w:tcPr>
+            <w:tcW w:type="dxa" w:w="2800"/>
+          </w:tcPr>
+          <w:p>
+            <w:pPr>
+              <w:spacing w:after="40"/>
+            </w:pPr>
+            <w:r>
+              <w:rPr>
+                <w:rFonts w:ascii="Arial" w:cs="Arial" w:eastAsia="Arial" w:hAnsi="Arial"/>
+                <w:b/>
+                <w:bCs/>
+                <w:sz w:val="18"/>
+                <w:szCs w:val="18"/>
+              </w:rPr>
+              <w:t xml:space="preserve">kumaryna</w:t>
+            </w:r>
+          </w:p>
+          <w:p>
+            <w:r>
+              <w:rPr>
+                <w:rFonts w:ascii="Arial" w:cs="Arial" w:eastAsia="Arial" w:hAnsi="Arial"/>
+                <w:i/>
+                <w:iCs/>
+                <w:color w:val="666666"/>
+                <w:sz w:val="16"/>
+                <w:szCs w:val="16"/>
+              </w:rPr>
+              <w:t xml:space="preserve">(ang. 2H-CHROMEN-2-ONE)</w:t>
+            </w:r>
+          </w:p>
+        </w:tc>
+        <w:tc>
+          <w:tcPr>
+            <w:tcW w:type="dxa" w:w="2600"/>
+          </w:tcPr>
+          <w:p>
+            <w:pPr>
+              <w:spacing w:after="40"/>
+            </w:pPr>
+            <w:r>
+              <w:rPr>
+                <w:rFonts w:ascii="Arial" w:cs="Arial" w:eastAsia="Arial" w:hAnsi="Arial"/>
+                <w:sz w:val="17"/>
+                <w:szCs w:val="17"/>
+              </w:rPr>
+              <w:t xml:space="preserve">Numer CAS: 91-64-5</w:t>
+            </w:r>
+          </w:p>
+          <w:p>
+            <w:pPr>
+              <w:spacing w:after="40"/>
+            </w:pPr>
+            <w:r>
+              <w:rPr>
+                <w:rFonts w:ascii="Arial" w:cs="Arial" w:eastAsia="Arial" w:hAnsi="Arial"/>
+                <w:sz w:val="17"/>
+                <w:szCs w:val="17"/>
+              </w:rPr>
+              <w:t xml:space="preserve">Numer WE: 202-086-7</w:t>
+            </w:r>
+          </w:p>
+        </w:tc>
+        <w:tc>
+          <w:tcPr>
+            <w:tcW w:type="dxa" w:w="2800"/>
+          </w:tcPr>
+          <w:p>
+            <w:pPr>
+              <w:spacing w:after="40"/>
+            </w:pPr>
+            <w:r>
+              <w:rPr>
+                <w:rFonts w:ascii="Arial" w:cs="Arial" w:eastAsia="Arial" w:hAnsi="Arial"/>
+                <w:sz w:val="17"/>
+                <w:szCs w:val="17"/>
+              </w:rPr>
+              <w:t xml:space="preserve">Acute Tox. 4 H302, Skin Sens. 1 H317, Stwarzające zagrożenie dla środowiska wodnego - kategoria przewlekła 3 H412, ATE Oral: 500 mg/kg</w:t>
+            </w:r>
+          </w:p>
+        </w:tc>
+        <w:tc>
+          <w:tcPr>
+            <w:tcW w:type="dxa" w:w="1400"/>
+          </w:tcPr>
+          <w:p>
+            <w:r>
+              <w:rPr>
+                <w:rFonts w:ascii="Arial" w:cs="Arial" w:eastAsia="Arial" w:hAnsi="Arial"/>
+                <w:sz w:val="18"/>
+                <w:szCs w:val="18"/>
+              </w:rPr>
+              <w:t xml:space="preserve">0,4 ≤ x &lt; 0,45</w:t>
+            </w:r>
+          </w:p>
+        </w:tc>
+      </w:tr>
+      <w:tr>
+        <w:tc>
+          <w:tcPr>
+            <w:tcW w:type="dxa" w:w="2800"/>
+          </w:tcPr>
+          <w:p>
+            <w:pPr>
+              <w:spacing w:after="40"/>
+            </w:pPr>
+            <w:r>
+              <w:rPr>
+                <w:rFonts w:ascii="Arial" w:cs="Arial" w:eastAsia="Arial" w:hAnsi="Arial"/>
+                <w:b/>
+                <w:bCs/>
+                <w:sz w:val="18"/>
+                <w:szCs w:val="18"/>
+              </w:rPr>
+              <w:t xml:space="preserve">2,6-ditert-butyl-4-methylphenol</w:t>
+            </w:r>
+          </w:p>
+          <w:p>
+            <w:r>
+              <w:rPr>
+                <w:rFonts w:ascii="Arial" w:cs="Arial" w:eastAsia="Arial" w:hAnsi="Arial"/>
+                <w:i/>
+                <w:iCs/>
+                <w:color w:val="666666"/>
+                <w:sz w:val="16"/>
+                <w:szCs w:val="16"/>
+              </w:rPr>
+              <w:t xml:space="preserve">(ang. 2,6-di-tert-butyl-p-cresol)</w:t>
+            </w:r>
+          </w:p>
+        </w:tc>
+        <w:tc>
+          <w:tcPr>
+            <w:tcW w:type="dxa" w:w="2600"/>
+          </w:tcPr>
+          <w:p>
+            <w:pPr>
+              <w:spacing w:after="40"/>
+            </w:pPr>
+            <w:r>
+              <w:rPr>
+                <w:rFonts w:ascii="Arial" w:cs="Arial" w:eastAsia="Arial" w:hAnsi="Arial"/>
+                <w:sz w:val="17"/>
+                <w:szCs w:val="17"/>
+              </w:rPr>
+              <w:t xml:space="preserve">Numer CAS: 128-37-0</w:t>
+            </w:r>
+          </w:p>
+          <w:p>
+            <w:pPr>
+              <w:spacing w:after="40"/>
+            </w:pPr>
+            <w:r>
+              <w:rPr>
+                <w:rFonts w:ascii="Arial" w:cs="Arial" w:eastAsia="Arial" w:hAnsi="Arial"/>
+                <w:sz w:val="17"/>
+                <w:szCs w:val="17"/>
+              </w:rPr>
+              <w:t xml:space="preserve">Numer WE: 204-881-4</w:t>
+            </w:r>
+          </w:p>
+        </w:tc>
+        <w:tc>
+          <w:tcPr>
+            <w:tcW w:type="dxa" w:w="2800"/>
+          </w:tcPr>
+          <w:p>
+            <w:pPr>
+              <w:spacing w:after="40"/>
+            </w:pPr>
+            <w:r>
+              <w:rPr>
+                <w:rFonts w:ascii="Arial" w:cs="Arial" w:eastAsia="Arial" w:hAnsi="Arial"/>
+                <w:sz w:val="17"/>
+                <w:szCs w:val="17"/>
+              </w:rPr>
+              <w:t xml:space="preserve">Stwarzające zagrożenie dla środowiska wodnego - kategoria przewlekła 1 H410 M= 1</w:t>
+            </w:r>
+          </w:p>
+        </w:tc>
+        <w:tc>
+          <w:tcPr>
+            <w:tcW w:type="dxa" w:w="1400"/>
+          </w:tcPr>
+          <w:p>
+            <w:r>
+              <w:rPr>
+                <w:rFonts w:ascii="Arial" w:cs="Arial" w:eastAsia="Arial" w:hAnsi="Arial"/>
+                <w:sz w:val="18"/>
+                <w:szCs w:val="18"/>
+              </w:rPr>
+              <w:t xml:space="preserve">0,1 ≤ x &lt; 0,15</w:t>
+            </w:r>
+          </w:p>
+        </w:tc>
+      </w:tr>
+      <w:tr>
+        <w:tc>
+          <w:tcPr>
+            <w:tcW w:type="dxa" w:w="2800"/>
+          </w:tcPr>
+          <w:p>
+            <w:pPr>
+              <w:spacing w:after="40"/>
+            </w:pPr>
+            <w:r>
+              <w:rPr>
+                <w:rFonts w:ascii="Arial" w:cs="Arial" w:eastAsia="Arial" w:hAnsi="Arial"/>
+                <w:b/>
+                <w:bCs/>
+                <w:sz w:val="18"/>
+                <w:szCs w:val="18"/>
+              </w:rPr>
+              <w:t xml:space="preserve">toluene</w:t>
+            </w:r>
+          </w:p>
+        </w:tc>
+        <w:tc>
+          <w:tcPr>
+            <w:tcW w:type="dxa" w:w="2600"/>
+          </w:tcPr>
+          <w:p>
+            <w:pPr>
+              <w:spacing w:after="40"/>
+            </w:pPr>
+            <w:r>
+              <w:rPr>
+                <w:rFonts w:ascii="Arial" w:cs="Arial" w:eastAsia="Arial" w:hAnsi="Arial"/>
+                <w:sz w:val="17"/>
+                <w:szCs w:val="17"/>
+              </w:rPr>
+              <w:t xml:space="preserve">Numer CAS: 108-88-3</w:t>
+            </w:r>
+          </w:p>
+          <w:p>
+            <w:pPr>
+              <w:spacing w:after="40"/>
+            </w:pPr>
+            <w:r>
+              <w:rPr>
+                <w:rFonts w:ascii="Arial" w:cs="Arial" w:eastAsia="Arial" w:hAnsi="Arial"/>
+                <w:sz w:val="17"/>
+                <w:szCs w:val="17"/>
+              </w:rPr>
+              <w:t xml:space="preserve">Numer WE: 203-625-9</w:t>
+            </w:r>
+          </w:p>
+          <w:p>
+            <w:pPr>
+              <w:spacing w:after="40"/>
+            </w:pPr>
+            <w:r>
+              <w:rPr>
+                <w:rFonts w:ascii="Arial" w:cs="Arial" w:eastAsia="Arial" w:hAnsi="Arial"/>
+                <w:sz w:val="17"/>
+                <w:szCs w:val="17"/>
+              </w:rPr>
+              <w:t xml:space="preserve">Numer indeksowy: 601-021-00-3</w:t>
+            </w:r>
+          </w:p>
+        </w:tc>
+        <w:tc>
+          <w:tcPr>
+            <w:tcW w:type="dxa" w:w="2800"/>
+          </w:tcPr>
+          <w:p>
+            <w:pPr>
+              <w:spacing w:after="40"/>
+            </w:pPr>
+            <w:r>
+              <w:rPr>
+                <w:rFonts w:ascii="Arial" w:cs="Arial" w:eastAsia="Arial" w:hAnsi="Arial"/>
+                <w:sz w:val="17"/>
+                <w:szCs w:val="17"/>
+              </w:rPr>
+              <w:t xml:space="preserve">Flam. Liq. 2 H225, Repr. 2 H361d, Asp. Tox. 1 H304, Działanie toksyczne na narządy docelowe – narażenie powtarzane 2 H373, Skin Irrit. 2 H315, Działanie toksyczne na narządy docelowe – narażenie jednorazowe 3 H336</w:t>
+            </w:r>
+          </w:p>
+        </w:tc>
+        <w:tc>
+          <w:tcPr>
+            <w:tcW w:type="dxa" w:w="1400"/>
+          </w:tcPr>
+          <w:p>
+            <w:r>
+              <w:rPr>
+                <w:rFonts w:ascii="Arial" w:cs="Arial" w:eastAsia="Arial" w:hAnsi="Arial"/>
+                <w:sz w:val="18"/>
+                <w:szCs w:val="18"/>
+              </w:rPr>
+              <w:t xml:space="preserve">0 &lt; x &lt; 0,05</w:t>
+            </w:r>
+          </w:p>
+        </w:tc>
+      </w:tr>
+    </w:tbl>
+    <w:p>
+      <w:pPr>
+        <w:spacing w:after="150" w:before="180"/>
+      </w:pPr>
+      <w:r>
+        <w:rPr>
+          <w:rFonts w:ascii="Arial" w:cs="Arial" w:eastAsia="Arial" w:hAnsi="Arial"/>
+          <w:i/>
+          <w:iCs/>
+          <w:sz w:val="18"/>
+          <w:szCs w:val="18"/>
         </w:rPr>
         <w:t xml:space="preserve">Pełne brzmienie zwrotów H i EUH znajduje się w sekcji 16 karty charakterystyki.</w:t>
       </w:r>
@@ -1579,7 +1702,7 @@
           <w:sz w:val="20"/>
           <w:szCs w:val="20"/>
         </w:rPr>
-        <w:t xml:space="preserve">Brak dostępnych szczegółowych informacji na temat objawów i skutków wywoływanych przez produkt.</w:t>
+        <w:t xml:space="preserve">Specific information on symptoms and effects caused by the product are unknown. DELAYED EFFECTS: Based on the information currently available, there are no known cases of delayed effects following exposure to this product.</w:t>
       </w:r>
     </w:p>
     <w:p>
@@ -1617,7 +1740,7 @@
           <w:sz w:val="20"/>
           <w:szCs w:val="20"/>
         </w:rPr>
-        <w:t xml:space="preserve"> Brak danych.</w:t>
+        <w:t xml:space="preserve"> If symptoms occur, whether acute or delayed, consult a doctor. Means to have available in the workplace for specific and immediate treatment Running water for skin and eye wash.</w:t>
       </w:r>
     </w:p>
     <w:p>
@@ -1733,7 +1856,7 @@
           <w:sz w:val="20"/>
           <w:szCs w:val="20"/>
         </w:rPr>
-        <w:t xml:space="preserve"> Unikać wdychania produktów spalania.</w:t>
+        <w:t xml:space="preserve"> HAZARDS CAUSED BY EXPOSURE IN THE EVENT OF FIRE Excess pressure may form in containers exposed to fire at a risk of explosion. Do not breathe combustion products.</w:t>
       </w:r>
     </w:p>
     <w:p>
@@ -1771,7 +1894,7 @@
           <w:sz w:val="20"/>
           <w:szCs w:val="20"/>
         </w:rPr>
-        <w:t xml:space="preserve"> Gromadzić oddzielnie zanieczyszczoną wodę gaśniczą; nie dopuścić do jej przedostania się do kanalizacji. Stosować odzież ochronną dla strażaków zgodną z normą europejską EN 469 oraz autonomiczny aparat oddechowy (SCBA) z rękawicami odpornymi na chemikalia.</w:t>
+        <w:t xml:space="preserve"> GENERAL INFORMATION Use jets of water to cool the containers to prevent product decomposition and the development of substances potentially hazardous for health. Always wear full fire prevention gear. Collect extinguishing water to prevent it from draining into the sewer system. Dispose of contaminated water used for extinction and the remains of the fire according to applicable regulations. SPECIAL PROTECTIVE EQUIPMENT FOR FIRE-FIGHTERS Normal fire fighting clothing i.e. fire kit (BS EN 469), gloves (BS EN 659) and boots (HO specification A29 and A30) in combination with self-contained open circuit positive pressure compressed air breathing apparatus (BS EN 137).</w:t>
       </w:r>
     </w:p>
     <w:p>
@@ -1877,7 +2000,7 @@
           <w:sz w:val="20"/>
           <w:szCs w:val="20"/>
         </w:rPr>
-        <w:t xml:space="preserve">Nie dopuścić do przedostania się do gleby/podglebia. Nie dopuścić do przedostania się do wód powierzchniowych ani kanalizacji. Zatrzymać zanieczyszczoną wodę z mycia i przekazać do utylizacji. W przypadku wycieku gazu lub przedostania się do cieków wodnych, gleby lub kanalizacji powiadomić właściwe władze.</w:t>
+        <w:t xml:space="preserve">The product must not penetrate into the sewer system or come into contact with surface water or ground water.</w:t>
       </w:r>
     </w:p>
     <w:p>
@@ -1897,25 +2020,15 @@
     </w:p>
     <w:p>
       <w:pPr>
-        <w:spacing w:after="80" w:before="80"/>
-      </w:pPr>
-      <w:r>
-        <w:rPr>
-          <w:rFonts w:ascii="Arial" w:cs="Arial" w:eastAsia="Arial" w:hAnsi="Arial"/>
-          <w:b/>
-          <w:bCs/>
-          <w:sz w:val="20"/>
-          <w:szCs w:val="20"/>
-        </w:rPr>
-        <w:t xml:space="preserve">Odpowiedni materiał do zbierania:</w:t>
-      </w:r>
-      <w:r>
-        <w:rPr>
-          <w:rFonts w:ascii="Arial" w:cs="Arial" w:eastAsia="Arial" w:hAnsi="Arial"/>
-          <w:sz w:val="20"/>
-          <w:szCs w:val="20"/>
-        </w:rPr>
-        <w:t xml:space="preserve"> materiał pochłaniający, organiczny, piasek. Zmyć dużą ilością wody.</w:t>
+        <w:spacing w:after="80"/>
+      </w:pPr>
+      <w:r>
+        <w:rPr>
+          <w:rFonts w:ascii="Arial" w:cs="Arial" w:eastAsia="Arial" w:hAnsi="Arial"/>
+          <w:sz w:val="20"/>
+          <w:szCs w:val="20"/>
+        </w:rPr>
+        <w:t xml:space="preserve">Collect the leaked product into a suitable container. Evaluate the compatibility of the container to be used, by checking section 10. Absorb the remainder with inert absorbent material. Make sure the leakage site is well aired. Contaminated material should be disposed of in compliance with the provisions set forth in point 13.</w:t>
       </w:r>
     </w:p>
     <w:p>
@@ -1943,7 +2056,7 @@
           <w:sz w:val="20"/>
           <w:szCs w:val="20"/>
         </w:rPr>
-        <w:t xml:space="preserve">Patrz również sekcja 8 i 13.</w:t>
+        <w:t xml:space="preserve">Any information on personal protection and disposal is given in sections 8 and 13.</w:t>
       </w:r>
     </w:p>
     <w:p>
@@ -1998,7 +2111,7 @@
           <w:sz w:val="20"/>
           <w:szCs w:val="20"/>
         </w:rPr>
-        <w:t xml:space="preserve"> Unikać kontaktu ze skórą i oczami oraz wdychania par i mgieł. Patrz również sekcja 8 w celu zapoznania się z zalecanym sprzętem ochrony osobistej.</w:t>
+        <w:t xml:space="preserve"> Keep away from heat, sparks and naked flames; do not smoke or use matches or lighters. Without adequate ventilation, vapours may accumulate at ground level and, if ignited, catch fire even at a distance, with the danger of backfire. Avoid bunching of electrostatic charges. When performing transfer operations involving large containers, connect to an earthing system and wear antistatic footwear. Vigorous stirring and flow through the tubes and equipment may cause the formation and accumulation of electrostatic charges. In order to avoid the risk of fires and explosions, never use compressed air when handling. Open containers with caution as they may be pressurised. Do not eat, drink or smoke during use. Avoid leakage of the product into the environment.</w:t>
       </w:r>
     </w:p>
     <w:p>
@@ -2059,7 +2172,7 @@
           <w:sz w:val="20"/>
           <w:szCs w:val="20"/>
         </w:rPr>
-        <w:t xml:space="preserve"> Brak szczególnych.</w:t>
+        <w:t xml:space="preserve"> , see section 10 for details.</w:t>
       </w:r>
     </w:p>
     <w:p>
@@ -2110,7 +2223,7 @@
           <w:sz w:val="20"/>
           <w:szCs w:val="20"/>
         </w:rPr>
-        <w:t xml:space="preserve">Brak szczególnych.</w:t>
+        <w:t xml:space="preserve">Information not available</w:t>
       </w:r>
     </w:p>
     <w:p>
@@ -2170,6 +2283,123 @@
     </w:p>
     <w:p>
       <w:pPr>
+        <w:spacing w:after="80"/>
+      </w:pPr>
+      <w:r>
+        <w:rPr>
+          <w:rFonts w:ascii="Arial" w:cs="Arial" w:eastAsia="Arial" w:hAnsi="Arial"/>
+          <w:sz w:val="20"/>
+          <w:szCs w:val="20"/>
+        </w:rPr>
+        <w:t xml:space="preserve">Krajowe wartości najwyższych dopuszczalnych stężeń w środowisku pracy (Polska – Dz.U. 2018 poz. 1286 z późn. zm., w tym Dz.U. 2024 poz. 1017):</w:t>
+      </w:r>
+    </w:p>
+    <w:p>
+      <w:pPr>
+        <w:spacing w:after="80"/>
+      </w:pPr>
+      <w:r>
+        <w:rPr>
+          <w:rFonts w:ascii="Arial" w:cs="Arial" w:eastAsia="Arial" w:hAnsi="Arial"/>
+          <w:sz w:val="20"/>
+          <w:szCs w:val="20"/>
+        </w:rPr>
+        <w:t xml:space="preserve">Etanol [CAS: 64-17-5]:</w:t>
+      </w:r>
+    </w:p>
+    <w:p>
+      <w:pPr>
+        <w:spacing w:after="80"/>
+      </w:pPr>
+      <w:r>
+        <w:rPr>
+          <w:rFonts w:ascii="Arial" w:cs="Arial" w:eastAsia="Arial" w:hAnsi="Arial"/>
+          <w:sz w:val="20"/>
+          <w:szCs w:val="20"/>
+        </w:rPr>
+        <w:t xml:space="preserve">- NDS: 1900 mg/m³</w:t>
+      </w:r>
+    </w:p>
+    <w:p>
+      <w:pPr>
+        <w:spacing w:after="80"/>
+      </w:pPr>
+      <w:r>
+        <w:rPr>
+          <w:rFonts w:ascii="Arial" w:cs="Arial" w:eastAsia="Arial" w:hAnsi="Arial"/>
+          <w:sz w:val="20"/>
+          <w:szCs w:val="20"/>
+        </w:rPr>
+        <w:t xml:space="preserve">2,6-Di-tert-butylo-4-metylofenol [CAS: 128-37-0]:</w:t>
+      </w:r>
+    </w:p>
+    <w:p>
+      <w:pPr>
+        <w:spacing w:after="80"/>
+      </w:pPr>
+      <w:r>
+        <w:rPr>
+          <w:rFonts w:ascii="Arial" w:cs="Arial" w:eastAsia="Arial" w:hAnsi="Arial"/>
+          <w:sz w:val="20"/>
+          <w:szCs w:val="20"/>
+        </w:rPr>
+        <w:t xml:space="preserve">- NDS: 10 mg/m³</w:t>
+      </w:r>
+    </w:p>
+    <w:p>
+      <w:pPr>
+        <w:spacing w:after="80"/>
+      </w:pPr>
+      <w:r>
+        <w:rPr>
+          <w:rFonts w:ascii="Arial" w:cs="Arial" w:eastAsia="Arial" w:hAnsi="Arial"/>
+          <w:sz w:val="20"/>
+          <w:szCs w:val="20"/>
+        </w:rPr>
+        <w:t xml:space="preserve">Toluen [CAS: 108-88-3]:</w:t>
+      </w:r>
+    </w:p>
+    <w:p>
+      <w:pPr>
+        <w:spacing w:after="80"/>
+      </w:pPr>
+      <w:r>
+        <w:rPr>
+          <w:rFonts w:ascii="Arial" w:cs="Arial" w:eastAsia="Arial" w:hAnsi="Arial"/>
+          <w:sz w:val="20"/>
+          <w:szCs w:val="20"/>
+        </w:rPr>
+        <w:t xml:space="preserve">- NDS: 100 mg/m³</w:t>
+      </w:r>
+    </w:p>
+    <w:p>
+      <w:pPr>
+        <w:spacing w:after="80"/>
+      </w:pPr>
+      <w:r>
+        <w:rPr>
+          <w:rFonts w:ascii="Arial" w:cs="Arial" w:eastAsia="Arial" w:hAnsi="Arial"/>
+          <w:sz w:val="20"/>
+          <w:szCs w:val="20"/>
+        </w:rPr>
+        <w:t xml:space="preserve">- NDSCh: 200 mg/m³</w:t>
+      </w:r>
+    </w:p>
+    <w:p>
+      <w:pPr>
+        <w:spacing w:after="80"/>
+      </w:pPr>
+      <w:r>
+        <w:rPr>
+          <w:rFonts w:ascii="Arial" w:cs="Arial" w:eastAsia="Arial" w:hAnsi="Arial"/>
+          <w:sz w:val="20"/>
+          <w:szCs w:val="20"/>
+        </w:rPr>
+        <w:t xml:space="preserve">- Uwagi: oznakowanie substancji notacją „skóra”</w:t>
+      </w:r>
+    </w:p>
+    <w:p>
+      <w:pPr>
         <w:spacing w:after="80" w:before="150"/>
       </w:pPr>
       <w:r>
@@ -2180,43 +2410,331 @@
           <w:sz w:val="20"/>
           <w:szCs w:val="20"/>
         </w:rPr>
-        <w:t xml:space="preserve">Krajowe wartości najwyższych dopuszczalnych stężeń w środowisku pracy (Polska):</w:t>
-      </w:r>
-    </w:p>
-    <w:p>
-      <w:pPr>
-        <w:spacing w:after="80"/>
-      </w:pPr>
-      <w:r>
-        <w:rPr>
-          <w:rFonts w:ascii="Arial" w:cs="Arial" w:eastAsia="Arial" w:hAnsi="Arial"/>
-          <w:sz w:val="20"/>
-          <w:szCs w:val="20"/>
-        </w:rPr>
-        <w:t xml:space="preserve">Dla składników mieszaniny wymienionych w sekcji 3 nie określono wartości najwyższych dopuszczalnych stężeń (NDS, NDSCh, NDSP) w środowisku pracy zgodnie z Rozporządzeniem Ministra Rodziny, Pracy i Polityki Społecznej z dnia 12 czerwca 2018 r. w sprawie najwyższych dopuszczalnych stężeń i natężeń czynników szkodliwych dla zdrowia w środowisku pracy (Dz.U. 2018 poz. 1286 z późn. zm., w tym Dz.U. 2024 poz. 1017).</w:t>
-      </w:r>
-    </w:p>
-    <w:p>
-      <w:pPr>
-        <w:spacing w:after="80" w:before="80"/>
-      </w:pPr>
-      <w:r>
-        <w:rPr>
-          <w:rFonts w:ascii="Arial" w:cs="Arial" w:eastAsia="Arial" w:hAnsi="Arial"/>
-          <w:b/>
-          <w:bCs/>
-          <w:sz w:val="20"/>
-          <w:szCs w:val="20"/>
-        </w:rPr>
-        <w:t xml:space="preserve">Wartości DNEL i PNEC:</w:t>
-      </w:r>
-      <w:r>
-        <w:rPr>
-          <w:rFonts w:ascii="Arial" w:cs="Arial" w:eastAsia="Arial" w:hAnsi="Arial"/>
-          <w:sz w:val="20"/>
-          <w:szCs w:val="20"/>
-        </w:rPr>
-        <w:t xml:space="preserve"> Dla mieszaniny i jej składników nie oznaczono wartości DNEL oraz PNEC.</w:t>
+        <w:t xml:space="preserve">Wspólnotowe i zagraniczne dopuszczalne wartości narażenia zawodowego (OEL):</w:t>
+      </w:r>
+    </w:p>
+    <w:p>
+      <w:pPr>
+        <w:spacing w:after="80" w:before="150"/>
+      </w:pPr>
+      <w:r>
+        <w:rPr>
+          <w:rFonts w:ascii="Arial" w:cs="Arial" w:eastAsia="Arial" w:hAnsi="Arial"/>
+          <w:b/>
+          <w:bCs/>
+          <w:sz w:val="20"/>
+          <w:szCs w:val="20"/>
+        </w:rPr>
+        <w:t xml:space="preserve">Etanol (CAS: 64-17-5):</w:t>
+      </w:r>
+    </w:p>
+    <w:p>
+      <w:pPr>
+        <w:spacing w:after="80"/>
+      </w:pPr>
+      <w:r>
+        <w:rPr>
+          <w:rFonts w:ascii="Arial" w:cs="Arial" w:eastAsia="Arial" w:hAnsi="Arial"/>
+          <w:sz w:val="20"/>
+          <w:szCs w:val="20"/>
+        </w:rPr>
+        <w:t xml:space="preserve">Niemcy (AGW) / Austria (MAK): 380 mg/m³ (200 ppm) / 960 mg/m³ (500 ppm).</w:t>
+      </w:r>
+    </w:p>
+    <w:p>
+      <w:pPr>
+        <w:spacing w:after="80"/>
+      </w:pPr>
+      <w:r>
+        <w:rPr>
+          <w:rFonts w:ascii="Arial" w:cs="Arial" w:eastAsia="Arial" w:hAnsi="Arial"/>
+          <w:sz w:val="20"/>
+          <w:szCs w:val="20"/>
+        </w:rPr>
+        <w:t xml:space="preserve">Wartości DNEL i PNEC wyznaczone dla składników mieszaniny:</w:t>
+      </w:r>
+    </w:p>
+    <w:p>
+      <w:pPr>
+        <w:spacing w:after="80" w:before="80"/>
+      </w:pPr>
+      <w:r>
+        <w:rPr>
+          <w:rFonts w:ascii="Arial" w:cs="Arial" w:eastAsia="Arial" w:hAnsi="Arial"/>
+          <w:b/>
+          <w:bCs/>
+          <w:sz w:val="20"/>
+          <w:szCs w:val="20"/>
+        </w:rPr>
+        <w:t xml:space="preserve">DNEL:</w:t>
+      </w:r>
+      <w:r>
+        <w:rPr>
+          <w:rFonts w:ascii="Arial" w:cs="Arial" w:eastAsia="Arial" w:hAnsi="Arial"/>
+          <w:sz w:val="20"/>
+          <w:szCs w:val="20"/>
+        </w:rPr>
+        <w:t xml:space="preserve"/>
+      </w:r>
+    </w:p>
+    <w:p>
+      <w:pPr>
+        <w:spacing w:after="80"/>
+      </w:pPr>
+      <w:r>
+        <w:rPr>
+          <w:rFonts w:ascii="Arial" w:cs="Arial" w:eastAsia="Arial" w:hAnsi="Arial"/>
+          <w:sz w:val="20"/>
+          <w:szCs w:val="20"/>
+        </w:rPr>
+        <w:t xml:space="preserve">DNEL / DMEL</w:t>
+      </w:r>
+    </w:p>
+    <w:p>
+      <w:pPr>
+        <w:spacing w:after="80"/>
+      </w:pPr>
+      <w:r>
+        <w:rPr>
+          <w:rFonts w:ascii="Arial" w:cs="Arial" w:eastAsia="Arial" w:hAnsi="Arial"/>
+          <w:sz w:val="20"/>
+          <w:szCs w:val="20"/>
+        </w:rPr>
+        <w:t xml:space="preserve">Effects on consumers Effects on workers</w:t>
+      </w:r>
+    </w:p>
+    <w:p>
+      <w:pPr>
+        <w:spacing w:after="80"/>
+      </w:pPr>
+      <w:r>
+        <w:rPr>
+          <w:rFonts w:ascii="Arial" w:cs="Arial" w:eastAsia="Arial" w:hAnsi="Arial"/>
+          <w:sz w:val="20"/>
+          <w:szCs w:val="20"/>
+        </w:rPr>
+        <w:t xml:space="preserve">Route of exposure Acute local Acute systemic Chronic local Chronic systemic Acute local Acute systemic Chronic local Chronic systemic</w:t>
+      </w:r>
+    </w:p>
+    <w:p>
+      <w:pPr>
+        <w:spacing w:after="80"/>
+      </w:pPr>
+      <w:r>
+        <w:rPr>
+          <w:rFonts w:ascii="Arial" w:cs="Arial" w:eastAsia="Arial" w:hAnsi="Arial"/>
+          <w:sz w:val="20"/>
+          <w:szCs w:val="20"/>
+        </w:rPr>
+        <w:t xml:space="preserve">Oral 87 mg/kg bw/d</w:t>
+      </w:r>
+    </w:p>
+    <w:p>
+      <w:pPr>
+        <w:spacing w:after="80"/>
+      </w:pPr>
+      <w:r>
+        <w:rPr>
+          <w:rFonts w:ascii="Arial" w:cs="Arial" w:eastAsia="Arial" w:hAnsi="Arial"/>
+          <w:sz w:val="20"/>
+          <w:szCs w:val="20"/>
+        </w:rPr>
+        <w:t xml:space="preserve">DNEL / DMEL</w:t>
+      </w:r>
+    </w:p>
+    <w:p>
+      <w:pPr>
+        <w:spacing w:after="80"/>
+      </w:pPr>
+      <w:r>
+        <w:rPr>
+          <w:rFonts w:ascii="Arial" w:cs="Arial" w:eastAsia="Arial" w:hAnsi="Arial"/>
+          <w:sz w:val="20"/>
+          <w:szCs w:val="20"/>
+        </w:rPr>
+        <w:t xml:space="preserve">Effects on consumers Effects on workers</w:t>
+      </w:r>
+    </w:p>
+    <w:p>
+      <w:pPr>
+        <w:spacing w:after="80"/>
+      </w:pPr>
+      <w:r>
+        <w:rPr>
+          <w:rFonts w:ascii="Arial" w:cs="Arial" w:eastAsia="Arial" w:hAnsi="Arial"/>
+          <w:sz w:val="20"/>
+          <w:szCs w:val="20"/>
+        </w:rPr>
+        <w:t xml:space="preserve">Route of exposure Acute local Acute systemic Chronic local Chronic systemic Acute local Acute systemic Chronic local Chronic systemic</w:t>
+      </w:r>
+    </w:p>
+    <w:p>
+      <w:pPr>
+        <w:spacing w:after="80"/>
+      </w:pPr>
+      <w:r>
+        <w:rPr>
+          <w:rFonts w:ascii="Arial" w:cs="Arial" w:eastAsia="Arial" w:hAnsi="Arial"/>
+          <w:sz w:val="20"/>
+          <w:szCs w:val="20"/>
+        </w:rPr>
+        <w:t xml:space="preserve">Oral 2,5 mg/kg bw/d</w:t>
+      </w:r>
+    </w:p>
+    <w:p>
+      <w:pPr>
+        <w:spacing w:after="80"/>
+      </w:pPr>
+      <w:r>
+        <w:rPr>
+          <w:rFonts w:ascii="Arial" w:cs="Arial" w:eastAsia="Arial" w:hAnsi="Arial"/>
+          <w:sz w:val="20"/>
+          <w:szCs w:val="20"/>
+        </w:rPr>
+        <w:t xml:space="preserve">DNEL / DMEL</w:t>
+      </w:r>
+    </w:p>
+    <w:p>
+      <w:pPr>
+        <w:spacing w:after="80"/>
+      </w:pPr>
+      <w:r>
+        <w:rPr>
+          <w:rFonts w:ascii="Arial" w:cs="Arial" w:eastAsia="Arial" w:hAnsi="Arial"/>
+          <w:sz w:val="20"/>
+          <w:szCs w:val="20"/>
+        </w:rPr>
+        <w:t xml:space="preserve">Effects on consumers Effects on workers</w:t>
+      </w:r>
+    </w:p>
+    <w:p>
+      <w:pPr>
+        <w:spacing w:after="80"/>
+      </w:pPr>
+      <w:r>
+        <w:rPr>
+          <w:rFonts w:ascii="Arial" w:cs="Arial" w:eastAsia="Arial" w:hAnsi="Arial"/>
+          <w:sz w:val="20"/>
+          <w:szCs w:val="20"/>
+        </w:rPr>
+        <w:t xml:space="preserve">Route of exposure Acute local Acute systemic Chronic local Chronic systemic Acute local Acute systemic Chronic local Chronic systemic</w:t>
+      </w:r>
+    </w:p>
+    <w:p>
+      <w:pPr>
+        <w:spacing w:after="80"/>
+      </w:pPr>
+      <w:r>
+        <w:rPr>
+          <w:rFonts w:ascii="Arial" w:cs="Arial" w:eastAsia="Arial" w:hAnsi="Arial"/>
+          <w:sz w:val="20"/>
+          <w:szCs w:val="20"/>
+        </w:rPr>
+        <w:t xml:space="preserve">Oral 0,39 mg/kg bw/d</w:t>
+      </w:r>
+    </w:p>
+    <w:p>
+      <w:pPr>
+        <w:spacing w:after="80"/>
+      </w:pPr>
+      <w:r>
+        <w:rPr>
+          <w:rFonts w:ascii="Arial" w:cs="Arial" w:eastAsia="Arial" w:hAnsi="Arial"/>
+          <w:sz w:val="20"/>
+          <w:szCs w:val="20"/>
+        </w:rPr>
+        <w:t xml:space="preserve">DNEL / DMEL</w:t>
+      </w:r>
+    </w:p>
+    <w:p>
+      <w:pPr>
+        <w:spacing w:after="80"/>
+      </w:pPr>
+      <w:r>
+        <w:rPr>
+          <w:rFonts w:ascii="Arial" w:cs="Arial" w:eastAsia="Arial" w:hAnsi="Arial"/>
+          <w:sz w:val="20"/>
+          <w:szCs w:val="20"/>
+        </w:rPr>
+        <w:t xml:space="preserve">Effects on consumers Effects on workers</w:t>
+      </w:r>
+    </w:p>
+    <w:p>
+      <w:pPr>
+        <w:spacing w:after="80"/>
+      </w:pPr>
+      <w:r>
+        <w:rPr>
+          <w:rFonts w:ascii="Arial" w:cs="Arial" w:eastAsia="Arial" w:hAnsi="Arial"/>
+          <w:sz w:val="20"/>
+          <w:szCs w:val="20"/>
+        </w:rPr>
+        <w:t xml:space="preserve">Route of exposure Acute local Acute systemic Chronic local Chronic systemic Acute local Acute systemic Chronic local Chronic systemic</w:t>
+      </w:r>
+    </w:p>
+    <w:p>
+      <w:pPr>
+        <w:spacing w:after="80"/>
+      </w:pPr>
+      <w:r>
+        <w:rPr>
+          <w:rFonts w:ascii="Arial" w:cs="Arial" w:eastAsia="Arial" w:hAnsi="Arial"/>
+          <w:sz w:val="20"/>
+          <w:szCs w:val="20"/>
+        </w:rPr>
+        <w:t xml:space="preserve">Oral 0,25 mg/kg bw/d</w:t>
+      </w:r>
+    </w:p>
+    <w:p>
+      <w:pPr>
+        <w:spacing w:after="80"/>
+      </w:pPr>
+      <w:r>
+        <w:rPr>
+          <w:rFonts w:ascii="Arial" w:cs="Arial" w:eastAsia="Arial" w:hAnsi="Arial"/>
+          <w:sz w:val="20"/>
+          <w:szCs w:val="20"/>
+        </w:rPr>
+        <w:t xml:space="preserve">DNEL / DMEL</w:t>
+      </w:r>
+    </w:p>
+    <w:p>
+      <w:pPr>
+        <w:spacing w:after="80"/>
+      </w:pPr>
+      <w:r>
+        <w:rPr>
+          <w:rFonts w:ascii="Arial" w:cs="Arial" w:eastAsia="Arial" w:hAnsi="Arial"/>
+          <w:sz w:val="20"/>
+          <w:szCs w:val="20"/>
+        </w:rPr>
+        <w:t xml:space="preserve">Effects on consumers Effects on workers</w:t>
+      </w:r>
+    </w:p>
+    <w:p>
+      <w:pPr>
+        <w:spacing w:after="80"/>
+      </w:pPr>
+      <w:r>
+        <w:rPr>
+          <w:rFonts w:ascii="Arial" w:cs="Arial" w:eastAsia="Arial" w:hAnsi="Arial"/>
+          <w:sz w:val="20"/>
+          <w:szCs w:val="20"/>
+        </w:rPr>
+        <w:t xml:space="preserve">Route of exposure Acute local Acute systemic Chronic local Chronic systemic Acute local Acute systemic Chronic local Chronic systemic</w:t>
+      </w:r>
+    </w:p>
+    <w:p>
+      <w:pPr>
+        <w:spacing w:after="80"/>
+      </w:pPr>
+      <w:r>
+        <w:rPr>
+          <w:rFonts w:ascii="Arial" w:cs="Arial" w:eastAsia="Arial" w:hAnsi="Arial"/>
+          <w:sz w:val="20"/>
+          <w:szCs w:val="20"/>
+        </w:rPr>
+        <w:t xml:space="preserve">Oral 8,13 mg/kg bw/d</w:t>
       </w:r>
     </w:p>
     <w:p>
@@ -2470,6 +2988,213 @@
           <w:sz w:val="20"/>
           <w:szCs w:val="20"/>
         </w:rPr>
+        <w:t xml:space="preserve"> ciecz</w:t>
+      </w:r>
+    </w:p>
+    <w:p>
+      <w:pPr>
+        <w:spacing w:after="80" w:before="80"/>
+      </w:pPr>
+      <w:r>
+        <w:rPr>
+          <w:rFonts w:ascii="Arial" w:cs="Arial" w:eastAsia="Arial" w:hAnsi="Arial"/>
+          <w:b/>
+          <w:bCs/>
+          <w:sz w:val="20"/>
+          <w:szCs w:val="20"/>
+        </w:rPr>
+        <w:t xml:space="preserve">Kolor:</w:t>
+      </w:r>
+      <w:r>
+        <w:rPr>
+          <w:rFonts w:ascii="Arial" w:cs="Arial" w:eastAsia="Arial" w:hAnsi="Arial"/>
+          <w:sz w:val="20"/>
+          <w:szCs w:val="20"/>
+        </w:rPr>
+        <w:t xml:space="preserve"> różowy</w:t>
+      </w:r>
+    </w:p>
+    <w:p>
+      <w:pPr>
+        <w:spacing w:after="80" w:before="80"/>
+      </w:pPr>
+      <w:r>
+        <w:rPr>
+          <w:rFonts w:ascii="Arial" w:cs="Arial" w:eastAsia="Arial" w:hAnsi="Arial"/>
+          <w:b/>
+          <w:bCs/>
+          <w:sz w:val="20"/>
+          <w:szCs w:val="20"/>
+        </w:rPr>
+        <w:t xml:space="preserve">Zapach:</w:t>
+      </w:r>
+      <w:r>
+        <w:rPr>
+          <w:rFonts w:ascii="Arial" w:cs="Arial" w:eastAsia="Arial" w:hAnsi="Arial"/>
+          <w:sz w:val="20"/>
+          <w:szCs w:val="20"/>
+        </w:rPr>
+        <w:t xml:space="preserve"> charakterystyczny</w:t>
+      </w:r>
+    </w:p>
+    <w:p>
+      <w:pPr>
+        <w:spacing w:after="80" w:before="80"/>
+      </w:pPr>
+      <w:r>
+        <w:rPr>
+          <w:rFonts w:ascii="Arial" w:cs="Arial" w:eastAsia="Arial" w:hAnsi="Arial"/>
+          <w:b/>
+          <w:bCs/>
+          <w:sz w:val="20"/>
+          <w:szCs w:val="20"/>
+        </w:rPr>
+        <w:t xml:space="preserve">Temperatura topnienia/krzepnięcia:</w:t>
+      </w:r>
+      <w:r>
+        <w:rPr>
+          <w:rFonts w:ascii="Arial" w:cs="Arial" w:eastAsia="Arial" w:hAnsi="Arial"/>
+          <w:sz w:val="20"/>
+          <w:szCs w:val="20"/>
+        </w:rPr>
+        <w:t xml:space="preserve"> -114 °C</w:t>
+      </w:r>
+    </w:p>
+    <w:p>
+      <w:pPr>
+        <w:spacing w:after="80" w:before="80"/>
+      </w:pPr>
+      <w:r>
+        <w:rPr>
+          <w:rFonts w:ascii="Arial" w:cs="Arial" w:eastAsia="Arial" w:hAnsi="Arial"/>
+          <w:b/>
+          <w:bCs/>
+          <w:sz w:val="20"/>
+          <w:szCs w:val="20"/>
+        </w:rPr>
+        <w:t xml:space="preserve">Temperatura wrzenia lub początkowa temperatura wrzenia i zakres temperatur wrzenia:</w:t>
+      </w:r>
+      <w:r>
+        <w:rPr>
+          <w:rFonts w:ascii="Arial" w:cs="Arial" w:eastAsia="Arial" w:hAnsi="Arial"/>
+          <w:sz w:val="20"/>
+          <w:szCs w:val="20"/>
+        </w:rPr>
+        <w:t xml:space="preserve"> 78,5 °C</w:t>
+      </w:r>
+    </w:p>
+    <w:p>
+      <w:pPr>
+        <w:spacing w:after="80" w:before="80"/>
+      </w:pPr>
+      <w:r>
+        <w:rPr>
+          <w:rFonts w:ascii="Arial" w:cs="Arial" w:eastAsia="Arial" w:hAnsi="Arial"/>
+          <w:b/>
+          <w:bCs/>
+          <w:sz w:val="20"/>
+          <w:szCs w:val="20"/>
+        </w:rPr>
+        <w:t xml:space="preserve">Palność materiałów:</w:t>
+      </w:r>
+      <w:r>
+        <w:rPr>
+          <w:rFonts w:ascii="Arial" w:cs="Arial" w:eastAsia="Arial" w:hAnsi="Arial"/>
+          <w:sz w:val="20"/>
+          <w:szCs w:val="20"/>
+        </w:rPr>
+        <w:t xml:space="preserve"> ciecz łatwopalna</w:t>
+      </w:r>
+    </w:p>
+    <w:p>
+      <w:pPr>
+        <w:spacing w:after="80" w:before="80"/>
+      </w:pPr>
+      <w:r>
+        <w:rPr>
+          <w:rFonts w:ascii="Arial" w:cs="Arial" w:eastAsia="Arial" w:hAnsi="Arial"/>
+          <w:b/>
+          <w:bCs/>
+          <w:sz w:val="20"/>
+          <w:szCs w:val="20"/>
+        </w:rPr>
+        <w:t xml:space="preserve">Dolna i górna granica wybuchowości:</w:t>
+      </w:r>
+      <w:r>
+        <w:rPr>
+          <w:rFonts w:ascii="Arial" w:cs="Arial" w:eastAsia="Arial" w:hAnsi="Arial"/>
+          <w:sz w:val="20"/>
+          <w:szCs w:val="20"/>
+        </w:rPr>
+        <w:t xml:space="preserve"> 3,3 % (v/v) - 19 % (v/v)</w:t>
+      </w:r>
+    </w:p>
+    <w:p>
+      <w:pPr>
+        <w:spacing w:after="80" w:before="80"/>
+      </w:pPr>
+      <w:r>
+        <w:rPr>
+          <w:rFonts w:ascii="Arial" w:cs="Arial" w:eastAsia="Arial" w:hAnsi="Arial"/>
+          <w:b/>
+          <w:bCs/>
+          <w:sz w:val="20"/>
+          <w:szCs w:val="20"/>
+        </w:rPr>
+        <w:t xml:space="preserve">Temperatura zapłonu:</w:t>
+      </w:r>
+      <w:r>
+        <w:rPr>
+          <w:rFonts w:ascii="Arial" w:cs="Arial" w:eastAsia="Arial" w:hAnsi="Arial"/>
+          <w:sz w:val="20"/>
+          <w:szCs w:val="20"/>
+        </w:rPr>
+        <w:t xml:space="preserve"> 18,7 °C</w:t>
+      </w:r>
+    </w:p>
+    <w:p>
+      <w:pPr>
+        <w:spacing w:after="80" w:before="80"/>
+      </w:pPr>
+      <w:r>
+        <w:rPr>
+          <w:rFonts w:ascii="Arial" w:cs="Arial" w:eastAsia="Arial" w:hAnsi="Arial"/>
+          <w:b/>
+          <w:bCs/>
+          <w:sz w:val="20"/>
+          <w:szCs w:val="20"/>
+        </w:rPr>
+        <w:t xml:space="preserve">Temperatura samozapłonu:</w:t>
+      </w:r>
+      <w:r>
+        <w:rPr>
+          <w:rFonts w:ascii="Arial" w:cs="Arial" w:eastAsia="Arial" w:hAnsi="Arial"/>
+          <w:sz w:val="20"/>
+          <w:szCs w:val="20"/>
+        </w:rPr>
+        <w:t xml:space="preserve"> 363 °C</w:t>
+      </w:r>
+    </w:p>
+    <w:p>
+      <w:pPr>
+        <w:spacing w:after="80" w:before="80"/>
+      </w:pPr>
+      <w:r>
+        <w:rPr>
+          <w:rFonts w:ascii="Arial" w:cs="Arial" w:eastAsia="Arial" w:hAnsi="Arial"/>
+          <w:b/>
+          <w:bCs/>
+          <w:sz w:val="20"/>
+          <w:szCs w:val="20"/>
+        </w:rPr>
+        <w:t xml:space="preserve">Temperatura rozkładu:</w:t>
+      </w:r>
+      <w:r>
+        <w:rPr>
+          <w:rFonts w:ascii="Arial" w:cs="Arial" w:eastAsia="Arial" w:hAnsi="Arial"/>
+          <w:sz w:val="20"/>
+          <w:szCs w:val="20"/>
+        </w:rPr>
         <w:t xml:space="preserve"> Nie dotyczy</w:t>
       </w:r>
     </w:p>
@@ -2485,7 +3210,76 @@
           <w:sz w:val="20"/>
           <w:szCs w:val="20"/>
         </w:rPr>
-        <w:t xml:space="preserve">Kolor:</w:t>
+        <w:t xml:space="preserve">pH:</w:t>
+      </w:r>
+      <w:r>
+        <w:rPr>
+          <w:rFonts w:ascii="Arial" w:cs="Arial" w:eastAsia="Arial" w:hAnsi="Arial"/>
+          <w:sz w:val="20"/>
+          <w:szCs w:val="20"/>
+        </w:rPr>
+        <w:t xml:space="preserve"> 5 - 8</w:t>
+      </w:r>
+    </w:p>
+    <w:p>
+      <w:pPr>
+        <w:spacing w:after="80" w:before="80"/>
+      </w:pPr>
+      <w:r>
+        <w:rPr>
+          <w:rFonts w:ascii="Arial" w:cs="Arial" w:eastAsia="Arial" w:hAnsi="Arial"/>
+          <w:b/>
+          <w:bCs/>
+          <w:sz w:val="20"/>
+          <w:szCs w:val="20"/>
+        </w:rPr>
+        <w:t xml:space="preserve">Lepkość kinematyczna:</w:t>
+      </w:r>
+      <w:r>
+        <w:rPr>
+          <w:rFonts w:ascii="Arial" w:cs="Arial" w:eastAsia="Arial" w:hAnsi="Arial"/>
+          <w:sz w:val="20"/>
+          <w:szCs w:val="20"/>
+        </w:rPr>
+        <w:t xml:space="preserve"> 1,5</w:t>
+      </w:r>
+    </w:p>
+    <w:p>
+      <w:pPr>
+        <w:spacing w:after="80" w:before="80"/>
+      </w:pPr>
+      <w:r>
+        <w:rPr>
+          <w:rFonts w:ascii="Arial" w:cs="Arial" w:eastAsia="Arial" w:hAnsi="Arial"/>
+          <w:b/>
+          <w:bCs/>
+          <w:sz w:val="20"/>
+          <w:szCs w:val="20"/>
+        </w:rPr>
+        <w:t xml:space="preserve">Rozpuszczalność w wodzie:</w:t>
+      </w:r>
+      <w:r>
+        <w:rPr>
+          <w:rFonts w:ascii="Arial" w:cs="Arial" w:eastAsia="Arial" w:hAnsi="Arial"/>
+          <w:sz w:val="20"/>
+          <w:szCs w:val="20"/>
+        </w:rPr>
+        <w:t xml:space="preserve"> rozpuszczalny w wodzie</w:t>
+      </w:r>
+    </w:p>
+    <w:p>
+      <w:pPr>
+        <w:spacing w:after="80" w:before="80"/>
+      </w:pPr>
+      <w:r>
+        <w:rPr>
+          <w:rFonts w:ascii="Arial" w:cs="Arial" w:eastAsia="Arial" w:hAnsi="Arial"/>
+          <w:b/>
+          <w:bCs/>
+          <w:sz w:val="20"/>
+          <w:szCs w:val="20"/>
+        </w:rPr>
+        <w:t xml:space="preserve">Rozpuszczalność w innych rozpuszczalnikach:</w:t>
       </w:r>
       <w:r>
         <w:rPr>
@@ -2508,7 +3302,99 @@
           <w:sz w:val="20"/>
           <w:szCs w:val="20"/>
         </w:rPr>
-        <w:t xml:space="preserve">Zapach:</w:t>
+        <w:t xml:space="preserve">Współczynnik podziału n-oktanol/woda (wartość współczynnika log):</w:t>
+      </w:r>
+      <w:r>
+        <w:rPr>
+          <w:rFonts w:ascii="Arial" w:cs="Arial" w:eastAsia="Arial" w:hAnsi="Arial"/>
+          <w:sz w:val="20"/>
+          <w:szCs w:val="20"/>
+        </w:rPr>
+        <w:t xml:space="preserve"> -0,35</w:t>
+      </w:r>
+    </w:p>
+    <w:p>
+      <w:pPr>
+        <w:spacing w:after="80" w:before="80"/>
+      </w:pPr>
+      <w:r>
+        <w:rPr>
+          <w:rFonts w:ascii="Arial" w:cs="Arial" w:eastAsia="Arial" w:hAnsi="Arial"/>
+          <w:b/>
+          <w:bCs/>
+          <w:sz w:val="20"/>
+          <w:szCs w:val="20"/>
+        </w:rPr>
+        <w:t xml:space="preserve">Prężność pary:</w:t>
+      </w:r>
+      <w:r>
+        <w:rPr>
+          <w:rFonts w:ascii="Arial" w:cs="Arial" w:eastAsia="Arial" w:hAnsi="Arial"/>
+          <w:sz w:val="20"/>
+          <w:szCs w:val="20"/>
+        </w:rPr>
+        <w:t xml:space="preserve"> 5,9 kPa</w:t>
+      </w:r>
+    </w:p>
+    <w:p>
+      <w:pPr>
+        <w:spacing w:after="80" w:before="80"/>
+      </w:pPr>
+      <w:r>
+        <w:rPr>
+          <w:rFonts w:ascii="Arial" w:cs="Arial" w:eastAsia="Arial" w:hAnsi="Arial"/>
+          <w:b/>
+          <w:bCs/>
+          <w:sz w:val="20"/>
+          <w:szCs w:val="20"/>
+        </w:rPr>
+        <w:t xml:space="preserve">Gęstość lub gęstość względna:</w:t>
+      </w:r>
+      <w:r>
+        <w:rPr>
+          <w:rFonts w:ascii="Arial" w:cs="Arial" w:eastAsia="Arial" w:hAnsi="Arial"/>
+          <w:sz w:val="20"/>
+          <w:szCs w:val="20"/>
+        </w:rPr>
+        <w:t xml:space="preserve"> 0,855 g/cm³</w:t>
+      </w:r>
+    </w:p>
+    <w:p>
+      <w:pPr>
+        <w:spacing w:after="80" w:before="80"/>
+      </w:pPr>
+      <w:r>
+        <w:rPr>
+          <w:rFonts w:ascii="Arial" w:cs="Arial" w:eastAsia="Arial" w:hAnsi="Arial"/>
+          <w:b/>
+          <w:bCs/>
+          <w:sz w:val="20"/>
+          <w:szCs w:val="20"/>
+        </w:rPr>
+        <w:t xml:space="preserve">Względna gęstość pary:</w:t>
+      </w:r>
+      <w:r>
+        <w:rPr>
+          <w:rFonts w:ascii="Arial" w:cs="Arial" w:eastAsia="Arial" w:hAnsi="Arial"/>
+          <w:sz w:val="20"/>
+          <w:szCs w:val="20"/>
+        </w:rPr>
+        <w:t xml:space="preserve"> 1,6</w:t>
+      </w:r>
+    </w:p>
+    <w:p>
+      <w:pPr>
+        <w:spacing w:after="80" w:before="80"/>
+      </w:pPr>
+      <w:r>
+        <w:rPr>
+          <w:rFonts w:ascii="Arial" w:cs="Arial" w:eastAsia="Arial" w:hAnsi="Arial"/>
+          <w:b/>
+          <w:bCs/>
+          <w:sz w:val="20"/>
+          <w:szCs w:val="20"/>
+        </w:rPr>
+        <w:t xml:space="preserve">Charakterystyka cząsteczek:</w:t>
       </w:r>
       <w:r>
         <w:rPr>
@@ -2521,374 +3407,6 @@
     </w:p>
     <w:p>
       <w:pPr>
-        <w:spacing w:after="80" w:before="80"/>
-      </w:pPr>
-      <w:r>
-        <w:rPr>
-          <w:rFonts w:ascii="Arial" w:cs="Arial" w:eastAsia="Arial" w:hAnsi="Arial"/>
-          <w:b/>
-          <w:bCs/>
-          <w:sz w:val="20"/>
-          <w:szCs w:val="20"/>
-        </w:rPr>
-        <w:t xml:space="preserve">Temperatura topnienia/krzepnięcia:</w:t>
-      </w:r>
-      <w:r>
-        <w:rPr>
-          <w:rFonts w:ascii="Arial" w:cs="Arial" w:eastAsia="Arial" w:hAnsi="Arial"/>
-          <w:sz w:val="20"/>
-          <w:szCs w:val="20"/>
-        </w:rPr>
-        <w:t xml:space="preserve"> Nie dotyczy</w:t>
-      </w:r>
-    </w:p>
-    <w:p>
-      <w:pPr>
-        <w:spacing w:after="80" w:before="80"/>
-      </w:pPr>
-      <w:r>
-        <w:rPr>
-          <w:rFonts w:ascii="Arial" w:cs="Arial" w:eastAsia="Arial" w:hAnsi="Arial"/>
-          <w:b/>
-          <w:bCs/>
-          <w:sz w:val="20"/>
-          <w:szCs w:val="20"/>
-        </w:rPr>
-        <w:t xml:space="preserve">Temperatura wrzenia lub początkowa temperatura wrzenia i zakres temperatur wrzenia:</w:t>
-      </w:r>
-      <w:r>
-        <w:rPr>
-          <w:rFonts w:ascii="Arial" w:cs="Arial" w:eastAsia="Arial" w:hAnsi="Arial"/>
-          <w:sz w:val="20"/>
-          <w:szCs w:val="20"/>
-        </w:rPr>
-        <w:t xml:space="preserve"> Nie dotyczy</w:t>
-      </w:r>
-    </w:p>
-    <w:p>
-      <w:pPr>
-        <w:spacing w:after="80" w:before="80"/>
-      </w:pPr>
-      <w:r>
-        <w:rPr>
-          <w:rFonts w:ascii="Arial" w:cs="Arial" w:eastAsia="Arial" w:hAnsi="Arial"/>
-          <w:b/>
-          <w:bCs/>
-          <w:sz w:val="20"/>
-          <w:szCs w:val="20"/>
-        </w:rPr>
-        <w:t xml:space="preserve">Palność materiałów:</w:t>
-      </w:r>
-      <w:r>
-        <w:rPr>
-          <w:rFonts w:ascii="Arial" w:cs="Arial" w:eastAsia="Arial" w:hAnsi="Arial"/>
-          <w:sz w:val="20"/>
-          <w:szCs w:val="20"/>
-        </w:rPr>
-        <w:t xml:space="preserve"> Nie dotyczy</w:t>
-      </w:r>
-    </w:p>
-    <w:p>
-      <w:pPr>
-        <w:spacing w:after="80" w:before="80"/>
-      </w:pPr>
-      <w:r>
-        <w:rPr>
-          <w:rFonts w:ascii="Arial" w:cs="Arial" w:eastAsia="Arial" w:hAnsi="Arial"/>
-          <w:b/>
-          <w:bCs/>
-          <w:sz w:val="20"/>
-          <w:szCs w:val="20"/>
-        </w:rPr>
-        <w:t xml:space="preserve">Dolna i górna granica wybuchowości:</w:t>
-      </w:r>
-      <w:r>
-        <w:rPr>
-          <w:rFonts w:ascii="Arial" w:cs="Arial" w:eastAsia="Arial" w:hAnsi="Arial"/>
-          <w:sz w:val="20"/>
-          <w:szCs w:val="20"/>
-        </w:rPr>
-        <w:t xml:space="preserve"> Nie dotyczy</w:t>
-      </w:r>
-    </w:p>
-    <w:p>
-      <w:pPr>
-        <w:spacing w:after="80" w:before="80"/>
-      </w:pPr>
-      <w:r>
-        <w:rPr>
-          <w:rFonts w:ascii="Arial" w:cs="Arial" w:eastAsia="Arial" w:hAnsi="Arial"/>
-          <w:b/>
-          <w:bCs/>
-          <w:sz w:val="20"/>
-          <w:szCs w:val="20"/>
-        </w:rPr>
-        <w:t xml:space="preserve">Temperatura zapłonu:</w:t>
-      </w:r>
-      <w:r>
-        <w:rPr>
-          <w:rFonts w:ascii="Arial" w:cs="Arial" w:eastAsia="Arial" w:hAnsi="Arial"/>
-          <w:sz w:val="20"/>
-          <w:szCs w:val="20"/>
-        </w:rPr>
-        <w:t xml:space="preserve"> Nie dotyczy</w:t>
-      </w:r>
-    </w:p>
-    <w:p>
-      <w:pPr>
-        <w:spacing w:after="80" w:before="80"/>
-      </w:pPr>
-      <w:r>
-        <w:rPr>
-          <w:rFonts w:ascii="Arial" w:cs="Arial" w:eastAsia="Arial" w:hAnsi="Arial"/>
-          <w:b/>
-          <w:bCs/>
-          <w:sz w:val="20"/>
-          <w:szCs w:val="20"/>
-        </w:rPr>
-        <w:t xml:space="preserve">Temperatura samozapłonu:</w:t>
-      </w:r>
-      <w:r>
-        <w:rPr>
-          <w:rFonts w:ascii="Arial" w:cs="Arial" w:eastAsia="Arial" w:hAnsi="Arial"/>
-          <w:sz w:val="20"/>
-          <w:szCs w:val="20"/>
-        </w:rPr>
-        <w:t xml:space="preserve"> Nie dotyczy</w:t>
-      </w:r>
-    </w:p>
-    <w:p>
-      <w:pPr>
-        <w:spacing w:after="80" w:before="80"/>
-      </w:pPr>
-      <w:r>
-        <w:rPr>
-          <w:rFonts w:ascii="Arial" w:cs="Arial" w:eastAsia="Arial" w:hAnsi="Arial"/>
-          <w:b/>
-          <w:bCs/>
-          <w:sz w:val="20"/>
-          <w:szCs w:val="20"/>
-        </w:rPr>
-        <w:t xml:space="preserve">Temperatura rozkładu:</w:t>
-      </w:r>
-      <w:r>
-        <w:rPr>
-          <w:rFonts w:ascii="Arial" w:cs="Arial" w:eastAsia="Arial" w:hAnsi="Arial"/>
-          <w:sz w:val="20"/>
-          <w:szCs w:val="20"/>
-        </w:rPr>
-        <w:t xml:space="preserve"> Nie dotyczy</w:t>
-      </w:r>
-    </w:p>
-    <w:p>
-      <w:pPr>
-        <w:spacing w:after="80" w:before="80"/>
-      </w:pPr>
-      <w:r>
-        <w:rPr>
-          <w:rFonts w:ascii="Arial" w:cs="Arial" w:eastAsia="Arial" w:hAnsi="Arial"/>
-          <w:b/>
-          <w:bCs/>
-          <w:sz w:val="20"/>
-          <w:szCs w:val="20"/>
-        </w:rPr>
-        <w:t xml:space="preserve">pH:</w:t>
-      </w:r>
-      <w:r>
-        <w:rPr>
-          <w:rFonts w:ascii="Arial" w:cs="Arial" w:eastAsia="Arial" w:hAnsi="Arial"/>
-          <w:sz w:val="20"/>
-          <w:szCs w:val="20"/>
-        </w:rPr>
-        <w:t xml:space="preserve"> Nie dotyczy</w:t>
-      </w:r>
-    </w:p>
-    <w:p>
-      <w:pPr>
-        <w:spacing w:after="80" w:before="80"/>
-      </w:pPr>
-      <w:r>
-        <w:rPr>
-          <w:rFonts w:ascii="Arial" w:cs="Arial" w:eastAsia="Arial" w:hAnsi="Arial"/>
-          <w:b/>
-          <w:bCs/>
-          <w:sz w:val="20"/>
-          <w:szCs w:val="20"/>
-        </w:rPr>
-        <w:t xml:space="preserve">Lepkość kinematyczna:</w:t>
-      </w:r>
-      <w:r>
-        <w:rPr>
-          <w:rFonts w:ascii="Arial" w:cs="Arial" w:eastAsia="Arial" w:hAnsi="Arial"/>
-          <w:sz w:val="20"/>
-          <w:szCs w:val="20"/>
-        </w:rPr>
-        <w:t xml:space="preserve"> Nie dotyczy</w:t>
-      </w:r>
-    </w:p>
-    <w:p>
-      <w:pPr>
-        <w:spacing w:after="80" w:before="80"/>
-      </w:pPr>
-      <w:r>
-        <w:rPr>
-          <w:rFonts w:ascii="Arial" w:cs="Arial" w:eastAsia="Arial" w:hAnsi="Arial"/>
-          <w:b/>
-          <w:bCs/>
-          <w:sz w:val="20"/>
-          <w:szCs w:val="20"/>
-        </w:rPr>
-        <w:t xml:space="preserve">Rozpuszczalność w wodzie:</w:t>
-      </w:r>
-      <w:r>
-        <w:rPr>
-          <w:rFonts w:ascii="Arial" w:cs="Arial" w:eastAsia="Arial" w:hAnsi="Arial"/>
-          <w:sz w:val="20"/>
-          <w:szCs w:val="20"/>
-        </w:rPr>
-        <w:t xml:space="preserve"> Nie dotyczy</w:t>
-      </w:r>
-    </w:p>
-    <w:p>
-      <w:pPr>
-        <w:spacing w:after="80" w:before="80"/>
-      </w:pPr>
-      <w:r>
-        <w:rPr>
-          <w:rFonts w:ascii="Arial" w:cs="Arial" w:eastAsia="Arial" w:hAnsi="Arial"/>
-          <w:b/>
-          <w:bCs/>
-          <w:sz w:val="20"/>
-          <w:szCs w:val="20"/>
-        </w:rPr>
-        <w:t xml:space="preserve">Rozpuszczalność w innych rozpuszczalnikach:</w:t>
-      </w:r>
-      <w:r>
-        <w:rPr>
-          <w:rFonts w:ascii="Arial" w:cs="Arial" w:eastAsia="Arial" w:hAnsi="Arial"/>
-          <w:sz w:val="20"/>
-          <w:szCs w:val="20"/>
-        </w:rPr>
-        <w:t xml:space="preserve"> Nie dotyczy</w:t>
-      </w:r>
-    </w:p>
-    <w:p>
-      <w:pPr>
-        <w:spacing w:after="80" w:before="80"/>
-      </w:pPr>
-      <w:r>
-        <w:rPr>
-          <w:rFonts w:ascii="Arial" w:cs="Arial" w:eastAsia="Arial" w:hAnsi="Arial"/>
-          <w:b/>
-          <w:bCs/>
-          <w:sz w:val="20"/>
-          <w:szCs w:val="20"/>
-        </w:rPr>
-        <w:t xml:space="preserve">Współczynnik podziału n-oktanol/woda (wartość współczynnika log):</w:t>
-      </w:r>
-      <w:r>
-        <w:rPr>
-          <w:rFonts w:ascii="Arial" w:cs="Arial" w:eastAsia="Arial" w:hAnsi="Arial"/>
-          <w:sz w:val="20"/>
-          <w:szCs w:val="20"/>
-        </w:rPr>
-        <w:t xml:space="preserve"> Nie dotyczy</w:t>
-      </w:r>
-    </w:p>
-    <w:p>
-      <w:pPr>
-        <w:spacing w:after="80" w:before="80"/>
-      </w:pPr>
-      <w:r>
-        <w:rPr>
-          <w:rFonts w:ascii="Arial" w:cs="Arial" w:eastAsia="Arial" w:hAnsi="Arial"/>
-          <w:b/>
-          <w:bCs/>
-          <w:sz w:val="20"/>
-          <w:szCs w:val="20"/>
-        </w:rPr>
-        <w:t xml:space="preserve">Prężność pary:</w:t>
-      </w:r>
-      <w:r>
-        <w:rPr>
-          <w:rFonts w:ascii="Arial" w:cs="Arial" w:eastAsia="Arial" w:hAnsi="Arial"/>
-          <w:sz w:val="20"/>
-          <w:szCs w:val="20"/>
-        </w:rPr>
-        <w:t xml:space="preserve"> Nie dotyczy</w:t>
-      </w:r>
-    </w:p>
-    <w:p>
-      <w:pPr>
-        <w:spacing w:after="80" w:before="80"/>
-      </w:pPr>
-      <w:r>
-        <w:rPr>
-          <w:rFonts w:ascii="Arial" w:cs="Arial" w:eastAsia="Arial" w:hAnsi="Arial"/>
-          <w:b/>
-          <w:bCs/>
-          <w:sz w:val="20"/>
-          <w:szCs w:val="20"/>
-        </w:rPr>
-        <w:t xml:space="preserve">Gęstość lub gęstość względna:</w:t>
-      </w:r>
-      <w:r>
-        <w:rPr>
-          <w:rFonts w:ascii="Arial" w:cs="Arial" w:eastAsia="Arial" w:hAnsi="Arial"/>
-          <w:sz w:val="20"/>
-          <w:szCs w:val="20"/>
-        </w:rPr>
-        <w:t xml:space="preserve"> Nie dotyczy</w:t>
-      </w:r>
-    </w:p>
-    <w:p>
-      <w:pPr>
-        <w:spacing w:after="80" w:before="80"/>
-      </w:pPr>
-      <w:r>
-        <w:rPr>
-          <w:rFonts w:ascii="Arial" w:cs="Arial" w:eastAsia="Arial" w:hAnsi="Arial"/>
-          <w:b/>
-          <w:bCs/>
-          <w:sz w:val="20"/>
-          <w:szCs w:val="20"/>
-        </w:rPr>
-        <w:t xml:space="preserve">Względna gęstość pary:</w:t>
-      </w:r>
-      <w:r>
-        <w:rPr>
-          <w:rFonts w:ascii="Arial" w:cs="Arial" w:eastAsia="Arial" w:hAnsi="Arial"/>
-          <w:sz w:val="20"/>
-          <w:szCs w:val="20"/>
-        </w:rPr>
-        <w:t xml:space="preserve"> Nie dotyczy</w:t>
-      </w:r>
-    </w:p>
-    <w:p>
-      <w:pPr>
-        <w:spacing w:after="80" w:before="80"/>
-      </w:pPr>
-      <w:r>
-        <w:rPr>
-          <w:rFonts w:ascii="Arial" w:cs="Arial" w:eastAsia="Arial" w:hAnsi="Arial"/>
-          <w:b/>
-          <w:bCs/>
-          <w:sz w:val="20"/>
-          <w:szCs w:val="20"/>
-        </w:rPr>
-        <w:t xml:space="preserve">Charakterystyka cząsteczek:</w:t>
-      </w:r>
-      <w:r>
-        <w:rPr>
-          <w:rFonts w:ascii="Arial" w:cs="Arial" w:eastAsia="Arial" w:hAnsi="Arial"/>
-          <w:sz w:val="20"/>
-          <w:szCs w:val="20"/>
-        </w:rPr>
-        <w:t xml:space="preserve"> Nie dotyczy</w:t>
-      </w:r>
-    </w:p>
-    <w:p>
-      <w:pPr>
         <w:spacing w:after="100" w:before="200"/>
       </w:pPr>
       <w:r>
@@ -2904,15 +3422,25 @@
     </w:p>
     <w:p>
       <w:pPr>
-        <w:spacing w:after="80"/>
-      </w:pPr>
-      <w:r>
-        <w:rPr>
-          <w:rFonts w:ascii="Arial" w:cs="Arial" w:eastAsia="Arial" w:hAnsi="Arial"/>
-          <w:sz w:val="20"/>
-          <w:szCs w:val="20"/>
-        </w:rPr>
-        <w:t xml:space="preserve">Brak innych istotnych informacji.</w:t>
+        <w:spacing w:after="80" w:before="80"/>
+      </w:pPr>
+      <w:r>
+        <w:rPr>
+          <w:rFonts w:ascii="Arial" w:cs="Arial" w:eastAsia="Arial" w:hAnsi="Arial"/>
+          <w:b/>
+          <w:bCs/>
+          <w:sz w:val="20"/>
+          <w:szCs w:val="20"/>
+        </w:rPr>
+        <w:t xml:space="preserve">Lotne Związki Organiczne (LZO / VOC):</w:t>
+      </w:r>
+      <w:r>
+        <w:rPr>
+          <w:rFonts w:ascii="Arial" w:cs="Arial" w:eastAsia="Arial" w:hAnsi="Arial"/>
+          <w:sz w:val="20"/>
+          <w:szCs w:val="20"/>
+        </w:rPr>
+        <w:t xml:space="preserve"> 0</w:t>
       </w:r>
     </w:p>
     <w:p>
@@ -2944,644 +3472,46 @@
           <w:sz w:val="20"/>
           <w:szCs w:val="20"/>
         </w:rPr>
-        <w:t xml:space="preserve">10.1. Reaktywność W normalnych warunkach stosowania nie występują szczególne zagrożenia reakcją z innymi substancjami. toluen Unikać narażenia na: światło. 10.2. Stabilność chemiczna Produkt jest stabilny w normalnych warunkach stosowania i przechowywania. 10.3. Możliwość występowania niebezpiecznych reakcji Pary mogą tworzyć mieszaniny wybuchowe z powietrzem. ETANOL Niebezpieczeństwo wybuchu w kontakcie z: metale alkaliczne, tlenki metali alkalicznych, podchloryn wapnia, jednofluorek siarki, bezwodnik octowy, kwasy, stężony nadtlenek wodoru, nadchlorany, kwas nadchlorowy, perchloronitryl, azotan rtęci, kwas azotowy, srebro, azotan srebra, amoniak, tlenek srebra, amoniak, silne utleniacze, ditlenek azotu. Może reagować niebezpiecznie z: bromoacetylen, chloroacetylen, trifluorek bromu, tritlenek chromu, chlorek chromylu, fluor, tert-butanolan potasu, wodorek litu, tritlenek fosforu, czerń platynowa, chlorek cyrkonu (IV), jodek cyrkonu (IV). Tworzy mieszaniny wybuchowe z: powietrze. toluen Niebezpieczeństwo wybuchu w kontakcie z: dymiący kwas siarkowy, kwas azotowy, nadchloran srebra, ditlenek azotu, halogenki niemetali, kwas octowy, organiczne związki nitrowe. Może tworzyć mieszaniny wybuchowe z: powietrze. Może reagować niebezpiecznie z: silne utleniacze, silne kwasy, siarka. 10.4. Warunki, których należy unikać Unikać przegrzania. Unikać gromadzenia się ładunków elektrostatycznych. Unikać wszelkich źródeł zapłonu. ETANOL Unikać narażenia na: źródła ciepła, otwarty ogień. 10.5. Materiały niezgodne Brak danych 10.6. Niebezpieczne produkty rozkładu W przypadku rozkładu termicznego lub pożaru mogą uwalniać się gazy i pary potencjalnie niebezpieczne dla zdrowia.</w:t>
-      </w:r>
-    </w:p>
-    <w:p>
-      <w:pPr>
-        <w:spacing w:after="80"/>
-      </w:pPr>
-      <w:r>
-        <w:rPr>
-          <w:rFonts w:ascii="Arial" w:cs="Arial" w:eastAsia="Arial" w:hAnsi="Arial"/>
-          <w:sz w:val="20"/>
-          <w:szCs w:val="20"/>
-        </w:rPr>
-        <w:t xml:space="preserve">SEKCJA 11. Informacje toksykologiczne</w:t>
-      </w:r>
-    </w:p>
-    <w:p>
-      <w:pPr>
-        <w:spacing w:after="80"/>
-      </w:pPr>
-      <w:r>
-        <w:rPr>
-          <w:rFonts w:ascii="Arial" w:cs="Arial" w:eastAsia="Arial" w:hAnsi="Arial"/>
-          <w:sz w:val="20"/>
-          <w:szCs w:val="20"/>
-        </w:rPr>
-        <w:t xml:space="preserve">Wobec braku danych doświadczalnych dla samego produktu, zagrożenia dla zdrowia ocenia się zgodnie z właściwościami substancji w nim zawartych, stosując kryteria określone w obowiązujących przepisach dotyczących klasyfikacji. W celu oceny skutków toksykologicznych narażenia na produkt należy zatem uwzględnić stężenia poszczególnych substancji niebezpiecznych wymienionych w sekcji 3. 11.1. Informacje na temat klas zagrożenia zdefiniowanych w rozporządzeniu (WE) nr 1272/2008 Metabolizm, toksykokinetyka, mechanizm działania i inne informacje Brak danych Informacje dotyczące prawdopodobnych dróg narażenia toluen PRACOWNICY: wdychanie; kontakt ze skórą. POPULACJA: spożycie skażonej żywności lub wody; wdychanie powietrza otaczającego; kontakt ze skórą z produktami zawierającymi substancję. Skutki opóźnione, bezpośrednie oraz przewlekłe spowodowane krótko- i długotrwałym narażeniem toluen Działanie toksyczne na ośrodkowy i obwodowy układ nerwowy z encefalopatią i zapaleniem wielonerwowym; działa drażniąco na skórę, spojówki, rogówkę i układ oddechowy. Skutki wzajemnego oddziaływania toluen Niektóre leki i inne produkty przemysłowe mogą zakłócać metabolizm toluenu. TOKSYCZNOŚĆ OSTRA ATE (Inhalacja) mieszaniny: Nieklasyfikowane (brak znaczącego składnika)</w:t>
-      </w:r>
-    </w:p>
-    <w:p>
-      <w:pPr>
-        <w:spacing w:after="80"/>
-      </w:pPr>
-      <w:r>
-        <w:rPr>
-          <w:rFonts w:ascii="Arial" w:cs="Arial" w:eastAsia="Arial" w:hAnsi="Arial"/>
-          <w:sz w:val="20"/>
-          <w:szCs w:val="20"/>
-        </w:rPr>
-        <w:t xml:space="preserve">ATE (Doustnie) mieszaniny: Nieklasyfikowane (brak znaczącego składnika)</w:t>
-      </w:r>
-    </w:p>
-    <w:p>
-      <w:pPr>
-        <w:spacing w:after="80"/>
-      </w:pPr>
-      <w:r>
-        <w:rPr>
-          <w:rFonts w:ascii="Arial" w:cs="Arial" w:eastAsia="Arial" w:hAnsi="Arial"/>
-          <w:sz w:val="20"/>
-          <w:szCs w:val="20"/>
-        </w:rPr>
-        <w:t xml:space="preserve">ATE (Skórnie) mieszaniny: Nieklasyfikowane (brak znaczącego składnika)</w:t>
-      </w:r>
-    </w:p>
-    <w:p>
-      <w:pPr>
-        <w:spacing w:after="80"/>
-      </w:pPr>
-      <w:r>
-        <w:rPr>
-          <w:rFonts w:ascii="Arial" w:cs="Arial" w:eastAsia="Arial" w:hAnsi="Arial"/>
-          <w:sz w:val="20"/>
-          <w:szCs w:val="20"/>
-        </w:rPr>
-        <w:t xml:space="preserve">ETANOL LD50 (Doustnie): &gt; 5000 mg/kg Rat</w:t>
-      </w:r>
-    </w:p>
-    <w:p>
-      <w:pPr>
-        <w:spacing w:after="80"/>
-      </w:pPr>
-      <w:r>
-        <w:rPr>
-          <w:rFonts w:ascii="Arial" w:cs="Arial" w:eastAsia="Arial" w:hAnsi="Arial"/>
-          <w:sz w:val="20"/>
-          <w:szCs w:val="20"/>
-        </w:rPr>
-        <w:t xml:space="preserve">LC50 (Inhalacja pary): 120 mg/l/4h Pimephales promelas</w:t>
-      </w:r>
-    </w:p>
-    <w:p>
-      <w:pPr>
-        <w:spacing w:after="80"/>
-      </w:pPr>
-      <w:r>
-        <w:rPr>
-          <w:rFonts w:ascii="Arial" w:cs="Arial" w:eastAsia="Arial" w:hAnsi="Arial"/>
-          <w:sz w:val="20"/>
-          <w:szCs w:val="20"/>
-        </w:rPr>
-        <w:t xml:space="preserve">ANISALDEHYD LD50 (Skórnie): &gt; 5000 mg/kg rabbit</w:t>
-      </w:r>
-    </w:p>
-    <w:p>
-      <w:pPr>
-        <w:spacing w:after="80"/>
-      </w:pPr>
-      <w:r>
-        <w:rPr>
-          <w:rFonts w:ascii="Arial" w:cs="Arial" w:eastAsia="Arial" w:hAnsi="Arial"/>
-          <w:sz w:val="20"/>
-          <w:szCs w:val="20"/>
-        </w:rPr>
-        <w:t xml:space="preserve">LD50 (Doustnie): 3210 mg/kg rat</w:t>
-      </w:r>
-    </w:p>
-    <w:p>
-      <w:pPr>
-        <w:spacing w:after="80"/>
-      </w:pPr>
-      <w:r>
-        <w:rPr>
-          <w:rFonts w:ascii="Arial" w:cs="Arial" w:eastAsia="Arial" w:hAnsi="Arial"/>
-          <w:sz w:val="20"/>
-          <w:szCs w:val="20"/>
-        </w:rPr>
-        <w:t xml:space="preserve">LC50 (Inhalacja pary): 0,32 mg/l/7h 7h, rat</w:t>
-      </w:r>
-    </w:p>
-    <w:p>
-      <w:pPr>
-        <w:spacing w:after="80"/>
-      </w:pPr>
-      <w:r>
-        <w:rPr>
-          <w:rFonts w:ascii="Arial" w:cs="Arial" w:eastAsia="Arial" w:hAnsi="Arial"/>
-          <w:sz w:val="20"/>
-          <w:szCs w:val="20"/>
-        </w:rPr>
-        <w:t xml:space="preserve">2H-CHROMEN-2-ON LD50 (Skórnie): 293 mg/kg bw rat</w:t>
-      </w:r>
-    </w:p>
-    <w:p>
-      <w:pPr>
-        <w:spacing w:after="80"/>
-      </w:pPr>
-      <w:r>
-        <w:rPr>
-          <w:rFonts w:ascii="Arial" w:cs="Arial" w:eastAsia="Arial" w:hAnsi="Arial"/>
-          <w:sz w:val="20"/>
-          <w:szCs w:val="20"/>
-        </w:rPr>
-        <w:t xml:space="preserve">LD50 (Doustnie): 290 mg/kg bw rat</w:t>
-      </w:r>
-    </w:p>
-    <w:p>
-      <w:pPr>
-        <w:spacing w:after="80"/>
-      </w:pPr>
-      <w:r>
-        <w:rPr>
-          <w:rFonts w:ascii="Arial" w:cs="Arial" w:eastAsia="Arial" w:hAnsi="Arial"/>
-          <w:sz w:val="20"/>
-          <w:szCs w:val="20"/>
-        </w:rPr>
-        <w:t xml:space="preserve">LC50 (Inhalacja pyły/mgły): 293 mg/kg rat</w:t>
-      </w:r>
-    </w:p>
-    <w:p>
-      <w:pPr>
-        <w:spacing w:after="80"/>
-      </w:pPr>
-      <w:r>
-        <w:rPr>
-          <w:rFonts w:ascii="Arial" w:cs="Arial" w:eastAsia="Arial" w:hAnsi="Arial"/>
-          <w:sz w:val="20"/>
-          <w:szCs w:val="20"/>
-        </w:rPr>
-        <w:t xml:space="preserve">2,6-di-tert-butylo-p-krezol LD50 (Skórnie): &gt; 2000 mg/kg rat</w:t>
-      </w:r>
-    </w:p>
-    <w:p>
-      <w:pPr>
-        <w:spacing w:after="80"/>
-      </w:pPr>
-      <w:r>
-        <w:rPr>
-          <w:rFonts w:ascii="Arial" w:cs="Arial" w:eastAsia="Arial" w:hAnsi="Arial"/>
-          <w:sz w:val="20"/>
-          <w:szCs w:val="20"/>
-        </w:rPr>
-        <w:t xml:space="preserve">LD50 (Doustnie): 2930 mg/kg rat</w:t>
-      </w:r>
-    </w:p>
-    <w:p>
-      <w:pPr>
-        <w:spacing w:after="80"/>
-      </w:pPr>
-      <w:r>
-        <w:rPr>
-          <w:rFonts w:ascii="Arial" w:cs="Arial" w:eastAsia="Arial" w:hAnsi="Arial"/>
-          <w:sz w:val="20"/>
-          <w:szCs w:val="20"/>
-        </w:rPr>
-        <w:t xml:space="preserve">toluen LD50 (Skórnie): &gt; 5000 mg/kg bw Rabbit</w:t>
-      </w:r>
-    </w:p>
-    <w:p>
-      <w:pPr>
-        <w:spacing w:after="80"/>
-      </w:pPr>
-      <w:r>
-        <w:rPr>
-          <w:rFonts w:ascii="Arial" w:cs="Arial" w:eastAsia="Arial" w:hAnsi="Arial"/>
-          <w:sz w:val="20"/>
-          <w:szCs w:val="20"/>
-        </w:rPr>
-        <w:t xml:space="preserve">LD50 (Doustnie): &gt; 5000 mg/kg bw Rat</w:t>
-      </w:r>
-    </w:p>
-    <w:p>
-      <w:pPr>
-        <w:spacing w:after="80"/>
-      </w:pPr>
-      <w:r>
-        <w:rPr>
-          <w:rFonts w:ascii="Arial" w:cs="Arial" w:eastAsia="Arial" w:hAnsi="Arial"/>
-          <w:sz w:val="20"/>
-          <w:szCs w:val="20"/>
-        </w:rPr>
-        <w:t xml:space="preserve">LC50 (Inhalacja pary): 100 ppm human</w:t>
-      </w:r>
-    </w:p>
-    <w:p>
-      <w:pPr>
-        <w:spacing w:after="80"/>
-      </w:pPr>
-      <w:r>
-        <w:rPr>
-          <w:rFonts w:ascii="Arial" w:cs="Arial" w:eastAsia="Arial" w:hAnsi="Arial"/>
-          <w:sz w:val="20"/>
-          <w:szCs w:val="20"/>
-        </w:rPr>
-        <w:t xml:space="preserve">DZIAŁANIE ŻRĄCE / DRAŻNIĄCE NA SKÓRĘ Nie spełnia kryteriów klasyfikacji dla tej klasy zagrożenia POWAŻNE USZKODZENIE OCZU / DZIAŁANIE DRAŻNIĄCE NA OCZY Działa drażniąco na oczy DZIAŁANIE UCZULAJĄCE NA DROGI ODDECHOWE LUB SKÓRĘ Może powodować wystąpienie reakcji alergicznej. Zawiera: 2H-CHROMEN-2-ON DZIAŁANIE MUTAGENNE NA KOMÓRKI ROZRODCZE Nie spełnia kryteriów klasyfikacji dla tej klasy zagrożenia RAKOTWÓRCZOŚĆ Nie spełnia kryteriów klasyfikacji dla tej klasy zagrożenia toluen Zaklasyfikowany do Grupy 3 (nie można zaklasyfikować jako rakotwórczy dla ludzi) przez Międzynarodową Agencję Badań nad Rakiem (IARC) - (IARC, 1999). Amerykańska Agencja Ochrony Środowiska (EPA) stwierdza, że "dane są niewystarczające do oceny potencjału rakotwórczego". SZKODLIWE DZIAŁANIE NA ROZRODCZOŚĆ Nie spełnia kryteriów klasyfikacji dla tej klasy zagrożenia DZIAŁANIE TOKSYCZNE NA NARZĄDY DOCELOWE – NARAŻENIE JEDNORAZOWE Nie spełnia kryteriów klasyfikacji dla tej klasy zagrożenia DZIAŁANIE TOKSYCZNE NA NARZĄDY DOCELOWE – NARAŻENIE POWTARZANE Nie spełnia kryteriów klasyfikacji dla tej klasy zagrożenia ZAGROŻENIE SPOWODOWANE ASPIRACJĄ Nie spełnia kryteriów klasyfikacji dla tej klasy zagrożenia 11.2. Informacje o innych zagrożeniach W oparciu o dostępne dane produkt nie zawiera substancji wymienionych w głównych europejskich wykazach potencjalnych lub podejrzewanych substancji zaburzających funkcjonowanie układu hormonalnego podlegających ocenie pod kątem wpływu na zdrowie ludzi.</w:t>
-      </w:r>
-    </w:p>
-    <w:p>
-      <w:pPr>
-        <w:spacing w:after="80"/>
-      </w:pPr>
-      <w:r>
-        <w:rPr>
-          <w:rFonts w:ascii="Arial" w:cs="Arial" w:eastAsia="Arial" w:hAnsi="Arial"/>
-          <w:sz w:val="20"/>
-          <w:szCs w:val="20"/>
-        </w:rPr>
-        <w:t xml:space="preserve">SEKCJA 12. Informacje ekologiczne</w:t>
-      </w:r>
-    </w:p>
-    <w:p>
-      <w:pPr>
-        <w:spacing w:after="80"/>
-      </w:pPr>
-      <w:r>
-        <w:rPr>
-          <w:rFonts w:ascii="Arial" w:cs="Arial" w:eastAsia="Arial" w:hAnsi="Arial"/>
-          <w:sz w:val="20"/>
-          <w:szCs w:val="20"/>
-        </w:rPr>
-        <w:t xml:space="preserve">Stosować zgodnie z dobrą praktyką przemysłową. Unikać zrzutów do środowiska. Powiadomić właściwe władze, jeżeli produkt przedostanie się do cieków wodnych lub zanieczyści glebę bądź roślinność. 12.1. Toksyczność toluen</w:t>
-      </w:r>
-    </w:p>
-    <w:p>
-      <w:pPr>
-        <w:spacing w:after="80"/>
-      </w:pPr>
-      <w:r>
-        <w:rPr>
-          <w:rFonts w:ascii="Arial" w:cs="Arial" w:eastAsia="Arial" w:hAnsi="Arial"/>
-          <w:sz w:val="20"/>
-          <w:szCs w:val="20"/>
-        </w:rPr>
-        <w:t xml:space="preserve">LC50 - dla Ryb 5,5 mg/l/96h Oncorhynchus kisutch</w:t>
-      </w:r>
-    </w:p>
-    <w:p>
-      <w:pPr>
-        <w:spacing w:after="80"/>
-      </w:pPr>
-      <w:r>
-        <w:rPr>
-          <w:rFonts w:ascii="Arial" w:cs="Arial" w:eastAsia="Arial" w:hAnsi="Arial"/>
-          <w:sz w:val="20"/>
-          <w:szCs w:val="20"/>
-        </w:rPr>
-        <w:t xml:space="preserve">EC50 - dla Skorupiaków 3,78 mg/l</w:t>
-      </w:r>
-    </w:p>
-    <w:p>
-      <w:pPr>
-        <w:spacing w:after="80"/>
-      </w:pPr>
-      <w:r>
-        <w:rPr>
-          <w:rFonts w:ascii="Arial" w:cs="Arial" w:eastAsia="Arial" w:hAnsi="Arial"/>
-          <w:sz w:val="20"/>
-          <w:szCs w:val="20"/>
-        </w:rPr>
-        <w:t xml:space="preserve">EC50 - dla Glonów / Roślin wodnych 134 mg/l/3 h Chlorella vulgaris and Chlamydomonas angulosa</w:t>
-      </w:r>
-    </w:p>
-    <w:p>
-      <w:pPr>
-        <w:spacing w:after="80"/>
-      </w:pPr>
-      <w:r>
-        <w:rPr>
-          <w:rFonts w:ascii="Arial" w:cs="Arial" w:eastAsia="Arial" w:hAnsi="Arial"/>
-          <w:sz w:val="20"/>
-          <w:szCs w:val="20"/>
-        </w:rPr>
-        <w:t xml:space="preserve">Przewlekła NOEC dla Glonów / Roślin wodnych 10 mg/l/72 h Skeletonema costatum</w:t>
-      </w:r>
-    </w:p>
-    <w:p>
-      <w:pPr>
-        <w:spacing w:after="80"/>
-      </w:pPr>
-      <w:r>
-        <w:rPr>
-          <w:rFonts w:ascii="Arial" w:cs="Arial" w:eastAsia="Arial" w:hAnsi="Arial"/>
-          <w:sz w:val="20"/>
-          <w:szCs w:val="20"/>
-        </w:rPr>
-        <w:t xml:space="preserve">ANISALDEHYD</w:t>
-      </w:r>
-    </w:p>
-    <w:p>
-      <w:pPr>
-        <w:spacing w:after="80"/>
-      </w:pPr>
-      <w:r>
-        <w:rPr>
-          <w:rFonts w:ascii="Arial" w:cs="Arial" w:eastAsia="Arial" w:hAnsi="Arial"/>
-          <w:sz w:val="20"/>
-          <w:szCs w:val="20"/>
-        </w:rPr>
-        <w:t xml:space="preserve">LC50 - dla Ryb 148,32 mg/l/96h Leuciscus idus</w:t>
-      </w:r>
-    </w:p>
-    <w:p>
-      <w:pPr>
-        <w:spacing w:after="80"/>
-      </w:pPr>
-      <w:r>
-        <w:rPr>
-          <w:rFonts w:ascii="Arial" w:cs="Arial" w:eastAsia="Arial" w:hAnsi="Arial"/>
-          <w:sz w:val="20"/>
-          <w:szCs w:val="20"/>
-        </w:rPr>
-        <w:t xml:space="preserve">EC50 - dla Skorupiaków 82,8 mg/l/48h Daphnia magna</w:t>
-      </w:r>
-    </w:p>
-    <w:p>
-      <w:pPr>
-        <w:spacing w:after="80"/>
-      </w:pPr>
-      <w:r>
-        <w:rPr>
-          <w:rFonts w:ascii="Arial" w:cs="Arial" w:eastAsia="Arial" w:hAnsi="Arial"/>
-          <w:sz w:val="20"/>
-          <w:szCs w:val="20"/>
-        </w:rPr>
-        <w:t xml:space="preserve">EC50 - dla Glonów / Roślin wodnych 81,11 mg/l/72h Desmodesmus subspicatus</w:t>
-      </w:r>
-    </w:p>
-    <w:p>
-      <w:pPr>
-        <w:spacing w:after="80"/>
-      </w:pPr>
-      <w:r>
-        <w:rPr>
-          <w:rFonts w:ascii="Arial" w:cs="Arial" w:eastAsia="Arial" w:hAnsi="Arial"/>
-          <w:sz w:val="20"/>
-          <w:szCs w:val="20"/>
-        </w:rPr>
-        <w:t xml:space="preserve">Przewlekła NOEC dla Ryb 100 mg/l/96h Leuciscus idus</w:t>
-      </w:r>
-    </w:p>
-    <w:p>
-      <w:pPr>
-        <w:spacing w:after="80"/>
-      </w:pPr>
-      <w:r>
-        <w:rPr>
-          <w:rFonts w:ascii="Arial" w:cs="Arial" w:eastAsia="Arial" w:hAnsi="Arial"/>
-          <w:sz w:val="20"/>
-          <w:szCs w:val="20"/>
-        </w:rPr>
-        <w:t xml:space="preserve">2,6-di-tert-butylo-p-krezol</w:t>
-      </w:r>
-    </w:p>
-    <w:p>
-      <w:pPr>
-        <w:spacing w:after="80"/>
-      </w:pPr>
-      <w:r>
-        <w:rPr>
-          <w:rFonts w:ascii="Arial" w:cs="Arial" w:eastAsia="Arial" w:hAnsi="Arial"/>
-          <w:sz w:val="20"/>
-          <w:szCs w:val="20"/>
-        </w:rPr>
-        <w:t xml:space="preserve">LC50 - dla Ryb 0,199 mg/l/96h</w:t>
-      </w:r>
-    </w:p>
-    <w:p>
-      <w:pPr>
-        <w:spacing w:after="80"/>
-      </w:pPr>
-      <w:r>
-        <w:rPr>
-          <w:rFonts w:ascii="Arial" w:cs="Arial" w:eastAsia="Arial" w:hAnsi="Arial"/>
-          <w:sz w:val="20"/>
-          <w:szCs w:val="20"/>
-        </w:rPr>
-        <w:t xml:space="preserve">EC50 - dla Skorupiaków 0,48 mg/l/48h</w:t>
-      </w:r>
-    </w:p>
-    <w:p>
-      <w:pPr>
-        <w:spacing w:after="80"/>
-      </w:pPr>
-      <w:r>
-        <w:rPr>
-          <w:rFonts w:ascii="Arial" w:cs="Arial" w:eastAsia="Arial" w:hAnsi="Arial"/>
-          <w:sz w:val="20"/>
-          <w:szCs w:val="20"/>
-        </w:rPr>
-        <w:t xml:space="preserve">EC50 - dla Glonów / Roślin wodnych &gt; 0,4 mg/l/72h</w:t>
-      </w:r>
-    </w:p>
-    <w:p>
-      <w:pPr>
-        <w:spacing w:after="80"/>
-      </w:pPr>
-      <w:r>
-        <w:rPr>
-          <w:rFonts w:ascii="Arial" w:cs="Arial" w:eastAsia="Arial" w:hAnsi="Arial"/>
-          <w:sz w:val="20"/>
-          <w:szCs w:val="20"/>
-        </w:rPr>
-        <w:t xml:space="preserve">Przewlekła NOEC dla Ryb 0,053 mg/l</w:t>
-      </w:r>
-    </w:p>
-    <w:p>
-      <w:pPr>
-        <w:spacing w:after="80"/>
-      </w:pPr>
-      <w:r>
-        <w:rPr>
-          <w:rFonts w:ascii="Arial" w:cs="Arial" w:eastAsia="Arial" w:hAnsi="Arial"/>
-          <w:sz w:val="20"/>
-          <w:szCs w:val="20"/>
-        </w:rPr>
-        <w:t xml:space="preserve">Przewlekła NOEC dla Skorupiaków 0,15 mg/l</w:t>
-      </w:r>
-    </w:p>
-    <w:p>
-      <w:pPr>
-        <w:spacing w:after="80"/>
-      </w:pPr>
-      <w:r>
-        <w:rPr>
-          <w:rFonts w:ascii="Arial" w:cs="Arial" w:eastAsia="Arial" w:hAnsi="Arial"/>
-          <w:sz w:val="20"/>
-          <w:szCs w:val="20"/>
-        </w:rPr>
-        <w:t xml:space="preserve">ETHANOL</w:t>
-      </w:r>
-    </w:p>
-    <w:p>
-      <w:pPr>
-        <w:spacing w:after="80"/>
-      </w:pPr>
-      <w:r>
-        <w:rPr>
-          <w:rFonts w:ascii="Arial" w:cs="Arial" w:eastAsia="Arial" w:hAnsi="Arial"/>
-          <w:sz w:val="20"/>
-          <w:szCs w:val="20"/>
-        </w:rPr>
-        <w:t xml:space="preserve">LC50 - dla Ryb 14200 mg/l/96h</w:t>
-      </w:r>
-    </w:p>
-    <w:p>
-      <w:pPr>
-        <w:spacing w:after="80"/>
-      </w:pPr>
-      <w:r>
-        <w:rPr>
-          <w:rFonts w:ascii="Arial" w:cs="Arial" w:eastAsia="Arial" w:hAnsi="Arial"/>
-          <w:sz w:val="20"/>
-          <w:szCs w:val="20"/>
-        </w:rPr>
-        <w:t xml:space="preserve">EC50 - dla Skorupiaków 454 mg/l/48h</w:t>
-      </w:r>
-    </w:p>
-    <w:p>
-      <w:pPr>
-        <w:spacing w:after="80"/>
-      </w:pPr>
-      <w:r>
-        <w:rPr>
-          <w:rFonts w:ascii="Arial" w:cs="Arial" w:eastAsia="Arial" w:hAnsi="Arial"/>
-          <w:sz w:val="20"/>
-          <w:szCs w:val="20"/>
-        </w:rPr>
-        <w:t xml:space="preserve">EC50 - dla Glonów / Roślin wodnych 275 mg/l/72h</w:t>
-      </w:r>
-    </w:p>
-    <w:p>
-      <w:pPr>
-        <w:spacing w:after="80"/>
-      </w:pPr>
-      <w:r>
-        <w:rPr>
-          <w:rFonts w:ascii="Arial" w:cs="Arial" w:eastAsia="Arial" w:hAnsi="Arial"/>
-          <w:sz w:val="20"/>
-          <w:szCs w:val="20"/>
-        </w:rPr>
-        <w:t xml:space="preserve">Przewlekła NOEC dla Ryb 250 mg/l</w:t>
-      </w:r>
-    </w:p>
-    <w:p>
-      <w:pPr>
-        <w:spacing w:after="80"/>
-      </w:pPr>
-      <w:r>
-        <w:rPr>
-          <w:rFonts w:ascii="Arial" w:cs="Arial" w:eastAsia="Arial" w:hAnsi="Arial"/>
-          <w:sz w:val="20"/>
-          <w:szCs w:val="20"/>
-        </w:rPr>
-        <w:t xml:space="preserve">Przewlekła NOEC dla Skorupiaków 96 mg/l</w:t>
-      </w:r>
-    </w:p>
-    <w:p>
-      <w:pPr>
-        <w:spacing w:after="80"/>
-      </w:pPr>
-      <w:r>
-        <w:rPr>
-          <w:rFonts w:ascii="Arial" w:cs="Arial" w:eastAsia="Arial" w:hAnsi="Arial"/>
-          <w:sz w:val="20"/>
-          <w:szCs w:val="20"/>
-        </w:rPr>
-        <w:t xml:space="preserve">Przewlekła NOEC dla Glonów / Roślin wodnych 11,5 mg/l</w:t>
-      </w:r>
-    </w:p>
-    <w:p>
-      <w:pPr>
-        <w:spacing w:after="80"/>
-      </w:pPr>
-      <w:r>
-        <w:rPr>
-          <w:rFonts w:ascii="Arial" w:cs="Arial" w:eastAsia="Arial" w:hAnsi="Arial"/>
-          <w:sz w:val="20"/>
-          <w:szCs w:val="20"/>
-        </w:rPr>
-        <w:t xml:space="preserve">2H-CHROMEN-2-ON</w:t>
-      </w:r>
-    </w:p>
-    <w:p>
-      <w:pPr>
-        <w:spacing w:after="80"/>
-      </w:pPr>
-      <w:r>
-        <w:rPr>
-          <w:rFonts w:ascii="Arial" w:cs="Arial" w:eastAsia="Arial" w:hAnsi="Arial"/>
-          <w:sz w:val="20"/>
-          <w:szCs w:val="20"/>
-        </w:rPr>
-        <w:t xml:space="preserve">LC50 - dla Ryb 1,324 mg/l/96h</w:t>
-      </w:r>
-    </w:p>
-    <w:p>
-      <w:pPr>
-        <w:spacing w:after="80"/>
-      </w:pPr>
-      <w:r>
-        <w:rPr>
-          <w:rFonts w:ascii="Arial" w:cs="Arial" w:eastAsia="Arial" w:hAnsi="Arial"/>
-          <w:sz w:val="20"/>
-          <w:szCs w:val="20"/>
-        </w:rPr>
-        <w:t xml:space="preserve">EC50 - dla Skorupiaków 8,012 mg/l/48h</w:t>
-      </w:r>
-    </w:p>
-    <w:p>
-      <w:pPr>
-        <w:spacing w:after="80"/>
-      </w:pPr>
-      <w:r>
-        <w:rPr>
-          <w:rFonts w:ascii="Arial" w:cs="Arial" w:eastAsia="Arial" w:hAnsi="Arial"/>
-          <w:sz w:val="20"/>
-          <w:szCs w:val="20"/>
-        </w:rPr>
-        <w:t xml:space="preserve">EC50 - dla Glonów / Roślin wodnych 1,452 mg/l/72h</w:t>
-      </w:r>
-    </w:p>
-    <w:p>
-      <w:pPr>
-        <w:spacing w:after="80"/>
-      </w:pPr>
-      <w:r>
-        <w:rPr>
-          <w:rFonts w:ascii="Arial" w:cs="Arial" w:eastAsia="Arial" w:hAnsi="Arial"/>
-          <w:sz w:val="20"/>
-          <w:szCs w:val="20"/>
-        </w:rPr>
-        <w:t xml:space="preserve">Przewlekła NOEC dla Ryb 0,119 mg/l</w:t>
-      </w:r>
-    </w:p>
-    <w:p>
-      <w:pPr>
-        <w:spacing w:after="80"/>
-      </w:pPr>
-      <w:r>
-        <w:rPr>
-          <w:rFonts w:ascii="Arial" w:cs="Arial" w:eastAsia="Arial" w:hAnsi="Arial"/>
-          <w:sz w:val="20"/>
-          <w:szCs w:val="20"/>
-        </w:rPr>
-        <w:t xml:space="preserve">Przewlekła NOEC dla Skorupiaków 0,448 mg/l</w:t>
-      </w:r>
-    </w:p>
-    <w:p>
-      <w:pPr>
-        <w:spacing w:after="80"/>
-      </w:pPr>
-      <w:r>
-        <w:rPr>
-          <w:rFonts w:ascii="Arial" w:cs="Arial" w:eastAsia="Arial" w:hAnsi="Arial"/>
-          <w:sz w:val="20"/>
-          <w:szCs w:val="20"/>
-        </w:rPr>
-        <w:t xml:space="preserve">Przewlekła NOEC dla Glonów / Roślin wodnych 0,408 mg/l</w:t>
+        <w:t xml:space="preserve">10.1. Reaktywność</w:t>
+      </w:r>
+    </w:p>
+    <w:p>
+      <w:pPr>
+        <w:spacing w:after="80"/>
+      </w:pPr>
+      <w:r>
+        <w:rPr>
+          <w:rFonts w:ascii="Arial" w:cs="Arial" w:eastAsia="Arial" w:hAnsi="Arial"/>
+          <w:sz w:val="20"/>
+          <w:szCs w:val="20"/>
+        </w:rPr>
+        <w:t xml:space="preserve">W normalnych warunkach stosowania nie występują szczególne zagrożenia reakcją z innymi substancjami.</w:t>
+      </w:r>
+    </w:p>
+    <w:p>
+      <w:pPr>
+        <w:spacing w:after="80"/>
+      </w:pPr>
+      <w:r>
+        <w:rPr>
+          <w:rFonts w:ascii="Arial" w:cs="Arial" w:eastAsia="Arial" w:hAnsi="Arial"/>
+          <w:sz w:val="20"/>
+          <w:szCs w:val="20"/>
+        </w:rPr>
+        <w:t xml:space="preserve">toluen</w:t>
+      </w:r>
+    </w:p>
+    <w:p>
+      <w:pPr>
+        <w:spacing w:after="80"/>
+      </w:pPr>
+      <w:r>
+        <w:rPr>
+          <w:rFonts w:ascii="Arial" w:cs="Arial" w:eastAsia="Arial" w:hAnsi="Arial"/>
+          <w:sz w:val="20"/>
+          <w:szCs w:val="20"/>
+        </w:rPr>
+        <w:t xml:space="preserve">Unikać narażenia na: światło.</w:t>
       </w:r>
     </w:p>
     <w:p>
@@ -3596,163 +3526,48 @@
           <w:sz w:val="20"/>
           <w:szCs w:val="20"/>
         </w:rPr>
-        <w:t xml:space="preserve">12.2. Trwałość i zdolność do rozkładu toluen</w:t>
-      </w:r>
-    </w:p>
-    <w:p>
-      <w:pPr>
-        <w:spacing w:after="80"/>
-      </w:pPr>
-      <w:r>
-        <w:rPr>
-          <w:rFonts w:ascii="Arial" w:cs="Arial" w:eastAsia="Arial" w:hAnsi="Arial"/>
-          <w:sz w:val="20"/>
-          <w:szCs w:val="20"/>
-        </w:rPr>
-        <w:t xml:space="preserve">Rozpuszczalność w wodzie 100 - 1000 mg/l</w:t>
-      </w:r>
-    </w:p>
-    <w:p>
-      <w:pPr>
-        <w:spacing w:after="80"/>
-      </w:pPr>
-      <w:r>
-        <w:rPr>
-          <w:rFonts w:ascii="Arial" w:cs="Arial" w:eastAsia="Arial" w:hAnsi="Arial"/>
-          <w:sz w:val="20"/>
-          <w:szCs w:val="20"/>
-        </w:rPr>
-        <w:t xml:space="preserve">Szybko degradowalny ANISALDEHYD</w:t>
-      </w:r>
-    </w:p>
-    <w:p>
-      <w:pPr>
-        <w:spacing w:after="80"/>
-      </w:pPr>
-      <w:r>
-        <w:rPr>
-          <w:rFonts w:ascii="Arial" w:cs="Arial" w:eastAsia="Arial" w:hAnsi="Arial"/>
-          <w:sz w:val="20"/>
-          <w:szCs w:val="20"/>
-        </w:rPr>
-        <w:t xml:space="preserve">Szybko degradowalny 2,6-di-tert-butylo-p-krezol</w:t>
-      </w:r>
-    </w:p>
-    <w:p>
-      <w:pPr>
-        <w:spacing w:after="80"/>
-      </w:pPr>
-      <w:r>
-        <w:rPr>
-          <w:rFonts w:ascii="Arial" w:cs="Arial" w:eastAsia="Arial" w:hAnsi="Arial"/>
-          <w:sz w:val="20"/>
-          <w:szCs w:val="20"/>
-        </w:rPr>
-        <w:t xml:space="preserve">Szybko degradowalny ETANOL</w:t>
-      </w:r>
-    </w:p>
-    <w:p>
-      <w:pPr>
-        <w:spacing w:after="80"/>
-      </w:pPr>
-      <w:r>
-        <w:rPr>
-          <w:rFonts w:ascii="Arial" w:cs="Arial" w:eastAsia="Arial" w:hAnsi="Arial"/>
-          <w:sz w:val="20"/>
-          <w:szCs w:val="20"/>
-        </w:rPr>
-        <w:t xml:space="preserve">Rozpuszczalność w wodzie 1000 - 10000 mg/l</w:t>
-      </w:r>
-    </w:p>
-    <w:p>
-      <w:pPr>
-        <w:spacing w:after="80"/>
-      </w:pPr>
-      <w:r>
-        <w:rPr>
-          <w:rFonts w:ascii="Arial" w:cs="Arial" w:eastAsia="Arial" w:hAnsi="Arial"/>
-          <w:sz w:val="20"/>
-          <w:szCs w:val="20"/>
-        </w:rPr>
-        <w:t xml:space="preserve">Szybko degradowalny 2H-CHROMEN-2-ON</w:t>
-      </w:r>
-    </w:p>
-    <w:p>
-      <w:pPr>
-        <w:spacing w:after="80"/>
-      </w:pPr>
-      <w:r>
-        <w:rPr>
-          <w:rFonts w:ascii="Arial" w:cs="Arial" w:eastAsia="Arial" w:hAnsi="Arial"/>
-          <w:sz w:val="20"/>
-          <w:szCs w:val="20"/>
-        </w:rPr>
-        <w:t xml:space="preserve">Szybko degradowalny 12.3. Zdolność do bioakumulacji toluen</w:t>
-      </w:r>
-    </w:p>
-    <w:p>
-      <w:pPr>
-        <w:spacing w:after="80"/>
-      </w:pPr>
-      <w:r>
-        <w:rPr>
-          <w:rFonts w:ascii="Arial" w:cs="Arial" w:eastAsia="Arial" w:hAnsi="Arial"/>
-          <w:sz w:val="20"/>
-          <w:szCs w:val="20"/>
-        </w:rPr>
-        <w:t xml:space="preserve">Współczynnik podziału: n-oktanol/woda 2,73</w:t>
-      </w:r>
-    </w:p>
-    <w:p>
-      <w:pPr>
-        <w:spacing w:after="80"/>
-      </w:pPr>
-      <w:r>
-        <w:rPr>
-          <w:rFonts w:ascii="Arial" w:cs="Arial" w:eastAsia="Arial" w:hAnsi="Arial"/>
-          <w:sz w:val="20"/>
-          <w:szCs w:val="20"/>
-        </w:rPr>
-        <w:t xml:space="preserve">BCF 90</w:t>
-      </w:r>
-    </w:p>
-    <w:p>
-      <w:pPr>
-        <w:spacing w:after="80"/>
-      </w:pPr>
-      <w:r>
-        <w:rPr>
-          <w:rFonts w:ascii="Arial" w:cs="Arial" w:eastAsia="Arial" w:hAnsi="Arial"/>
-          <w:sz w:val="20"/>
-          <w:szCs w:val="20"/>
-        </w:rPr>
-        <w:t xml:space="preserve">2,6-di-tert-butylo-p-krezol</w:t>
-      </w:r>
-    </w:p>
-    <w:p>
-      <w:pPr>
-        <w:spacing w:after="80"/>
-      </w:pPr>
-      <w:r>
-        <w:rPr>
-          <w:rFonts w:ascii="Arial" w:cs="Arial" w:eastAsia="Arial" w:hAnsi="Arial"/>
-          <w:sz w:val="20"/>
-          <w:szCs w:val="20"/>
-        </w:rPr>
-        <w:t xml:space="preserve">Współczynnik podziału: n-oktanol/woda 5,1</w:t>
-      </w:r>
-    </w:p>
-    <w:p>
-      <w:pPr>
-        <w:spacing w:after="80"/>
-      </w:pPr>
-      <w:r>
-        <w:rPr>
-          <w:rFonts w:ascii="Arial" w:cs="Arial" w:eastAsia="Arial" w:hAnsi="Arial"/>
-          <w:sz w:val="20"/>
-          <w:szCs w:val="20"/>
-        </w:rPr>
-        <w:t xml:space="preserve">BCF 598,4 -</w:t>
+        <w:t xml:space="preserve">10.2. Stabilność chemiczna</w:t>
+      </w:r>
+    </w:p>
+    <w:p>
+      <w:pPr>
+        <w:spacing w:after="80"/>
+      </w:pPr>
+      <w:r>
+        <w:rPr>
+          <w:rFonts w:ascii="Arial" w:cs="Arial" w:eastAsia="Arial" w:hAnsi="Arial"/>
+          <w:sz w:val="20"/>
+          <w:szCs w:val="20"/>
+        </w:rPr>
+        <w:t xml:space="preserve">Produkt jest stabilny w normalnych warunkach stosowania i przechowywania.</w:t>
+      </w:r>
+    </w:p>
+    <w:p>
+      <w:pPr>
+        <w:spacing w:after="100" w:before="200"/>
+      </w:pPr>
+      <w:r>
+        <w:rPr>
+          <w:rFonts w:ascii="Arial" w:cs="Arial" w:eastAsia="Arial" w:hAnsi="Arial"/>
+          <w:b/>
+          <w:bCs/>
+          <w:sz w:val="20"/>
+          <w:szCs w:val="20"/>
+        </w:rPr>
+        <w:t xml:space="preserve">10.3. Możliwość występowania niebezpiecznych reakcji</w:t>
+      </w:r>
+    </w:p>
+    <w:p>
+      <w:pPr>
+        <w:spacing w:after="80"/>
+      </w:pPr>
+      <w:r>
+        <w:rPr>
+          <w:rFonts w:ascii="Arial" w:cs="Arial" w:eastAsia="Arial" w:hAnsi="Arial"/>
+          <w:sz w:val="20"/>
+          <w:szCs w:val="20"/>
+        </w:rPr>
+        <w:t xml:space="preserve">Pary mogą tworzyć mieszaniny wybuchowe z powietrzem.</w:t>
       </w:r>
     </w:p>
     <w:p>
@@ -3778,7 +3593,33 @@
           <w:sz w:val="20"/>
           <w:szCs w:val="20"/>
         </w:rPr>
-        <w:t xml:space="preserve">Współczynnik podziału: n-oktanol/woda -0,35</w:t>
+        <w:t xml:space="preserve">Ryzyko wybuchu w kontakcie z: metale alkaliczne, tlenki metali alkalicznych, podchloryn wapnia, monofluorek siarki, bezwodnik octowy, kwasy, stężony nadtlenek wodoru, nadchlorany, kwas nadchlorowy, perchloronitryl, azotan rtęci, kwas azotowy, srebro, azotan srebra, amoniak, tlenek srebra, amoniak, silne utleniacze, ditlenek azotu. Może reagować niebezpiecznie z: bromoacetylen, chloroacetylen, trifluorek bromu, tritlenek chromu, chlorek chromylu, fluor, tert-butanolan potasu, wodorek litu, tritlenek fosforu, czerń platynowa, chlorek cyrkonu (IV), jodek cyrkonu (IV). Tworzy mieszaniny wybuchowe z: powietrze.</w:t>
+      </w:r>
+    </w:p>
+    <w:p>
+      <w:pPr>
+        <w:spacing w:after="80"/>
+      </w:pPr>
+      <w:r>
+        <w:rPr>
+          <w:rFonts w:ascii="Arial" w:cs="Arial" w:eastAsia="Arial" w:hAnsi="Arial"/>
+          <w:sz w:val="20"/>
+          <w:szCs w:val="20"/>
+        </w:rPr>
+        <w:t xml:space="preserve">toluen</w:t>
+      </w:r>
+    </w:p>
+    <w:p>
+      <w:pPr>
+        <w:spacing w:after="80"/>
+      </w:pPr>
+      <w:r>
+        <w:rPr>
+          <w:rFonts w:ascii="Arial" w:cs="Arial" w:eastAsia="Arial" w:hAnsi="Arial"/>
+          <w:sz w:val="20"/>
+          <w:szCs w:val="20"/>
+        </w:rPr>
+        <w:t xml:space="preserve">Ryzyko wybuchu w kontakcie z: dymiący kwas siarkowy, kwas azotowy, nadchloran srebra, ditlenek azotu, halogenki niemetali, kwas octowy, organiczne związki nitrowe. Może tworzyć mieszaniny wybuchowe z: powietrze. Może reagować niebezpiecznie z: silne utleniacze, silne kwasy, siarka.</w:t>
       </w:r>
     </w:p>
     <w:p>
@@ -3793,72 +3634,46 @@
           <w:sz w:val="20"/>
           <w:szCs w:val="20"/>
         </w:rPr>
-        <w:t xml:space="preserve">12.4. Mobilność w glebie toluen</w:t>
-      </w:r>
-    </w:p>
-    <w:p>
-      <w:pPr>
-        <w:spacing w:after="80"/>
-      </w:pPr>
-      <w:r>
-        <w:rPr>
-          <w:rFonts w:ascii="Arial" w:cs="Arial" w:eastAsia="Arial" w:hAnsi="Arial"/>
-          <w:sz w:val="20"/>
-          <w:szCs w:val="20"/>
-        </w:rPr>
-        <w:t xml:space="preserve">Współczynnik podziału: gleba/woda 2,31</w:t>
-      </w:r>
-    </w:p>
-    <w:p>
-      <w:pPr>
-        <w:spacing w:after="80"/>
-      </w:pPr>
-      <w:r>
-        <w:rPr>
-          <w:rFonts w:ascii="Arial" w:cs="Arial" w:eastAsia="Arial" w:hAnsi="Arial"/>
-          <w:sz w:val="20"/>
-          <w:szCs w:val="20"/>
-        </w:rPr>
-        <w:t xml:space="preserve">ANISALDEHYD</w:t>
-      </w:r>
-    </w:p>
-    <w:p>
-      <w:pPr>
-        <w:spacing w:after="80"/>
-      </w:pPr>
-      <w:r>
-        <w:rPr>
-          <w:rFonts w:ascii="Arial" w:cs="Arial" w:eastAsia="Arial" w:hAnsi="Arial"/>
-          <w:sz w:val="20"/>
-          <w:szCs w:val="20"/>
-        </w:rPr>
-        <w:t xml:space="preserve">Współczynnik podziału: gleba/woda 1</w:t>
-      </w:r>
-    </w:p>
-    <w:p>
-      <w:pPr>
-        <w:spacing w:after="80"/>
-      </w:pPr>
-      <w:r>
-        <w:rPr>
-          <w:rFonts w:ascii="Arial" w:cs="Arial" w:eastAsia="Arial" w:hAnsi="Arial"/>
-          <w:sz w:val="20"/>
-          <w:szCs w:val="20"/>
-        </w:rPr>
-        <w:t xml:space="preserve">2,6-di-tert-butylo-p-krezol</w:t>
-      </w:r>
-    </w:p>
-    <w:p>
-      <w:pPr>
-        <w:spacing w:after="80"/>
-      </w:pPr>
-      <w:r>
-        <w:rPr>
-          <w:rFonts w:ascii="Arial" w:cs="Arial" w:eastAsia="Arial" w:hAnsi="Arial"/>
-          <w:sz w:val="20"/>
-          <w:szCs w:val="20"/>
-        </w:rPr>
-        <w:t xml:space="preserve">Współczynnik podziału: gleba/woda 4,2</w:t>
+        <w:t xml:space="preserve">10.4. Warunki, których należy unikać</w:t>
+      </w:r>
+    </w:p>
+    <w:p>
+      <w:pPr>
+        <w:spacing w:after="80"/>
+      </w:pPr>
+      <w:r>
+        <w:rPr>
+          <w:rFonts w:ascii="Arial" w:cs="Arial" w:eastAsia="Arial" w:hAnsi="Arial"/>
+          <w:sz w:val="20"/>
+          <w:szCs w:val="20"/>
+        </w:rPr>
+        <w:t xml:space="preserve">Unikać przegrzania. Unikać gromadzenia się ładunków elektrostatycznych. Unikać wszelkich źródeł zapłonu.</w:t>
+      </w:r>
+    </w:p>
+    <w:p>
+      <w:pPr>
+        <w:spacing w:after="80"/>
+      </w:pPr>
+      <w:r>
+        <w:rPr>
+          <w:rFonts w:ascii="Arial" w:cs="Arial" w:eastAsia="Arial" w:hAnsi="Arial"/>
+          <w:sz w:val="20"/>
+          <w:szCs w:val="20"/>
+        </w:rPr>
+        <w:t xml:space="preserve">ETANOL</w:t>
+      </w:r>
+    </w:p>
+    <w:p>
+      <w:pPr>
+        <w:spacing w:after="80"/>
+      </w:pPr>
+      <w:r>
+        <w:rPr>
+          <w:rFonts w:ascii="Arial" w:cs="Arial" w:eastAsia="Arial" w:hAnsi="Arial"/>
+          <w:sz w:val="20"/>
+          <w:szCs w:val="20"/>
+        </w:rPr>
+        <w:t xml:space="preserve">Unikać narażenia na: źródła ciepła, otwarty ogień.</w:t>
       </w:r>
     </w:p>
     <w:p>
@@ -3873,20 +3688,20 @@
           <w:sz w:val="20"/>
           <w:szCs w:val="20"/>
         </w:rPr>
-        <w:t xml:space="preserve">12.5. Wyniki oceny właściwości PBT i vPvB Na podstawie dostępnych danych produkt nie zawiera żadnych substancji PBT lub vPvB w stężeniu ≥ 0,1%. 12.6. Właściwości zaburzające funkcjonowanie układu hormonalnego W oparciu o dostępne dane produkt nie zawiera substancji wymienionych w głównych europejskich wykazach potencjalnych lub podejrzewanych substancji zaburzających funkcjonowanie układu hormonalnego podlegających ocenie pod kątem wpływu na środowisko. 12.7. Inne szkodliwe skutki działania Brak danych</w:t>
-      </w:r>
-    </w:p>
-    <w:p>
-      <w:pPr>
-        <w:spacing w:after="80"/>
-      </w:pPr>
-      <w:r>
-        <w:rPr>
-          <w:rFonts w:ascii="Arial" w:cs="Arial" w:eastAsia="Arial" w:hAnsi="Arial"/>
-          <w:sz w:val="20"/>
-          <w:szCs w:val="20"/>
-        </w:rPr>
-        <w:t xml:space="preserve">SEKCJA 13. Postępowanie z odpadami</w:t>
+        <w:t xml:space="preserve">10.5. Materiały niezgodne</w:t>
+      </w:r>
+    </w:p>
+    <w:p>
+      <w:pPr>
+        <w:spacing w:after="80"/>
+      </w:pPr>
+      <w:r>
+        <w:rPr>
+          <w:rFonts w:ascii="Arial" w:cs="Arial" w:eastAsia="Arial" w:hAnsi="Arial"/>
+          <w:sz w:val="20"/>
+          <w:szCs w:val="20"/>
+        </w:rPr>
+        <w:t xml:space="preserve">Brak danych</w:t>
       </w:r>
     </w:p>
     <w:p>
@@ -3901,753 +3716,20 @@
           <w:sz w:val="20"/>
           <w:szCs w:val="20"/>
         </w:rPr>
-        <w:t xml:space="preserve">13.1. Metody unieszkodliwiania odpadów W miarę możliwości odzyskać. Pozostałości produktu należy traktować jako odpady niebezpieczne specjalne. Stopień niebezpieczeństwa odpadów zawierających ten produkt należy ocenić zgodnie z obowiązującymi przepisami. Usuwanie odpadów należy powierzyć uprawnionej firmie gospodarowania odpadami, zgodnie z przepisami krajowymi i lokalnymi. Transport odpadów może podlegać ograniczeniom ADR. Gospodarka odpadami powstałymi w wyniku użytkowania lub rozprzestrzeniania się produktu musi być zorganizowana zgodnie z przepisami bezpieczeństwa pracy. Patrz sekcja 8 w zakresie ewentualnej potrzeby stosowania ŚOI. ZANIECZYSZCZONE OPAKOWANIA Zanieczyszczone opakowania należy poddać odzyskowi lub unieszkodliwieniu zgodnie z krajowymi przepisami dotyczącymi gospodarowania odpadami.</w:t>
-      </w:r>
-    </w:p>
-    <w:p>
-      <w:pPr>
-        <w:spacing w:after="80"/>
-      </w:pPr>
-      <w:r>
-        <w:rPr>
-          <w:rFonts w:ascii="Arial" w:cs="Arial" w:eastAsia="Arial" w:hAnsi="Arial"/>
-          <w:sz w:val="20"/>
-          <w:szCs w:val="20"/>
-        </w:rPr>
-        <w:t xml:space="preserve">SEKCJA 14. Informacje dotyczące transportu</w:t>
-      </w:r>
-    </w:p>
-    <w:p>
-      <w:pPr>
-        <w:spacing w:after="100" w:before="200"/>
-      </w:pPr>
-      <w:r>
-        <w:rPr>
-          <w:rFonts w:ascii="Arial" w:cs="Arial" w:eastAsia="Arial" w:hAnsi="Arial"/>
-          <w:b/>
-          <w:bCs/>
-          <w:sz w:val="20"/>
-          <w:szCs w:val="20"/>
-        </w:rPr>
-        <w:t xml:space="preserve">14.1. Numer UN lub numer identyfikacyjny ID ADR / RID, IMDG, IATA: UN 1170</w:t>
-      </w:r>
-    </w:p>
-    <w:p>
-      <w:pPr>
-        <w:spacing w:after="100" w:before="200"/>
-      </w:pPr>
-      <w:r>
-        <w:rPr>
-          <w:rFonts w:ascii="Arial" w:cs="Arial" w:eastAsia="Arial" w:hAnsi="Arial"/>
-          <w:b/>
-          <w:bCs/>
-          <w:sz w:val="20"/>
-          <w:szCs w:val="20"/>
-        </w:rPr>
-        <w:t xml:space="preserve">14.2. Prawidłowa nazwa przewozowa UN ADR / RID: ETHANOL (ETHYL ALCOHOL) or ETHANOL SOLUTION (ETHYL ALCOHOL SOLUTION) (ETHANOL)</w:t>
-      </w:r>
-    </w:p>
-    <w:p>
-      <w:pPr>
-        <w:spacing w:after="80" w:before="80"/>
-      </w:pPr>
-      <w:r>
-        <w:rPr>
-          <w:rFonts w:ascii="Arial" w:cs="Arial" w:eastAsia="Arial" w:hAnsi="Arial"/>
-          <w:b/>
-          <w:bCs/>
-          <w:sz w:val="20"/>
-          <w:szCs w:val="20"/>
-        </w:rPr>
-        <w:t xml:space="preserve">IMDG:</w:t>
-      </w:r>
-      <w:r>
-        <w:rPr>
-          <w:rFonts w:ascii="Arial" w:cs="Arial" w:eastAsia="Arial" w:hAnsi="Arial"/>
-          <w:sz w:val="20"/>
-          <w:szCs w:val="20"/>
-        </w:rPr>
-        <w:t xml:space="preserve"> ETHANOL (ETHYL ALCOHOL) or ETHANOL SOLUTION (ETHYL ALCOHOL SOLUTION) (ETHANOL)</w:t>
-      </w:r>
-    </w:p>
-    <w:p>
-      <w:pPr>
-        <w:spacing w:after="80" w:before="80"/>
-      </w:pPr>
-      <w:r>
-        <w:rPr>
-          <w:rFonts w:ascii="Arial" w:cs="Arial" w:eastAsia="Arial" w:hAnsi="Arial"/>
-          <w:b/>
-          <w:bCs/>
-          <w:sz w:val="20"/>
-          <w:szCs w:val="20"/>
-        </w:rPr>
-        <w:t xml:space="preserve">IATA:</w:t>
-      </w:r>
-      <w:r>
-        <w:rPr>
-          <w:rFonts w:ascii="Arial" w:cs="Arial" w:eastAsia="Arial" w:hAnsi="Arial"/>
-          <w:sz w:val="20"/>
-          <w:szCs w:val="20"/>
-        </w:rPr>
-        <w:t xml:space="preserve"> ETHANOL (ETHYL ALCOHOL) or ETHANOL SOLUTION (ETHYL ALCOHOL SOLUTION) (ETHANOL)</w:t>
-      </w:r>
-    </w:p>
-    <w:p>
-      <w:pPr>
-        <w:spacing w:after="100" w:before="200"/>
-      </w:pPr>
-      <w:r>
-        <w:rPr>
-          <w:rFonts w:ascii="Arial" w:cs="Arial" w:eastAsia="Arial" w:hAnsi="Arial"/>
-          <w:b/>
-          <w:bCs/>
-          <w:sz w:val="20"/>
-          <w:szCs w:val="20"/>
-        </w:rPr>
-        <w:t xml:space="preserve">14.3. Klasa(-y) zagrożenia w transporcie ADR / RID: Klasa: 3 Nalepka: 3</w:t>
-      </w:r>
-    </w:p>
-    <w:p>
-      <w:pPr>
-        <w:spacing w:after="80" w:before="80"/>
-      </w:pPr>
-      <w:r>
-        <w:rPr>
-          <w:rFonts w:ascii="Arial" w:cs="Arial" w:eastAsia="Arial" w:hAnsi="Arial"/>
-          <w:b/>
-          <w:bCs/>
-          <w:sz w:val="20"/>
-          <w:szCs w:val="20"/>
-        </w:rPr>
-        <w:t xml:space="preserve">IMDG:</w:t>
-      </w:r>
-      <w:r>
-        <w:rPr>
-          <w:rFonts w:ascii="Arial" w:cs="Arial" w:eastAsia="Arial" w:hAnsi="Arial"/>
-          <w:sz w:val="20"/>
-          <w:szCs w:val="20"/>
-        </w:rPr>
-        <w:t xml:space="preserve"> Klasa: 3 Nalepka: 3</w:t>
-      </w:r>
-    </w:p>
-    <w:p>
-      <w:pPr>
-        <w:spacing w:after="80" w:before="80"/>
-      </w:pPr>
-      <w:r>
-        <w:rPr>
-          <w:rFonts w:ascii="Arial" w:cs="Arial" w:eastAsia="Arial" w:hAnsi="Arial"/>
-          <w:b/>
-          <w:bCs/>
-          <w:sz w:val="20"/>
-          <w:szCs w:val="20"/>
-        </w:rPr>
-        <w:t xml:space="preserve">IATA:</w:t>
-      </w:r>
-      <w:r>
-        <w:rPr>
-          <w:rFonts w:ascii="Arial" w:cs="Arial" w:eastAsia="Arial" w:hAnsi="Arial"/>
-          <w:sz w:val="20"/>
-          <w:szCs w:val="20"/>
-        </w:rPr>
-        <w:t xml:space="preserve"> Klasa: 3 Nalepka: 3</w:t>
-      </w:r>
-    </w:p>
-    <w:p>
-      <w:pPr>
-        <w:spacing w:after="100" w:before="200"/>
-      </w:pPr>
-      <w:r>
-        <w:rPr>
-          <w:rFonts w:ascii="Arial" w:cs="Arial" w:eastAsia="Arial" w:hAnsi="Arial"/>
-          <w:b/>
-          <w:bCs/>
-          <w:sz w:val="20"/>
-          <w:szCs w:val="20"/>
-        </w:rPr>
-        <w:t xml:space="preserve">14.4. Grupa pakowania ADR / RID, IMDG, IATA: II</w:t>
-      </w:r>
-    </w:p>
-    <w:p>
-      <w:pPr>
-        <w:spacing w:after="100" w:before="200"/>
-      </w:pPr>
-      <w:r>
-        <w:rPr>
-          <w:rFonts w:ascii="Arial" w:cs="Arial" w:eastAsia="Arial" w:hAnsi="Arial"/>
-          <w:b/>
-          <w:bCs/>
-          <w:sz w:val="20"/>
-          <w:szCs w:val="20"/>
-        </w:rPr>
-        <w:t xml:space="preserve">14.5. Zagrożenia dla środowiska ADR / RID: NIE</w:t>
-      </w:r>
-    </w:p>
-    <w:p>
-      <w:pPr>
-        <w:spacing w:after="80" w:before="80"/>
-      </w:pPr>
-      <w:r>
-        <w:rPr>
-          <w:rFonts w:ascii="Arial" w:cs="Arial" w:eastAsia="Arial" w:hAnsi="Arial"/>
-          <w:b/>
-          <w:bCs/>
-          <w:sz w:val="20"/>
-          <w:szCs w:val="20"/>
-        </w:rPr>
-        <w:t xml:space="preserve">IMDG:</w:t>
-      </w:r>
-      <w:r>
-        <w:rPr>
-          <w:rFonts w:ascii="Arial" w:cs="Arial" w:eastAsia="Arial" w:hAnsi="Arial"/>
-          <w:sz w:val="20"/>
-          <w:szCs w:val="20"/>
-        </w:rPr>
-        <w:t xml:space="preserve"> substancja zanieczyszczająca środowisko morskie: nie</w:t>
-      </w:r>
-    </w:p>
-    <w:p>
-      <w:pPr>
-        <w:spacing w:after="80" w:before="80"/>
-      </w:pPr>
-      <w:r>
-        <w:rPr>
-          <w:rFonts w:ascii="Arial" w:cs="Arial" w:eastAsia="Arial" w:hAnsi="Arial"/>
-          <w:b/>
-          <w:bCs/>
-          <w:sz w:val="20"/>
-          <w:szCs w:val="20"/>
-        </w:rPr>
-        <w:t xml:space="preserve">IATA:</w:t>
-      </w:r>
-      <w:r>
-        <w:rPr>
-          <w:rFonts w:ascii="Arial" w:cs="Arial" w:eastAsia="Arial" w:hAnsi="Arial"/>
-          <w:sz w:val="20"/>
-          <w:szCs w:val="20"/>
-        </w:rPr>
-        <w:t xml:space="preserve"> NIE</w:t>
-      </w:r>
-    </w:p>
-    <w:p>
-      <w:pPr>
-        <w:spacing w:after="100" w:before="200"/>
-      </w:pPr>
-      <w:r>
-        <w:rPr>
-          <w:rFonts w:ascii="Arial" w:cs="Arial" w:eastAsia="Arial" w:hAnsi="Arial"/>
-          <w:b/>
-          <w:bCs/>
-          <w:sz w:val="20"/>
-          <w:szCs w:val="20"/>
-        </w:rPr>
-        <w:t xml:space="preserve">14.6. Szczególne środki ostrożności dla użytkowników ADR / RID: HIN - Kemler: 33 Ilości ograniczone: 1 lt Kod ograniczeń przewozu przez tunele: (D/E)</w:t>
-      </w:r>
-    </w:p>
-    <w:p>
-      <w:pPr>
-        <w:spacing w:after="80"/>
-      </w:pPr>
-      <w:r>
-        <w:rPr>
-          <w:rFonts w:ascii="Arial" w:cs="Arial" w:eastAsia="Arial" w:hAnsi="Arial"/>
-          <w:sz w:val="20"/>
-          <w:szCs w:val="20"/>
-        </w:rPr>
-        <w:t xml:space="preserve">Przepis szczególny: 144, 601</w:t>
-      </w:r>
-    </w:p>
-    <w:p>
-      <w:pPr>
-        <w:spacing w:after="80" w:before="80"/>
-      </w:pPr>
-      <w:r>
-        <w:rPr>
-          <w:rFonts w:ascii="Arial" w:cs="Arial" w:eastAsia="Arial" w:hAnsi="Arial"/>
-          <w:b/>
-          <w:bCs/>
-          <w:sz w:val="20"/>
-          <w:szCs w:val="20"/>
-        </w:rPr>
-        <w:t xml:space="preserve">IMDG:</w:t>
-      </w:r>
-      <w:r>
-        <w:rPr>
-          <w:rFonts w:ascii="Arial" w:cs="Arial" w:eastAsia="Arial" w:hAnsi="Arial"/>
-          <w:sz w:val="20"/>
-          <w:szCs w:val="20"/>
-        </w:rPr>
-        <w:t xml:space="preserve"> EMS: F-E, S-D Ilości ograniczone: 1 lt</w:t>
-      </w:r>
-    </w:p>
-    <w:p>
-      <w:pPr>
-        <w:spacing w:after="80" w:before="80"/>
-      </w:pPr>
-      <w:r>
-        <w:rPr>
-          <w:rFonts w:ascii="Arial" w:cs="Arial" w:eastAsia="Arial" w:hAnsi="Arial"/>
-          <w:b/>
-          <w:bCs/>
-          <w:sz w:val="20"/>
-          <w:szCs w:val="20"/>
-        </w:rPr>
-        <w:t xml:space="preserve">IATA:</w:t>
-      </w:r>
-      <w:r>
-        <w:rPr>
-          <w:rFonts w:ascii="Arial" w:cs="Arial" w:eastAsia="Arial" w:hAnsi="Arial"/>
-          <w:sz w:val="20"/>
-          <w:szCs w:val="20"/>
-        </w:rPr>
-        <w:t xml:space="preserve"> Cargo: Maksymalna ilość: 60 L Instrukcje pakowania: 364</w:t>
-      </w:r>
-    </w:p>
-    <w:p>
-      <w:pPr>
-        <w:spacing w:after="80"/>
-      </w:pPr>
-      <w:r>
-        <w:rPr>
-          <w:rFonts w:ascii="Arial" w:cs="Arial" w:eastAsia="Arial" w:hAnsi="Arial"/>
-          <w:sz w:val="20"/>
-          <w:szCs w:val="20"/>
-        </w:rPr>
-        <w:t xml:space="preserve">Pasażerski: Maksymalna ilość: 5 L Instrukcje pakowania: 353</w:t>
-      </w:r>
-    </w:p>
-    <w:p>
-      <w:pPr>
-        <w:spacing w:after="80"/>
-      </w:pPr>
-      <w:r>
-        <w:rPr>
-          <w:rFonts w:ascii="Arial" w:cs="Arial" w:eastAsia="Arial" w:hAnsi="Arial"/>
-          <w:sz w:val="20"/>
-          <w:szCs w:val="20"/>
-        </w:rPr>
-        <w:t xml:space="preserve">Przepis szczególny: A3, A58, A180</w:t>
-      </w:r>
-    </w:p>
-    <w:p>
-      <w:pPr>
-        <w:spacing w:after="100" w:before="200"/>
-      </w:pPr>
-      <w:r>
-        <w:rPr>
-          <w:rFonts w:ascii="Arial" w:cs="Arial" w:eastAsia="Arial" w:hAnsi="Arial"/>
-          <w:b/>
-          <w:bCs/>
-          <w:sz w:val="20"/>
-          <w:szCs w:val="20"/>
-        </w:rPr>
-        <w:t xml:space="preserve">14.7. Transport morski luzem zgodnie z instrumentami IMO Informacja nieistotna</w:t>
-      </w:r>
-    </w:p>
-    <w:p>
-      <w:pPr>
-        <w:spacing w:after="80"/>
-      </w:pPr>
-      <w:r>
-        <w:rPr>
-          <w:rFonts w:ascii="Arial" w:cs="Arial" w:eastAsia="Arial" w:hAnsi="Arial"/>
-          <w:sz w:val="20"/>
-          <w:szCs w:val="20"/>
-        </w:rPr>
-        <w:t xml:space="preserve">SEKCJA 15. Informacje dotyczące przepisów prawnych</w:t>
-      </w:r>
-    </w:p>
-    <w:p>
-      <w:pPr>
-        <w:spacing w:after="100" w:before="200"/>
-      </w:pPr>
-      <w:r>
-        <w:rPr>
-          <w:rFonts w:ascii="Arial" w:cs="Arial" w:eastAsia="Arial" w:hAnsi="Arial"/>
-          <w:b/>
-          <w:bCs/>
-          <w:sz w:val="20"/>
-          <w:szCs w:val="20"/>
-        </w:rPr>
-        <w:t xml:space="preserve">15.1. Przepisy prawne dotyczące bezpieczeństwa, zdrowia i ochrony środowiska specyficzne dla substancji lub mieszaniny</w:t>
-      </w:r>
-    </w:p>
-    <w:p>
-      <w:pPr>
-        <w:spacing w:after="80"/>
-      </w:pPr>
-      <w:r>
-        <w:rPr>
-          <w:rFonts w:ascii="Arial" w:cs="Arial" w:eastAsia="Arial" w:hAnsi="Arial"/>
-          <w:sz w:val="20"/>
-          <w:szCs w:val="20"/>
-        </w:rPr>
-        <w:t xml:space="preserve">Kategoria Seveso - Dyrektywa 2012/18/UE: P5c Ograniczenia dotyczące produktu lub substancji zawartych zgodnie z załącznikiem XVII do rozporządzenia (WE) 1907/2006 Produkt Pozycja 3 - 40</w:t>
-      </w:r>
-    </w:p>
-    <w:p>
-      <w:pPr>
-        <w:spacing w:after="80"/>
-      </w:pPr>
-      <w:r>
-        <w:rPr>
-          <w:rFonts w:ascii="Arial" w:cs="Arial" w:eastAsia="Arial" w:hAnsi="Arial"/>
-          <w:sz w:val="20"/>
-          <w:szCs w:val="20"/>
-        </w:rPr>
-        <w:t xml:space="preserve">Zawarta substancja Pozycja 75</w:t>
-      </w:r>
-    </w:p>
-    <w:p>
-      <w:pPr>
-        <w:spacing w:after="80"/>
-      </w:pPr>
-      <w:r>
-        <w:rPr>
-          <w:rFonts w:ascii="Arial" w:cs="Arial" w:eastAsia="Arial" w:hAnsi="Arial"/>
-          <w:sz w:val="20"/>
-          <w:szCs w:val="20"/>
-        </w:rPr>
-        <w:t xml:space="preserve">Rozporządzenie (UE) 2019/1148 - w sprawie wprowadzania do obrotu i stosowania prekursorów materiałów wybuchowych nie dotyczy Substancje na Liście Kandydackiej (Art. 59 REACH) Na podstawie dostępnych danych produkt nie zawiera żadnych substancji SVHC w stężeniu ≥ 0,1%. Substancje podlegające procedurze udzielania zezwoleń (Załącznik XIV REACH) Brak Substancje podlegające obowiązkowi powiadomienia o wywozie zgodnie z rozporządzeniem (UE) 649/2012: Brak Substancje podlegające konwencji rotterdamskiej: Brak Substancje podlegające konwencji sztokholmskiej: Brak Kontrole opieki zdrowotnej Pracownicy narażeni na działanie tego czynnika chemicznego nie muszą przechodzić badań lekarskich pod warunkiem, że dostępne dane z oceny ryzyka wykażą, że ryzyko dla zdrowia i bezpieczeństwa pracowników jest niewielkie oraz że przestrzegana jest dyrektywa 98/24/WE. Niemieckie rozporządzenie w sprawie klasyfikacji substancji niebezpiecznych dla wód (AwSV, vom 18. April 2017) WGK 3: Poważne zagrożenie dla wód 15.2. Ocena bezpieczeństwa chemicznego</w:t>
-      </w:r>
-    </w:p>
-    <w:p>
-      <w:pPr>
-        <w:spacing w:after="80"/>
-      </w:pPr>
-      <w:r>
-        <w:rPr>
-          <w:rFonts w:ascii="Arial" w:cs="Arial" w:eastAsia="Arial" w:hAnsi="Arial"/>
-          <w:sz w:val="20"/>
-          <w:szCs w:val="20"/>
-        </w:rPr>
-        <w:t xml:space="preserve">Nie przeprowadzono oceny bezpieczeństwa chemicznego dla preparatu/dla substancji wskazanych w sekcji 3.</w:t>
-      </w:r>
-    </w:p>
-    <w:p>
-      <w:pPr>
-        <w:spacing w:after="80"/>
-      </w:pPr>
-      <w:r>
-        <w:rPr>
-          <w:rFonts w:ascii="Arial" w:cs="Arial" w:eastAsia="Arial" w:hAnsi="Arial"/>
-          <w:sz w:val="20"/>
-          <w:szCs w:val="20"/>
-        </w:rPr>
-        <w:t xml:space="preserve">SEKCJA 16. Inne informacje</w:t>
-      </w:r>
-    </w:p>
-    <w:p>
-      <w:pPr>
-        <w:spacing w:after="80"/>
-      </w:pPr>
-      <w:r>
-        <w:rPr>
-          <w:rFonts w:ascii="Arial" w:cs="Arial" w:eastAsia="Arial" w:hAnsi="Arial"/>
-          <w:sz w:val="20"/>
-          <w:szCs w:val="20"/>
-        </w:rPr>
-        <w:t xml:space="preserve">Tekst zwrotów wskazujących rodzaj zagrożenia (H) wymienionych w sekcjach 2-3 karty: Flam. Liq. 2 Substancja ciekła łatwopalna, kategoria 2</w:t>
-      </w:r>
-    </w:p>
-    <w:p>
-      <w:pPr>
-        <w:spacing w:after="80"/>
-      </w:pPr>
-      <w:r>
-        <w:rPr>
-          <w:rFonts w:ascii="Arial" w:cs="Arial" w:eastAsia="Arial" w:hAnsi="Arial"/>
-          <w:sz w:val="20"/>
-          <w:szCs w:val="20"/>
-        </w:rPr>
-        <w:t xml:space="preserve">Repr. 2 Działanie szkodliwe na rozrodczość, kategoria 2</w:t>
-      </w:r>
-    </w:p>
-    <w:p>
-      <w:pPr>
-        <w:spacing w:after="80"/>
-      </w:pPr>
-      <w:r>
-        <w:rPr>
-          <w:rFonts w:ascii="Arial" w:cs="Arial" w:eastAsia="Arial" w:hAnsi="Arial"/>
-          <w:sz w:val="20"/>
-          <w:szCs w:val="20"/>
-        </w:rPr>
-        <w:t xml:space="preserve">Acute Tox. 4 Toksyczność ostra, kategoria 4</w:t>
-      </w:r>
-    </w:p>
-    <w:p>
-      <w:pPr>
-        <w:spacing w:after="80"/>
-      </w:pPr>
-      <w:r>
-        <w:rPr>
-          <w:rFonts w:ascii="Arial" w:cs="Arial" w:eastAsia="Arial" w:hAnsi="Arial"/>
-          <w:sz w:val="20"/>
-          <w:szCs w:val="20"/>
-        </w:rPr>
-        <w:t xml:space="preserve">Asp. Tox. 1 Zagrożenie spowodowane aspiracją, kategoria 1</w:t>
-      </w:r>
-    </w:p>
-    <w:p>
-      <w:pPr>
-        <w:spacing w:after="80"/>
-      </w:pPr>
-      <w:r>
-        <w:rPr>
-          <w:rFonts w:ascii="Arial" w:cs="Arial" w:eastAsia="Arial" w:hAnsi="Arial"/>
-          <w:sz w:val="20"/>
-          <w:szCs w:val="20"/>
-        </w:rPr>
-        <w:t xml:space="preserve">STOT RE 2 Działanie toksyczne na narządy docelowe – narażenie powtarzane, kategoria 2</w:t>
-      </w:r>
-    </w:p>
-    <w:p>
-      <w:pPr>
-        <w:spacing w:after="80"/>
-      </w:pPr>
-      <w:r>
-        <w:rPr>
-          <w:rFonts w:ascii="Arial" w:cs="Arial" w:eastAsia="Arial" w:hAnsi="Arial"/>
-          <w:sz w:val="20"/>
-          <w:szCs w:val="20"/>
-        </w:rPr>
-        <w:t xml:space="preserve">Eye Irrit. 2 Działanie drażniące na oczy, kategoria 2</w:t>
-      </w:r>
-    </w:p>
-    <w:p>
-      <w:pPr>
-        <w:spacing w:after="80"/>
-      </w:pPr>
-      <w:r>
-        <w:rPr>
-          <w:rFonts w:ascii="Arial" w:cs="Arial" w:eastAsia="Arial" w:hAnsi="Arial"/>
-          <w:sz w:val="20"/>
-          <w:szCs w:val="20"/>
-        </w:rPr>
-        <w:t xml:space="preserve">Skin Irrit. 2 Działanie drażniące na skórę, kategoria 2</w:t>
-      </w:r>
-    </w:p>
-    <w:p>
-      <w:pPr>
-        <w:spacing w:after="80"/>
-      </w:pPr>
-      <w:r>
-        <w:rPr>
-          <w:rFonts w:ascii="Arial" w:cs="Arial" w:eastAsia="Arial" w:hAnsi="Arial"/>
-          <w:sz w:val="20"/>
-          <w:szCs w:val="20"/>
-        </w:rPr>
-        <w:t xml:space="preserve">Skin Sens. 1 Działanie uczulające na skórę, kategoria 1</w:t>
-      </w:r>
-    </w:p>
-    <w:p>
-      <w:pPr>
-        <w:spacing w:after="80"/>
-      </w:pPr>
-      <w:r>
-        <w:rPr>
-          <w:rFonts w:ascii="Arial" w:cs="Arial" w:eastAsia="Arial" w:hAnsi="Arial"/>
-          <w:sz w:val="20"/>
-          <w:szCs w:val="20"/>
-        </w:rPr>
-        <w:t xml:space="preserve">STOT SE 3 Działanie toksyczne na narządy docelowe – narażenie jednorazowe, kategoria 3</w:t>
-      </w:r>
-    </w:p>
-    <w:p>
-      <w:pPr>
-        <w:spacing w:after="80"/>
-      </w:pPr>
-      <w:r>
-        <w:rPr>
-          <w:rFonts w:ascii="Arial" w:cs="Arial" w:eastAsia="Arial" w:hAnsi="Arial"/>
-          <w:sz w:val="20"/>
-          <w:szCs w:val="20"/>
-        </w:rPr>
-        <w:t xml:space="preserve">Aquatic Chronic 1 Stwarzające zagrożenie dla środowiska wodnego, toksyczność przewlekła, kategoria 1</w:t>
-      </w:r>
-    </w:p>
-    <w:p>
-      <w:pPr>
-        <w:spacing w:after="80"/>
-      </w:pPr>
-      <w:r>
-        <w:rPr>
-          <w:rFonts w:ascii="Arial" w:cs="Arial" w:eastAsia="Arial" w:hAnsi="Arial"/>
-          <w:sz w:val="20"/>
-          <w:szCs w:val="20"/>
-        </w:rPr>
-        <w:t xml:space="preserve">Aquatic Chronic 3 Stwarzające zagrożenie dla środowiska wodnego, toksyczność przewlekła, kategoria 3</w:t>
-      </w:r>
-    </w:p>
-    <w:p>
-      <w:pPr>
-        <w:spacing w:after="80"/>
-      </w:pPr>
-      <w:r>
-        <w:rPr>
-          <w:rFonts w:ascii="Arial" w:cs="Arial" w:eastAsia="Arial" w:hAnsi="Arial"/>
-          <w:sz w:val="20"/>
-          <w:szCs w:val="20"/>
-        </w:rPr>
-        <w:t xml:space="preserve">H225 Wysoce łatwopalna ciecz i pary.</w:t>
-      </w:r>
-    </w:p>
-    <w:p>
-      <w:pPr>
-        <w:spacing w:after="80"/>
-      </w:pPr>
-      <w:r>
-        <w:rPr>
-          <w:rFonts w:ascii="Arial" w:cs="Arial" w:eastAsia="Arial" w:hAnsi="Arial"/>
-          <w:sz w:val="20"/>
-          <w:szCs w:val="20"/>
-        </w:rPr>
-        <w:t xml:space="preserve">H361d Podejrzewa się, że działa szkodliwie na dziecko w łonie matki.</w:t>
-      </w:r>
-    </w:p>
-    <w:p>
-      <w:pPr>
-        <w:spacing w:after="80"/>
-      </w:pPr>
-      <w:r>
-        <w:rPr>
-          <w:rFonts w:ascii="Arial" w:cs="Arial" w:eastAsia="Arial" w:hAnsi="Arial"/>
-          <w:sz w:val="20"/>
-          <w:szCs w:val="20"/>
-        </w:rPr>
-        <w:t xml:space="preserve">H361fd Podejrzewa się, że działa szkodliwie na płodność. Podejrzewa się, że działa szkodliwie na dziecko w łonie matki.</w:t>
-      </w:r>
-    </w:p>
-    <w:p>
-      <w:pPr>
-        <w:spacing w:after="80"/>
-      </w:pPr>
-      <w:r>
-        <w:rPr>
-          <w:rFonts w:ascii="Arial" w:cs="Arial" w:eastAsia="Arial" w:hAnsi="Arial"/>
-          <w:sz w:val="20"/>
-          <w:szCs w:val="20"/>
-        </w:rPr>
-        <w:t xml:space="preserve">H302 Działa szkodliwie po połknięciu.</w:t>
-      </w:r>
-    </w:p>
-    <w:p>
-      <w:pPr>
-        <w:spacing w:after="80"/>
-      </w:pPr>
-      <w:r>
-        <w:rPr>
-          <w:rFonts w:ascii="Arial" w:cs="Arial" w:eastAsia="Arial" w:hAnsi="Arial"/>
-          <w:sz w:val="20"/>
-          <w:szCs w:val="20"/>
-        </w:rPr>
-        <w:t xml:space="preserve">H304 Połknięcie i dostanie się przez drogi oddechowe może grozić śmiercią.</w:t>
-      </w:r>
-    </w:p>
-    <w:p>
-      <w:pPr>
-        <w:spacing w:after="80"/>
-      </w:pPr>
-      <w:r>
-        <w:rPr>
-          <w:rFonts w:ascii="Arial" w:cs="Arial" w:eastAsia="Arial" w:hAnsi="Arial"/>
-          <w:sz w:val="20"/>
-          <w:szCs w:val="20"/>
-        </w:rPr>
-        <w:t xml:space="preserve">H373 Może powodować uszkodzenie narządów poprzez długotrwałe lub narażenie powtarzane.</w:t>
-      </w:r>
-    </w:p>
-    <w:p>
-      <w:pPr>
-        <w:spacing w:after="80"/>
-      </w:pPr>
-      <w:r>
-        <w:rPr>
-          <w:rFonts w:ascii="Arial" w:cs="Arial" w:eastAsia="Arial" w:hAnsi="Arial"/>
-          <w:sz w:val="20"/>
-          <w:szCs w:val="20"/>
-        </w:rPr>
-        <w:t xml:space="preserve">H319 Działa drażniąco na oczy.</w:t>
-      </w:r>
-    </w:p>
-    <w:p>
-      <w:pPr>
-        <w:spacing w:after="80"/>
-      </w:pPr>
-      <w:r>
-        <w:rPr>
-          <w:rFonts w:ascii="Arial" w:cs="Arial" w:eastAsia="Arial" w:hAnsi="Arial"/>
-          <w:sz w:val="20"/>
-          <w:szCs w:val="20"/>
-        </w:rPr>
-        <w:t xml:space="preserve">H315 Działa drażniąco na skórę.</w:t>
-      </w:r>
-    </w:p>
-    <w:p>
-      <w:pPr>
-        <w:spacing w:after="80"/>
-      </w:pPr>
-      <w:r>
-        <w:rPr>
-          <w:rFonts w:ascii="Arial" w:cs="Arial" w:eastAsia="Arial" w:hAnsi="Arial"/>
-          <w:sz w:val="20"/>
-          <w:szCs w:val="20"/>
-        </w:rPr>
-        <w:t xml:space="preserve">H317 Może powodować reakcję alergiczną skóry.</w:t>
-      </w:r>
-    </w:p>
-    <w:p>
-      <w:pPr>
-        <w:spacing w:after="80"/>
-      </w:pPr>
-      <w:r>
-        <w:rPr>
-          <w:rFonts w:ascii="Arial" w:cs="Arial" w:eastAsia="Arial" w:hAnsi="Arial"/>
-          <w:sz w:val="20"/>
-          <w:szCs w:val="20"/>
-        </w:rPr>
-        <w:t xml:space="preserve">H336 Może wywoływać uczucie senności lub zawroty głowy.</w:t>
-      </w:r>
-    </w:p>
-    <w:p>
-      <w:pPr>
-        <w:spacing w:after="80"/>
-      </w:pPr>
-      <w:r>
-        <w:rPr>
-          <w:rFonts w:ascii="Arial" w:cs="Arial" w:eastAsia="Arial" w:hAnsi="Arial"/>
-          <w:sz w:val="20"/>
-          <w:szCs w:val="20"/>
-        </w:rPr>
-        <w:t xml:space="preserve">H410 Działa bardzo toksycznie na organizmy wodne, powodując długotrwałe skutki.</w:t>
-      </w:r>
-    </w:p>
-    <w:p>
-      <w:pPr>
-        <w:spacing w:after="80"/>
-      </w:pPr>
-      <w:r>
-        <w:rPr>
-          <w:rFonts w:ascii="Arial" w:cs="Arial" w:eastAsia="Arial" w:hAnsi="Arial"/>
-          <w:sz w:val="20"/>
-          <w:szCs w:val="20"/>
-        </w:rPr>
-        <w:t xml:space="preserve">H412 Działa szkodliwie na organizmy wodne, powodując długotrwałe skutki.</w:t>
-      </w:r>
-    </w:p>
-    <w:p>
-      <w:pPr>
-        <w:spacing w:after="80"/>
-      </w:pPr>
-      <w:r>
-        <w:rPr>
-          <w:rFonts w:ascii="Arial" w:cs="Arial" w:eastAsia="Arial" w:hAnsi="Arial"/>
-          <w:sz w:val="20"/>
-          <w:szCs w:val="20"/>
-        </w:rPr>
-        <w:t xml:space="preserve">LEGENDA: - ADR: Umowa europejska dotycząca międzynarodowego przewozu drogowego towarów niebezpiecznych - ATE: Oszacowana toksyczność ostra - CAS: Numer Chemical Abstract Service - CE50: Stężenie efektywne (wymagane do wywołania 50% efektu) - CE: Identyfikator w ESIS (Europejski wykaz istniejących substancji o znaczeniu handlowym) - CLP: Rozporządzenie (WE) 1272/2008 - DNEL: Pochodny poziom niepowodujący zmian - EmS: Emergency Schedule (karty procedur awaryjnych) - GHS: Globalnie Zharmonizowany System Klasyfikacji i Oznakowania Chemikaliów - IATA DGR: Przepisy dotyczące towarów niebezpiecznych Międzynarodowego Zrzeszenia Przewoźników Powietrznych - IC50: Stężenie unieruchamiające 50% - IMDG: Międzynarodowy morski kodeks towarów niebezpiecznych - IMO: Międzynarodowa Organizacja Morska - INDEX: Identyfikator w załączniku VI do CLP - LC50: Stężenie śmiertelne 50% - LD50: Dawka śmiertelna 50% - OEL: Dopuszczalna wartość narażenia zawodowego - PBT: Trwały, wykazujący zdolność do bioakumulacji i toksyczny - PEC: Przewidywane stężenie w środowisku - PEL: Dopuszczalny poziom narażenia - PMT: Trwały, mobilny i toksyczny - PNEC: Przewidywane stężenie niepowodujące zmian w środowisku - REACH: Rozporządzenie (WE) 1907/2006 - RID: Regulamin międzynarodowego przewozu kolejami towarów niebezpiecznych - TLV: Wartość progowa - TLV CEILING: Stężenie, które nie powinno być przekraczane w żadnym momencie narażenia zawodowego - TWA: Średnia ważona w czasie wartość dopuszczalnego narażenia - TWA STEL: Granica krótkotrwałego narażenia - VOC: Lotne związki organiczne - vPvB: Bardzo trwały i wykazujący bardzo dużą zdolność do bioakumulacji - vPvM: Bardzo trwały i bardzo mobilny - WGK: Klasy zagrożenia dla wód (niemieckie). BIBLIOGRAFIA OGÓLNA 1. Rozporządzenie Parlamentu Europejskiego (WE) 1907/2006 (REACH) 2. Rozporządzenie Parlamentu Europejskiego (WE) 1272/2008 (CLP) 3. Rozporządzenie (UE) 2020/878 (Załącznik II do rozporządzenia REACH) 4. Rozporządzenie Parlamentu Europejskiego (WE) 790/2009 (I Atp. CLP) 5. Rozporządzenie Parlamentu Europejskiego (UE) 286/2011 (II Atp. CLP) 6. Rozporządzenie Parlamentu Europejskiego (UE) 618/2012 (III Atp. CLP) 7. Rozporządzenie Parlamentu Europejskiego (UE) 487/2013 (IV Atp. CLP) 8. Rozporządzenie Parlamentu Europejskiego (UE) 944/2013 (V Atp. CLP) 9. Rozporządzenie Parlamentu Europejskiego (UE) 605/2014 (VI Atp. CLP) 10. Rozporządzenie Parlamentu Europejskiego (UE) 2015/1221 (VII Atp. CLP) 11. Rozporządzenie Parlamentu Europejskiego (UE) 2016/918 (VIII Atp. CLP) 12. Rozporządzenie (UE) 2016/1179 (IX Atp. CLP) 13. Rozporządzenie (UE) 2017/776 (X Atp. CLP) 14. Rozporządzenie (UE) 2018/669 (XI Atp. CLP) 15. Rozporządzenie (UE) 2019/521 (XII Atp. CLP) 16. Rozporządzenie delegowane (UE) 2018/1480 (XIII Atp. CLP) 17. Rozporządzenie (UE) 2019/1148 18. Rozporządzenie delegowane (UE) 2020/217 (XIV Atp. CLP) 19. Rozporządzenie delegowane (UE) 2020/1182 (XV Atp. CLP) 20. Rozporządzenie delegowane (UE) 2021/643 (XVI Atp. CLP) 21. Rozporządzenie delegowane (UE) 2021/849 (XVII Atp. CLP) 22. Rozporządzenie delegowane (UE) 2022/692 (XVIII Atp. CLP) 23. Rozporządzenie delegowane (UE) 2023/707 24. Rozporządzenie delegowane (UE) 2023/1434 (XIX Atp. CLP) 25. Rozporządzenie delegowane (UE) 2023/1435 (XX Atp. CLP) 26. Rozporządzenie delegowane (UE) 2024/197 (XXI Atp. CLP) - The Merck Index. - 10th Edition - Handling Chemical Safety - INRS - Fiche Toxicologique (toxicological sheet) - Patty - Industrial Hygiene and Toxicology - N.I. Sax - Dangerous properties of Industrial Materials-7, 1989 Edition - Strona internetowa IFA GESTIS - Strona internetowa ECHA - Baza danych modeli SDS dla chemikaliów - Ministerstwo Zdrowia i ISS (Istituto Superiore di Sanità) - Włochy Uwaga dla użytkowników: Informacje zawarte w niniejszej karcie opierają się na naszej wiedzy na dzień ostatniej wersji. Użytkownicy muszą zweryfikować przydatność i kompletność dostarczonych informacji w odniesieniu do każdego konkretnego zastosowania produktu. Dokument ten nie może być traktowany jako gwarancja jakiejkolwiek określonej właściwości produktu. Stosowanie tego produktu nie podlega naszej bezpośredniej kontroli; dlatego użytkownicy muszą, na własną odpowiedzialność, przestrzegać obowiązujących przepisów prawa i regulacji dotyczących bezpieczeństwa i higieny pracy. Producent jest zwolniony z wszelkiej odpowiedzialności wynikającej z niewłaściwego użytkowania. Zapewnić wyznaczonemu personelowi odpowiednie szkolenie w zakresie stosowania produktów chemicznych. METODY OBLICZENIOWE DO KLASYFIKACJI Zagrożenia chemiczne i fizyczne: Klasyfikacja produktu wynika z kryteriów ustanowionych w Rozporządzeniu CLP, Załącznik I, Część 2. Dane do oceny właściwości chemiczno-fizycznych podano w sekcji 9. Zagrożenia dla zdrowia: Klasyfikacja produktu opiera się na metodach obliczeniowych zgodnie z Załącznikiem I do CLP, Część 3, chyba że w Sekcji 11 określono inaczej. Zagrożenia dla środowiska: Klasyfikacja produktu opiera się na metodach obliczeniowych zgodnie z Załącznikiem I do CLP, Część 4, chyba że w Sekcji 12 określono inaczej. Zmiany w stosunku do poprzedniej wersji: Zmodyfikowano następujące sekcje: 01 / 02 / 03 / 04 / 08 / 09 / 10 / 11 / 12 / 13 / 14 / 15 / 16.</w:t>
+        <w:t xml:space="preserve">10.6. Niebezpieczne produkty rozkładu</w:t>
+      </w:r>
+    </w:p>
+    <w:p>
+      <w:pPr>
+        <w:spacing w:after="80"/>
+      </w:pPr>
+      <w:r>
+        <w:rPr>
+          <w:rFonts w:ascii="Arial" w:cs="Arial" w:eastAsia="Arial" w:hAnsi="Arial"/>
+          <w:sz w:val="20"/>
+          <w:szCs w:val="20"/>
+        </w:rPr>
+        <w:t xml:space="preserve">W przypadku rozkładu termicznego lub pożaru mogą uwalniać się gazy i pary potencjalnie niebezpieczne dla zdrowia.</w:t>
       </w:r>
     </w:p>
     <w:p>
@@ -4664,20 +3746,817 @@
           <w:sz w:val="22"/>
           <w:szCs w:val="22"/>
         </w:rPr>
-        <w:t xml:space="preserve">SEKCJA 11</w:t>
-      </w:r>
-    </w:p>
-    <w:p>
-      <w:pPr>
-        <w:spacing w:after="80"/>
-      </w:pPr>
-      <w:r>
-        <w:rPr>
-          <w:rFonts w:ascii="Arial" w:cs="Arial" w:eastAsia="Arial" w:hAnsi="Arial"/>
-          <w:sz w:val="20"/>
-          <w:szCs w:val="20"/>
-        </w:rPr>
-        <w:t xml:space="preserve">Brak danych dla Sekcji 11 w pliku źródłowym.</w:t>
+        <w:t xml:space="preserve">SEKCJA 11. INFORMACJE TOKSYKOLOGICZNE</w:t>
+      </w:r>
+    </w:p>
+    <w:p>
+      <w:pPr>
+        <w:spacing w:after="80"/>
+      </w:pPr>
+      <w:r>
+        <w:rPr>
+          <w:rFonts w:ascii="Arial" w:cs="Arial" w:eastAsia="Arial" w:hAnsi="Arial"/>
+          <w:sz w:val="20"/>
+          <w:szCs w:val="20"/>
+        </w:rPr>
+        <w:t xml:space="preserve">Wobec braku danych doświadczalnych dla samego produktu, zagrożenia dla zdrowia oceniono zgodnie z właściwościami substancji w nim zawartych, stosując kryteria określone w odpowiednich przepisach dotyczących klasyfikacji.</w:t>
+      </w:r>
+    </w:p>
+    <w:p>
+      <w:pPr>
+        <w:spacing w:after="80"/>
+      </w:pPr>
+      <w:r>
+        <w:rPr>
+          <w:rFonts w:ascii="Arial" w:cs="Arial" w:eastAsia="Arial" w:hAnsi="Arial"/>
+          <w:sz w:val="20"/>
+          <w:szCs w:val="20"/>
+        </w:rPr>
+        <w:t xml:space="preserve">W związku z tym, w celu oceny skutków toksykologicznych narażenia na produkt, konieczne jest uwzględnienie stężeń poszczególnych substancji niebezpiecznych wskazanych w sekcji 3.</w:t>
+      </w:r>
+    </w:p>
+    <w:p>
+      <w:pPr>
+        <w:spacing w:after="100" w:before="200"/>
+      </w:pPr>
+      <w:r>
+        <w:rPr>
+          <w:rFonts w:ascii="Arial" w:cs="Arial" w:eastAsia="Arial" w:hAnsi="Arial"/>
+          <w:b/>
+          <w:bCs/>
+          <w:sz w:val="20"/>
+          <w:szCs w:val="20"/>
+        </w:rPr>
+        <w:t xml:space="preserve">11.1. Informacje na temat klas zagrożenia zdefiniowanych w rozporządzeniu (WE) nr 1272/2008</w:t>
+      </w:r>
+    </w:p>
+    <w:p>
+      <w:pPr>
+        <w:spacing w:after="80"/>
+      </w:pPr>
+      <w:r>
+        <w:rPr>
+          <w:rFonts w:ascii="Arial" w:cs="Arial" w:eastAsia="Arial" w:hAnsi="Arial"/>
+          <w:sz w:val="20"/>
+          <w:szCs w:val="20"/>
+        </w:rPr>
+        <w:t xml:space="preserve">Metabolizm, toksykokinetyka, mechanizm działania i inne informacje</w:t>
+      </w:r>
+    </w:p>
+    <w:p>
+      <w:pPr>
+        <w:spacing w:after="80"/>
+      </w:pPr>
+      <w:r>
+        <w:rPr>
+          <w:rFonts w:ascii="Arial" w:cs="Arial" w:eastAsia="Arial" w:hAnsi="Arial"/>
+          <w:sz w:val="20"/>
+          <w:szCs w:val="20"/>
+        </w:rPr>
+        <w:t xml:space="preserve">Brak danych</w:t>
+      </w:r>
+    </w:p>
+    <w:p>
+      <w:pPr>
+        <w:spacing w:after="80"/>
+      </w:pPr>
+      <w:r>
+        <w:rPr>
+          <w:rFonts w:ascii="Arial" w:cs="Arial" w:eastAsia="Arial" w:hAnsi="Arial"/>
+          <w:sz w:val="20"/>
+          <w:szCs w:val="20"/>
+        </w:rPr>
+        <w:t xml:space="preserve">Informacje dotyczące prawdopodobnych dróg narażenia</w:t>
+      </w:r>
+    </w:p>
+    <w:p>
+      <w:pPr>
+        <w:spacing w:after="80"/>
+      </w:pPr>
+      <w:r>
+        <w:rPr>
+          <w:rFonts w:ascii="Arial" w:cs="Arial" w:eastAsia="Arial" w:hAnsi="Arial"/>
+          <w:sz w:val="20"/>
+          <w:szCs w:val="20"/>
+        </w:rPr>
+        <w:t xml:space="preserve">toluen</w:t>
+      </w:r>
+    </w:p>
+    <w:p>
+      <w:pPr>
+        <w:spacing w:after="80"/>
+      </w:pPr>
+      <w:r>
+        <w:rPr>
+          <w:rFonts w:ascii="Arial" w:cs="Arial" w:eastAsia="Arial" w:hAnsi="Arial"/>
+          <w:sz w:val="20"/>
+          <w:szCs w:val="20"/>
+        </w:rPr>
+        <w:t xml:space="preserve">PRACOWNICY: wdychanie; kontakt ze skórą.</w:t>
+      </w:r>
+    </w:p>
+    <w:p>
+      <w:pPr>
+        <w:spacing w:after="80"/>
+      </w:pPr>
+      <w:r>
+        <w:rPr>
+          <w:rFonts w:ascii="Arial" w:cs="Arial" w:eastAsia="Arial" w:hAnsi="Arial"/>
+          <w:sz w:val="20"/>
+          <w:szCs w:val="20"/>
+        </w:rPr>
+        <w:t xml:space="preserve">LUDNOŚĆ: spożycie skażonej żywności lub wody; wdychanie powietrza otoczenia; kontakt ze skórą produktów zawierających substancję.</w:t>
+      </w:r>
+    </w:p>
+    <w:p>
+      <w:pPr>
+        <w:spacing w:after="80"/>
+      </w:pPr>
+      <w:r>
+        <w:rPr>
+          <w:rFonts w:ascii="Arial" w:cs="Arial" w:eastAsia="Arial" w:hAnsi="Arial"/>
+          <w:sz w:val="20"/>
+          <w:szCs w:val="20"/>
+        </w:rPr>
+        <w:t xml:space="preserve">Skutki opóźnione i bezpośrednie oraz skutki przewlekłe spowodowane krótko- i długotrwałym narażeniem</w:t>
+      </w:r>
+    </w:p>
+    <w:p>
+      <w:pPr>
+        <w:spacing w:after="80"/>
+      </w:pPr>
+      <w:r>
+        <w:rPr>
+          <w:rFonts w:ascii="Arial" w:cs="Arial" w:eastAsia="Arial" w:hAnsi="Arial"/>
+          <w:sz w:val="20"/>
+          <w:szCs w:val="20"/>
+        </w:rPr>
+        <w:t xml:space="preserve">toluen</w:t>
+      </w:r>
+    </w:p>
+    <w:p>
+      <w:pPr>
+        <w:spacing w:after="80"/>
+      </w:pPr>
+      <w:r>
+        <w:rPr>
+          <w:rFonts w:ascii="Arial" w:cs="Arial" w:eastAsia="Arial" w:hAnsi="Arial"/>
+          <w:sz w:val="20"/>
+          <w:szCs w:val="20"/>
+        </w:rPr>
+        <w:t xml:space="preserve">Działanie toksyczne na ośrodkowy i obwodowy układ nerwowy z encefalopatią i zapaleniem wielonerwowym; działa drażniąco na skórę, spojówki, rogówkę i układ oddechowy.</w:t>
+      </w:r>
+    </w:p>
+    <w:p>
+      <w:pPr>
+        <w:spacing w:after="80"/>
+      </w:pPr>
+      <w:r>
+        <w:rPr>
+          <w:rFonts w:ascii="Arial" w:cs="Arial" w:eastAsia="Arial" w:hAnsi="Arial"/>
+          <w:sz w:val="20"/>
+          <w:szCs w:val="20"/>
+        </w:rPr>
+        <w:t xml:space="preserve">Skutki wzajemnego oddziaływania</w:t>
+      </w:r>
+    </w:p>
+    <w:p>
+      <w:pPr>
+        <w:spacing w:after="80"/>
+      </w:pPr>
+      <w:r>
+        <w:rPr>
+          <w:rFonts w:ascii="Arial" w:cs="Arial" w:eastAsia="Arial" w:hAnsi="Arial"/>
+          <w:sz w:val="20"/>
+          <w:szCs w:val="20"/>
+        </w:rPr>
+        <w:t xml:space="preserve">toluen</w:t>
+      </w:r>
+    </w:p>
+    <w:p>
+      <w:pPr>
+        <w:spacing w:after="80"/>
+      </w:pPr>
+      <w:r>
+        <w:rPr>
+          <w:rFonts w:ascii="Arial" w:cs="Arial" w:eastAsia="Arial" w:hAnsi="Arial"/>
+          <w:sz w:val="20"/>
+          <w:szCs w:val="20"/>
+        </w:rPr>
+        <w:t xml:space="preserve">Niektóre leki i inne produkty przemysłowe mogą zakłócać metabolizm toluenu.</w:t>
+      </w:r>
+    </w:p>
+    <w:p>
+      <w:pPr>
+        <w:spacing w:after="80"/>
+      </w:pPr>
+      <w:r>
+        <w:rPr>
+          <w:rFonts w:ascii="Arial" w:cs="Arial" w:eastAsia="Arial" w:hAnsi="Arial"/>
+          <w:sz w:val="20"/>
+          <w:szCs w:val="20"/>
+        </w:rPr>
+        <w:t xml:space="preserve">TOKSYCZNOŚĆ OSTRA</w:t>
+      </w:r>
+    </w:p>
+    <w:p>
+      <w:pPr>
+        <w:spacing w:after="80"/>
+      </w:pPr>
+      <w:r>
+        <w:rPr>
+          <w:rFonts w:ascii="Arial" w:cs="Arial" w:eastAsia="Arial" w:hAnsi="Arial"/>
+          <w:sz w:val="20"/>
+          <w:szCs w:val="20"/>
+        </w:rPr>
+        <w:t xml:space="preserve">ATE (Wdychanie) mieszaniny: Nieklasyfikowane (brak istotnego składnika)</w:t>
+      </w:r>
+    </w:p>
+    <w:p>
+      <w:pPr>
+        <w:spacing w:after="80"/>
+      </w:pPr>
+      <w:r>
+        <w:rPr>
+          <w:rFonts w:ascii="Arial" w:cs="Arial" w:eastAsia="Arial" w:hAnsi="Arial"/>
+          <w:sz w:val="20"/>
+          <w:szCs w:val="20"/>
+        </w:rPr>
+        <w:t xml:space="preserve">ATE (Droga pokarmowa) mieszaniny: Nieklasyfikowane (brak istotnego składnika)</w:t>
+      </w:r>
+    </w:p>
+    <w:p>
+      <w:pPr>
+        <w:spacing w:after="80"/>
+      </w:pPr>
+      <w:r>
+        <w:rPr>
+          <w:rFonts w:ascii="Arial" w:cs="Arial" w:eastAsia="Arial" w:hAnsi="Arial"/>
+          <w:sz w:val="20"/>
+          <w:szCs w:val="20"/>
+        </w:rPr>
+        <w:t xml:space="preserve">ATE (Skóra) mieszaniny: Nieklasyfikowane (brak istotnego składnika)</w:t>
+      </w:r>
+    </w:p>
+    <w:p>
+      <w:pPr>
+        <w:spacing w:after="80"/>
+      </w:pPr>
+      <w:r>
+        <w:rPr>
+          <w:rFonts w:ascii="Arial" w:cs="Arial" w:eastAsia="Arial" w:hAnsi="Arial"/>
+          <w:sz w:val="20"/>
+          <w:szCs w:val="20"/>
+        </w:rPr>
+        <w:t xml:space="preserve">ETHANOL</w:t>
+      </w:r>
+    </w:p>
+    <w:p>
+      <w:pPr>
+        <w:spacing w:after="80"/>
+      </w:pPr>
+      <w:r>
+        <w:rPr>
+          <w:rFonts w:ascii="Arial" w:cs="Arial" w:eastAsia="Arial" w:hAnsi="Arial"/>
+          <w:sz w:val="20"/>
+          <w:szCs w:val="20"/>
+        </w:rPr>
+        <w:t xml:space="preserve">LD50 (Oral): &gt; 5000 mg/kg Rat</w:t>
+      </w:r>
+    </w:p>
+    <w:p>
+      <w:pPr>
+        <w:spacing w:after="80"/>
+      </w:pPr>
+      <w:r>
+        <w:rPr>
+          <w:rFonts w:ascii="Arial" w:cs="Arial" w:eastAsia="Arial" w:hAnsi="Arial"/>
+          <w:sz w:val="20"/>
+          <w:szCs w:val="20"/>
+        </w:rPr>
+        <w:t xml:space="preserve">LC50 (Inhalation vapours): 120 mg/l/4h Pimephales promelas</w:t>
+      </w:r>
+    </w:p>
+    <w:p>
+      <w:pPr>
+        <w:spacing w:after="80"/>
+      </w:pPr>
+      <w:r>
+        <w:rPr>
+          <w:rFonts w:ascii="Arial" w:cs="Arial" w:eastAsia="Arial" w:hAnsi="Arial"/>
+          <w:sz w:val="20"/>
+          <w:szCs w:val="20"/>
+        </w:rPr>
+        <w:t xml:space="preserve">ANISALDEHYDE</w:t>
+      </w:r>
+    </w:p>
+    <w:p>
+      <w:pPr>
+        <w:spacing w:after="80"/>
+      </w:pPr>
+      <w:r>
+        <w:rPr>
+          <w:rFonts w:ascii="Arial" w:cs="Arial" w:eastAsia="Arial" w:hAnsi="Arial"/>
+          <w:sz w:val="20"/>
+          <w:szCs w:val="20"/>
+        </w:rPr>
+        <w:t xml:space="preserve">LD50 (Dermal): &gt; 5000 mg/kg rabbit</w:t>
+      </w:r>
+    </w:p>
+    <w:p>
+      <w:pPr>
+        <w:spacing w:after="80"/>
+      </w:pPr>
+      <w:r>
+        <w:rPr>
+          <w:rFonts w:ascii="Arial" w:cs="Arial" w:eastAsia="Arial" w:hAnsi="Arial"/>
+          <w:sz w:val="20"/>
+          <w:szCs w:val="20"/>
+        </w:rPr>
+        <w:t xml:space="preserve">LD50 (Oral): 3210 mg/kg rat</w:t>
+      </w:r>
+    </w:p>
+    <w:p>
+      <w:pPr>
+        <w:spacing w:after="80"/>
+      </w:pPr>
+      <w:r>
+        <w:rPr>
+          <w:rFonts w:ascii="Arial" w:cs="Arial" w:eastAsia="Arial" w:hAnsi="Arial"/>
+          <w:sz w:val="20"/>
+          <w:szCs w:val="20"/>
+        </w:rPr>
+        <w:t xml:space="preserve">LC50 (Inhalation vapours): 0,32 mg/l/7h 7h, rat</w:t>
+      </w:r>
+    </w:p>
+    <w:p>
+      <w:pPr>
+        <w:spacing w:after="80"/>
+      </w:pPr>
+      <w:r>
+        <w:rPr>
+          <w:rFonts w:ascii="Arial" w:cs="Arial" w:eastAsia="Arial" w:hAnsi="Arial"/>
+          <w:sz w:val="20"/>
+          <w:szCs w:val="20"/>
+        </w:rPr>
+        <w:t xml:space="preserve">2H-CHROMEN-2-ONE</w:t>
+      </w:r>
+    </w:p>
+    <w:p>
+      <w:pPr>
+        <w:spacing w:after="80"/>
+      </w:pPr>
+      <w:r>
+        <w:rPr>
+          <w:rFonts w:ascii="Arial" w:cs="Arial" w:eastAsia="Arial" w:hAnsi="Arial"/>
+          <w:sz w:val="20"/>
+          <w:szCs w:val="20"/>
+        </w:rPr>
+        <w:t xml:space="preserve">LD50 (Dermal): 293 mg/kg bw rat</w:t>
+      </w:r>
+    </w:p>
+    <w:p>
+      <w:pPr>
+        <w:spacing w:after="80"/>
+      </w:pPr>
+      <w:r>
+        <w:rPr>
+          <w:rFonts w:ascii="Arial" w:cs="Arial" w:eastAsia="Arial" w:hAnsi="Arial"/>
+          <w:sz w:val="20"/>
+          <w:szCs w:val="20"/>
+        </w:rPr>
+        <w:t xml:space="preserve">LD50 (Oral): 290 mg/kg bw rat</w:t>
+      </w:r>
+    </w:p>
+    <w:p>
+      <w:pPr>
+        <w:spacing w:after="80"/>
+      </w:pPr>
+      <w:r>
+        <w:rPr>
+          <w:rFonts w:ascii="Arial" w:cs="Arial" w:eastAsia="Arial" w:hAnsi="Arial"/>
+          <w:sz w:val="20"/>
+          <w:szCs w:val="20"/>
+        </w:rPr>
+        <w:t xml:space="preserve">LC50 (Inhalation mists/powders): 293 mg/kg rat</w:t>
+      </w:r>
+    </w:p>
+    <w:p>
+      <w:pPr>
+        <w:spacing w:after="80"/>
+      </w:pPr>
+      <w:r>
+        <w:rPr>
+          <w:rFonts w:ascii="Arial" w:cs="Arial" w:eastAsia="Arial" w:hAnsi="Arial"/>
+          <w:sz w:val="20"/>
+          <w:szCs w:val="20"/>
+        </w:rPr>
+        <w:t xml:space="preserve">2,6-di-tert-butyl-p-cresol</w:t>
+      </w:r>
+    </w:p>
+    <w:p>
+      <w:pPr>
+        <w:spacing w:after="80"/>
+      </w:pPr>
+      <w:r>
+        <w:rPr>
+          <w:rFonts w:ascii="Arial" w:cs="Arial" w:eastAsia="Arial" w:hAnsi="Arial"/>
+          <w:sz w:val="20"/>
+          <w:szCs w:val="20"/>
+        </w:rPr>
+        <w:t xml:space="preserve">LD50 (Dermal): &gt; 2000 mg/kg rat</w:t>
+      </w:r>
+    </w:p>
+    <w:p>
+      <w:pPr>
+        <w:spacing w:after="80"/>
+      </w:pPr>
+      <w:r>
+        <w:rPr>
+          <w:rFonts w:ascii="Arial" w:cs="Arial" w:eastAsia="Arial" w:hAnsi="Arial"/>
+          <w:sz w:val="20"/>
+          <w:szCs w:val="20"/>
+        </w:rPr>
+        <w:t xml:space="preserve">LD50 (Oral): 2930 mg/kg rat</w:t>
+      </w:r>
+    </w:p>
+    <w:p>
+      <w:pPr>
+        <w:spacing w:after="80"/>
+      </w:pPr>
+      <w:r>
+        <w:rPr>
+          <w:rFonts w:ascii="Arial" w:cs="Arial" w:eastAsia="Arial" w:hAnsi="Arial"/>
+          <w:sz w:val="20"/>
+          <w:szCs w:val="20"/>
+        </w:rPr>
+        <w:t xml:space="preserve">toluene</w:t>
+      </w:r>
+    </w:p>
+    <w:p>
+      <w:pPr>
+        <w:spacing w:after="80"/>
+      </w:pPr>
+      <w:r>
+        <w:rPr>
+          <w:rFonts w:ascii="Arial" w:cs="Arial" w:eastAsia="Arial" w:hAnsi="Arial"/>
+          <w:sz w:val="20"/>
+          <w:szCs w:val="20"/>
+        </w:rPr>
+        <w:t xml:space="preserve">LD50 (Dermal): &gt; 5000 mg/kg bw Rabbit</w:t>
+      </w:r>
+    </w:p>
+    <w:p>
+      <w:pPr>
+        <w:spacing w:after="80"/>
+      </w:pPr>
+      <w:r>
+        <w:rPr>
+          <w:rFonts w:ascii="Arial" w:cs="Arial" w:eastAsia="Arial" w:hAnsi="Arial"/>
+          <w:sz w:val="20"/>
+          <w:szCs w:val="20"/>
+        </w:rPr>
+        <w:t xml:space="preserve">LD50 (Oral): &gt; 5000 mg/kg bw Rat</w:t>
+      </w:r>
+    </w:p>
+    <w:p>
+      <w:pPr>
+        <w:spacing w:after="80"/>
+      </w:pPr>
+      <w:r>
+        <w:rPr>
+          <w:rFonts w:ascii="Arial" w:cs="Arial" w:eastAsia="Arial" w:hAnsi="Arial"/>
+          <w:sz w:val="20"/>
+          <w:szCs w:val="20"/>
+        </w:rPr>
+        <w:t xml:space="preserve">LC50 (Inhalation vapours): 100 ppm human</w:t>
+      </w:r>
+    </w:p>
+    <w:p>
+      <w:pPr>
+        <w:spacing w:after="80"/>
+      </w:pPr>
+      <w:r>
+        <w:rPr>
+          <w:rFonts w:ascii="Arial" w:cs="Arial" w:eastAsia="Arial" w:hAnsi="Arial"/>
+          <w:sz w:val="20"/>
+          <w:szCs w:val="20"/>
+        </w:rPr>
+        <w:t xml:space="preserve">DZIAŁANIE ŻRĄCE / DRAŻNIĄCE NA SKÓRĘ</w:t>
+      </w:r>
+    </w:p>
+    <w:p>
+      <w:pPr>
+        <w:spacing w:after="80"/>
+      </w:pPr>
+      <w:r>
+        <w:rPr>
+          <w:rFonts w:ascii="Arial" w:cs="Arial" w:eastAsia="Arial" w:hAnsi="Arial"/>
+          <w:sz w:val="20"/>
+          <w:szCs w:val="20"/>
+        </w:rPr>
+        <w:t xml:space="preserve">Nie spełnia kryteriów klasyfikacji dla tej klasy zagrożenia</w:t>
+      </w:r>
+    </w:p>
+    <w:p>
+      <w:pPr>
+        <w:spacing w:after="80"/>
+      </w:pPr>
+      <w:r>
+        <w:rPr>
+          <w:rFonts w:ascii="Arial" w:cs="Arial" w:eastAsia="Arial" w:hAnsi="Arial"/>
+          <w:sz w:val="20"/>
+          <w:szCs w:val="20"/>
+        </w:rPr>
+        <w:t xml:space="preserve">POWAŻNE USZKODZENIE OCZU / DZIAŁANIE DRAŻNIĄCE NA OCZY</w:t>
+      </w:r>
+    </w:p>
+    <w:p>
+      <w:pPr>
+        <w:spacing w:after="80"/>
+      </w:pPr>
+      <w:r>
+        <w:rPr>
+          <w:rFonts w:ascii="Arial" w:cs="Arial" w:eastAsia="Arial" w:hAnsi="Arial"/>
+          <w:sz w:val="20"/>
+          <w:szCs w:val="20"/>
+        </w:rPr>
+        <w:t xml:space="preserve">Działa drażniąco na oczy</w:t>
+      </w:r>
+    </w:p>
+    <w:p>
+      <w:pPr>
+        <w:spacing w:after="80"/>
+      </w:pPr>
+      <w:r>
+        <w:rPr>
+          <w:rFonts w:ascii="Arial" w:cs="Arial" w:eastAsia="Arial" w:hAnsi="Arial"/>
+          <w:sz w:val="20"/>
+          <w:szCs w:val="20"/>
+        </w:rPr>
+        <w:t xml:space="preserve">DZIAŁANIE UCZULAJĄCE NA DROGI ODDECHOWE LUB SKÓRĘ</w:t>
+      </w:r>
+    </w:p>
+    <w:p>
+      <w:pPr>
+        <w:spacing w:after="80"/>
+      </w:pPr>
+      <w:r>
+        <w:rPr>
+          <w:rFonts w:ascii="Arial" w:cs="Arial" w:eastAsia="Arial" w:hAnsi="Arial"/>
+          <w:sz w:val="20"/>
+          <w:szCs w:val="20"/>
+        </w:rPr>
+        <w:t xml:space="preserve">Może powodować wystąpienie reakcji alergicznej.</w:t>
+      </w:r>
+    </w:p>
+    <w:p>
+      <w:pPr>
+        <w:spacing w:after="80"/>
+      </w:pPr>
+      <w:r>
+        <w:rPr>
+          <w:rFonts w:ascii="Arial" w:cs="Arial" w:eastAsia="Arial" w:hAnsi="Arial"/>
+          <w:sz w:val="20"/>
+          <w:szCs w:val="20"/>
+        </w:rPr>
+        <w:t xml:space="preserve">Zawiera:</w:t>
+      </w:r>
+    </w:p>
+    <w:p>
+      <w:pPr>
+        <w:spacing w:after="80"/>
+      </w:pPr>
+      <w:r>
+        <w:rPr>
+          <w:rFonts w:ascii="Arial" w:cs="Arial" w:eastAsia="Arial" w:hAnsi="Arial"/>
+          <w:sz w:val="20"/>
+          <w:szCs w:val="20"/>
+        </w:rPr>
+        <w:t xml:space="preserve">2H-CHROMEN-2-ONE</w:t>
+      </w:r>
+    </w:p>
+    <w:p>
+      <w:pPr>
+        <w:spacing w:after="80"/>
+      </w:pPr>
+      <w:r>
+        <w:rPr>
+          <w:rFonts w:ascii="Arial" w:cs="Arial" w:eastAsia="Arial" w:hAnsi="Arial"/>
+          <w:sz w:val="20"/>
+          <w:szCs w:val="20"/>
+        </w:rPr>
+        <w:t xml:space="preserve">DZIAŁANIE MUTAGENNE NA KOMÓRKI ROZRODCZE</w:t>
+      </w:r>
+    </w:p>
+    <w:p>
+      <w:pPr>
+        <w:spacing w:after="80"/>
+      </w:pPr>
+      <w:r>
+        <w:rPr>
+          <w:rFonts w:ascii="Arial" w:cs="Arial" w:eastAsia="Arial" w:hAnsi="Arial"/>
+          <w:sz w:val="20"/>
+          <w:szCs w:val="20"/>
+        </w:rPr>
+        <w:t xml:space="preserve">Nie spełnia kryteriów klasyfikacji dla tej klasy zagrożenia</w:t>
+      </w:r>
+    </w:p>
+    <w:p>
+      <w:pPr>
+        <w:spacing w:after="80"/>
+      </w:pPr>
+      <w:r>
+        <w:rPr>
+          <w:rFonts w:ascii="Arial" w:cs="Arial" w:eastAsia="Arial" w:hAnsi="Arial"/>
+          <w:sz w:val="20"/>
+          <w:szCs w:val="20"/>
+        </w:rPr>
+        <w:t xml:space="preserve">RAKOTWÓRCZOŚĆ</w:t>
+      </w:r>
+    </w:p>
+    <w:p>
+      <w:pPr>
+        <w:spacing w:after="80"/>
+      </w:pPr>
+      <w:r>
+        <w:rPr>
+          <w:rFonts w:ascii="Arial" w:cs="Arial" w:eastAsia="Arial" w:hAnsi="Arial"/>
+          <w:sz w:val="20"/>
+          <w:szCs w:val="20"/>
+        </w:rPr>
+        <w:t xml:space="preserve">Nie spełnia kryteriów klasyfikacji dla tej klasy zagrożenia</w:t>
+      </w:r>
+    </w:p>
+    <w:p>
+      <w:pPr>
+        <w:spacing w:after="80"/>
+      </w:pPr>
+      <w:r>
+        <w:rPr>
+          <w:rFonts w:ascii="Arial" w:cs="Arial" w:eastAsia="Arial" w:hAnsi="Arial"/>
+          <w:sz w:val="20"/>
+          <w:szCs w:val="20"/>
+        </w:rPr>
+        <w:t xml:space="preserve">toluen</w:t>
+      </w:r>
+    </w:p>
+    <w:p>
+      <w:pPr>
+        <w:spacing w:after="80"/>
+      </w:pPr>
+      <w:r>
+        <w:rPr>
+          <w:rFonts w:ascii="Arial" w:cs="Arial" w:eastAsia="Arial" w:hAnsi="Arial"/>
+          <w:sz w:val="20"/>
+          <w:szCs w:val="20"/>
+        </w:rPr>
+        <w:t xml:space="preserve">Sklasyfikowany w Grupie 3 (nie można zaklasyfikować jako rakotwórczy dla ludzi) przez Międzynarodową Agencję Badań nad Rakiem (IARC) - (IARC, 1999).</w:t>
+      </w:r>
+    </w:p>
+    <w:p>
+      <w:pPr>
+        <w:spacing w:after="80"/>
+      </w:pPr>
+      <w:r>
+        <w:rPr>
+          <w:rFonts w:ascii="Arial" w:cs="Arial" w:eastAsia="Arial" w:hAnsi="Arial"/>
+          <w:sz w:val="20"/>
+          <w:szCs w:val="20"/>
+        </w:rPr>
+        <w:t xml:space="preserve">Amerykańska Agencja Ochrony Środowiska (EPA) stwierdza, że „dane są niewystarczające do oceny potencjału rakotwórczego”.</w:t>
+      </w:r>
+    </w:p>
+    <w:p>
+      <w:pPr>
+        <w:spacing w:after="80"/>
+      </w:pPr>
+      <w:r>
+        <w:rPr>
+          <w:rFonts w:ascii="Arial" w:cs="Arial" w:eastAsia="Arial" w:hAnsi="Arial"/>
+          <w:sz w:val="20"/>
+          <w:szCs w:val="20"/>
+        </w:rPr>
+        <w:t xml:space="preserve">SZKODLIWE DZIAŁANIE NA ROZRODCZOŚĆ</w:t>
+      </w:r>
+    </w:p>
+    <w:p>
+      <w:pPr>
+        <w:spacing w:after="80"/>
+      </w:pPr>
+      <w:r>
+        <w:rPr>
+          <w:rFonts w:ascii="Arial" w:cs="Arial" w:eastAsia="Arial" w:hAnsi="Arial"/>
+          <w:sz w:val="20"/>
+          <w:szCs w:val="20"/>
+        </w:rPr>
+        <w:t xml:space="preserve">Nie spełnia kryteriów klasyfikacji dla tej klasy zagrożenia</w:t>
+      </w:r>
+    </w:p>
+    <w:p>
+      <w:pPr>
+        <w:spacing w:after="80"/>
+      </w:pPr>
+      <w:r>
+        <w:rPr>
+          <w:rFonts w:ascii="Arial" w:cs="Arial" w:eastAsia="Arial" w:hAnsi="Arial"/>
+          <w:sz w:val="20"/>
+          <w:szCs w:val="20"/>
+        </w:rPr>
+        <w:t xml:space="preserve">DZIAŁANIE TOKSYCZNE NA NARZĄDY DOCELOWE – NARAŻENIE JEDNORAZOWE</w:t>
+      </w:r>
+    </w:p>
+    <w:p>
+      <w:pPr>
+        <w:spacing w:after="80"/>
+      </w:pPr>
+      <w:r>
+        <w:rPr>
+          <w:rFonts w:ascii="Arial" w:cs="Arial" w:eastAsia="Arial" w:hAnsi="Arial"/>
+          <w:sz w:val="20"/>
+          <w:szCs w:val="20"/>
+        </w:rPr>
+        <w:t xml:space="preserve">Nie spełnia kryteriów klasyfikacji dla tej klasy zagrożenia</w:t>
+      </w:r>
+    </w:p>
+    <w:p>
+      <w:pPr>
+        <w:spacing w:after="80"/>
+      </w:pPr>
+      <w:r>
+        <w:rPr>
+          <w:rFonts w:ascii="Arial" w:cs="Arial" w:eastAsia="Arial" w:hAnsi="Arial"/>
+          <w:sz w:val="20"/>
+          <w:szCs w:val="20"/>
+        </w:rPr>
+        <w:t xml:space="preserve">DZIAŁANIE TOKSYCZNE NA NARZĄDY DOCELOWE – NARAŻENIE POWTARZANE</w:t>
+      </w:r>
+    </w:p>
+    <w:p>
+      <w:pPr>
+        <w:spacing w:after="80"/>
+      </w:pPr>
+      <w:r>
+        <w:rPr>
+          <w:rFonts w:ascii="Arial" w:cs="Arial" w:eastAsia="Arial" w:hAnsi="Arial"/>
+          <w:sz w:val="20"/>
+          <w:szCs w:val="20"/>
+        </w:rPr>
+        <w:t xml:space="preserve">Nie spełnia kryteriów klasyfikacji dla tej klasy zagrożenia</w:t>
+      </w:r>
+    </w:p>
+    <w:p>
+      <w:pPr>
+        <w:spacing w:after="80"/>
+      </w:pPr>
+      <w:r>
+        <w:rPr>
+          <w:rFonts w:ascii="Arial" w:cs="Arial" w:eastAsia="Arial" w:hAnsi="Arial"/>
+          <w:sz w:val="20"/>
+          <w:szCs w:val="20"/>
+        </w:rPr>
+        <w:t xml:space="preserve">ZAGROŻENIE SPOWODOWANE ASPIRACJĄ</w:t>
+      </w:r>
+    </w:p>
+    <w:p>
+      <w:pPr>
+        <w:spacing w:after="80"/>
+      </w:pPr>
+      <w:r>
+        <w:rPr>
+          <w:rFonts w:ascii="Arial" w:cs="Arial" w:eastAsia="Arial" w:hAnsi="Arial"/>
+          <w:sz w:val="20"/>
+          <w:szCs w:val="20"/>
+        </w:rPr>
+        <w:t xml:space="preserve">Nie spełnia kryteriów klasyfikacji dla tej klasy zagrożenia</w:t>
+      </w:r>
+    </w:p>
+    <w:p>
+      <w:pPr>
+        <w:spacing w:after="100" w:before="200"/>
+      </w:pPr>
+      <w:r>
+        <w:rPr>
+          <w:rFonts w:ascii="Arial" w:cs="Arial" w:eastAsia="Arial" w:hAnsi="Arial"/>
+          <w:b/>
+          <w:bCs/>
+          <w:sz w:val="20"/>
+          <w:szCs w:val="20"/>
+        </w:rPr>
+        <w:t xml:space="preserve">11.2. Informacje o innych zagrożeniach</w:t>
+      </w:r>
+    </w:p>
+    <w:p>
+      <w:pPr>
+        <w:spacing w:after="80"/>
+      </w:pPr>
+      <w:r>
+        <w:rPr>
+          <w:rFonts w:ascii="Arial" w:cs="Arial" w:eastAsia="Arial" w:hAnsi="Arial"/>
+          <w:sz w:val="20"/>
+          <w:szCs w:val="20"/>
+        </w:rPr>
+        <w:t xml:space="preserve">Na podstawie dostępnych danych produkt nie zawiera substancji wymienionych w głównych europejskich wykazach potencjalnych lub podejrzewanych substancji zaburzających funkcjonowanie układu hormonalnego o ocenianym wpływie na zdrowie ludzi.</w:t>
       </w:r>
     </w:p>
     <w:p>
@@ -4811,15 +4690,53 @@
     </w:p>
     <w:p>
       <w:pPr>
-        <w:spacing w:after="80"/>
-      </w:pPr>
-      <w:r>
-        <w:rPr>
-          <w:rFonts w:ascii="Arial" w:cs="Arial" w:eastAsia="Arial" w:hAnsi="Arial"/>
-          <w:sz w:val="20"/>
-          <w:szCs w:val="20"/>
-        </w:rPr>
-        <w:t xml:space="preserve">Brak dostępnych badań dotyczących bioakumulacji dla mieszaniny.</w:t>
+        <w:spacing w:after="80" w:before="150"/>
+      </w:pPr>
+      <w:r>
+        <w:rPr>
+          <w:rFonts w:ascii="Arial" w:cs="Arial" w:eastAsia="Arial" w:hAnsi="Arial"/>
+          <w:b/>
+          <w:bCs/>
+          <w:sz w:val="20"/>
+          <w:szCs w:val="20"/>
+        </w:rPr>
+        <w:t xml:space="preserve">Informacje dotyczące składników:</w:t>
+      </w:r>
+    </w:p>
+    <w:p>
+      <w:pPr>
+        <w:spacing w:after="80"/>
+      </w:pPr>
+      <w:r>
+        <w:rPr>
+          <w:rFonts w:ascii="Arial" w:cs="Arial" w:eastAsia="Arial" w:hAnsi="Arial"/>
+          <w:sz w:val="20"/>
+          <w:szCs w:val="20"/>
+        </w:rPr>
+        <w:t xml:space="preserve">etanol (CAS: 64-17-5): współczynnik podziału n-oktanol/woda (log Kow): 0,35.</w:t>
+      </w:r>
+    </w:p>
+    <w:p>
+      <w:pPr>
+        <w:spacing w:after="80" w:before="80"/>
+      </w:pPr>
+      <w:r>
+        <w:rPr>
+          <w:rFonts w:ascii="Arial" w:cs="Arial" w:eastAsia="Arial" w:hAnsi="Arial"/>
+          <w:b/>
+          <w:bCs/>
+          <w:sz w:val="20"/>
+          <w:szCs w:val="20"/>
+        </w:rPr>
+        <w:t xml:space="preserve">Mieszanina:</w:t>
+      </w:r>
+      <w:r>
+        <w:rPr>
+          <w:rFonts w:ascii="Arial" w:cs="Arial" w:eastAsia="Arial" w:hAnsi="Arial"/>
+          <w:sz w:val="20"/>
+          <w:szCs w:val="20"/>
+        </w:rPr>
+        <w:t xml:space="preserve"> Brak dostępnych badań dotyczących bioakumulacji dla mieszaniny.</w:t>
       </w:r>
     </w:p>
     <w:p>
@@ -5193,7 +5110,7 @@
           <w:sz w:val="20"/>
           <w:szCs w:val="20"/>
         </w:rPr>
-        <w:t xml:space="preserve">Produkt nie jest sklasyfikowany jako stwarzający zagrożenie w świetle międzynarodowych i krajowych przepisów transportowych (ADR/RID, IMDG, ICAO/IATA).</w:t>
+        <w:t xml:space="preserve">Produkt podlega przepisom dotyczącym międzynarodowego przewozu towarów niebezpiecznych (ADR/RID, IMDG, ICAO/IATA).</w:t>
       </w:r>
     </w:p>
     <w:p>
@@ -5221,7 +5138,7 @@
           <w:sz w:val="20"/>
           <w:szCs w:val="20"/>
         </w:rPr>
-        <w:t xml:space="preserve">Nie dotyczy.</w:t>
+        <w:t xml:space="preserve">UN 1170</w:t>
       </w:r>
     </w:p>
     <w:p>
@@ -5249,7 +5166,7 @@
           <w:sz w:val="20"/>
           <w:szCs w:val="20"/>
         </w:rPr>
-        <w:t xml:space="preserve">Nie dotyczy.</w:t>
+        <w:t xml:space="preserve">ETANOL (ALKOHOL ETYLOWY) lub ETANOL W ROZTWORZE (ALKOHOL ETYLOWY W ROZTWORZE)</w:t>
       </w:r>
     </w:p>
     <w:p>
@@ -5277,7 +5194,7 @@
           <w:sz w:val="20"/>
           <w:szCs w:val="20"/>
         </w:rPr>
-        <w:t xml:space="preserve">Nie dotyczy.</w:t>
+        <w:t xml:space="preserve">Klasa 3</w:t>
       </w:r>
     </w:p>
     <w:p>
@@ -5305,7 +5222,7 @@
           <w:sz w:val="20"/>
           <w:szCs w:val="20"/>
         </w:rPr>
-        <w:t xml:space="preserve">Nie dotyczy.</w:t>
+        <w:t xml:space="preserve">Grupa pakowania ADR / RID, IMDG, IATA: II</w:t>
       </w:r>
     </w:p>
     <w:p>
@@ -5333,7 +5250,7 @@
           <w:sz w:val="20"/>
           <w:szCs w:val="20"/>
         </w:rPr>
-        <w:t xml:space="preserve">Nie dotyczy (produkt nie stanowi zagrożenia dla środowiska w myśl przepisów transportowych).</w:t>
+        <w:t xml:space="preserve">Brak (produkt nie jest zaklasyfikowany jako stwarzający zagrożenie dla środowiska w transporcie).</w:t>
       </w:r>
     </w:p>
     <w:p>
@@ -5353,15 +5270,51 @@
     </w:p>
     <w:p>
       <w:pPr>
-        <w:spacing w:after="80"/>
-      </w:pPr>
-      <w:r>
-        <w:rPr>
-          <w:rFonts w:ascii="Arial" w:cs="Arial" w:eastAsia="Arial" w:hAnsi="Arial"/>
-          <w:sz w:val="20"/>
-          <w:szCs w:val="20"/>
-        </w:rPr>
-        <w:t xml:space="preserve">Zawsze transportować w szczelnie zamkniętych, oryginalnych opakowaniach handlowych, chroniąc przed uszkodzeniami mechanicznymi, bezpośrednim działaniem promieni słonecznych i przewróceniem. Przestrzegać ogólnych zasad bezpieczeństwa i higieny pracy podczas przeładunku.</w:t>
+        <w:spacing w:after="80" w:before="80"/>
+      </w:pPr>
+      <w:r>
+        <w:rPr>
+          <w:rFonts w:ascii="Arial" w:cs="Arial" w:eastAsia="Arial" w:hAnsi="Arial"/>
+          <w:b/>
+          <w:bCs/>
+          <w:sz w:val="20"/>
+          <w:szCs w:val="20"/>
+        </w:rPr>
+        <w:t xml:space="preserve">Kod ograniczeń przewozu przez tunele:</w:t>
+      </w:r>
+      <w:r>
+        <w:rPr>
+          <w:rFonts w:ascii="Arial" w:cs="Arial" w:eastAsia="Arial" w:hAnsi="Arial"/>
+          <w:sz w:val="20"/>
+          <w:szCs w:val="20"/>
+        </w:rPr>
+        <w:t xml:space="preserve"> (D/E)</w:t>
+      </w:r>
+    </w:p>
+    <w:p>
+      <w:pPr>
+        <w:spacing w:after="80"/>
+      </w:pPr>
+      <w:r>
+        <w:rPr>
+          <w:rFonts w:ascii="Arial" w:cs="Arial" w:eastAsia="Arial" w:hAnsi="Arial"/>
+          <w:sz w:val="20"/>
+          <w:szCs w:val="20"/>
+        </w:rPr>
+        <w:t xml:space="preserve">Transportować w szczelnie zamkniętych, certyfikowanych opakowaniach, zabezpieczonych przed przemieszczaniem i uszkodzeniami mechanicznymi.</w:t>
+      </w:r>
+    </w:p>
+    <w:p>
+      <w:pPr>
+        <w:spacing w:after="80"/>
+      </w:pPr>
+      <w:r>
+        <w:rPr>
+          <w:rFonts w:ascii="Arial" w:cs="Arial" w:eastAsia="Arial" w:hAnsi="Arial"/>
+          <w:sz w:val="20"/>
+          <w:szCs w:val="20"/>
+        </w:rPr>
+        <w:t xml:space="preserve">Kierowca powinien posiadać stosowne uprawnienia ADR oraz wymagane wyposażenie ochronne pojazdu.</w:t>
       </w:r>
     </w:p>
     <w:p>
@@ -5389,7 +5342,7 @@
           <w:sz w:val="20"/>
           <w:szCs w:val="20"/>
         </w:rPr>
-        <w:t xml:space="preserve">Nie dotyczy.</w:t>
+        <w:t xml:space="preserve">Nie dotyczy (produkt nie jest przewożony luzem w chemikaliowcach morskich).</w:t>
       </w:r>
     </w:p>
     <w:p>
@@ -5986,6 +5939,251 @@
           <w:szCs w:val="20"/>
         </w:rPr>
         <w:t xml:space="preserve"> Działa szkodliwie na organizmy wodne, powodując długotrwałe skutki.</w:t>
+      </w:r>
+    </w:p>
+    <w:p>
+      <w:pPr>
+        <w:spacing w:after="80" w:before="150"/>
+      </w:pPr>
+      <w:r>
+        <w:rPr>
+          <w:rFonts w:ascii="Arial" w:cs="Arial" w:eastAsia="Arial" w:hAnsi="Arial"/>
+          <w:b/>
+          <w:bCs/>
+          <w:sz w:val="20"/>
+          <w:szCs w:val="20"/>
+        </w:rPr>
+        <w:t xml:space="preserve">Wykaz klas i kategorii zagrożenia przytoczonych w karcie charakterystyki:</w:t>
+      </w:r>
+    </w:p>
+    <w:p>
+      <w:pPr>
+        <w:spacing w:after="80" w:before="80"/>
+      </w:pPr>
+      <w:r>
+        <w:rPr>
+          <w:rFonts w:ascii="Arial" w:cs="Arial" w:eastAsia="Arial" w:hAnsi="Arial"/>
+          <w:b/>
+          <w:bCs/>
+          <w:sz w:val="20"/>
+          <w:szCs w:val="20"/>
+        </w:rPr>
+        <w:t xml:space="preserve">Acute Tox. 4:</w:t>
+      </w:r>
+      <w:r>
+        <w:rPr>
+          <w:rFonts w:ascii="Arial" w:cs="Arial" w:eastAsia="Arial" w:hAnsi="Arial"/>
+          <w:sz w:val="20"/>
+          <w:szCs w:val="20"/>
+        </w:rPr>
+        <w:t xml:space="preserve"> Toksyczność ostra, kategoria 4</w:t>
+      </w:r>
+    </w:p>
+    <w:p>
+      <w:pPr>
+        <w:spacing w:after="80" w:before="80"/>
+      </w:pPr>
+      <w:r>
+        <w:rPr>
+          <w:rFonts w:ascii="Arial" w:cs="Arial" w:eastAsia="Arial" w:hAnsi="Arial"/>
+          <w:b/>
+          <w:bCs/>
+          <w:sz w:val="20"/>
+          <w:szCs w:val="20"/>
+        </w:rPr>
+        <w:t xml:space="preserve">Aquatic Chronic 1:</w:t>
+      </w:r>
+      <w:r>
+        <w:rPr>
+          <w:rFonts w:ascii="Arial" w:cs="Arial" w:eastAsia="Arial" w:hAnsi="Arial"/>
+          <w:sz w:val="20"/>
+          <w:szCs w:val="20"/>
+        </w:rPr>
+        <w:t xml:space="preserve"> Stwarzające zagrożenie dla środowiska wodnego – zagrożenie przewlekłe, kategoria 1</w:t>
+      </w:r>
+    </w:p>
+    <w:p>
+      <w:pPr>
+        <w:spacing w:after="80" w:before="80"/>
+      </w:pPr>
+      <w:r>
+        <w:rPr>
+          <w:rFonts w:ascii="Arial" w:cs="Arial" w:eastAsia="Arial" w:hAnsi="Arial"/>
+          <w:b/>
+          <w:bCs/>
+          <w:sz w:val="20"/>
+          <w:szCs w:val="20"/>
+        </w:rPr>
+        <w:t xml:space="preserve">Aquatic Chronic 3:</w:t>
+      </w:r>
+      <w:r>
+        <w:rPr>
+          <w:rFonts w:ascii="Arial" w:cs="Arial" w:eastAsia="Arial" w:hAnsi="Arial"/>
+          <w:sz w:val="20"/>
+          <w:szCs w:val="20"/>
+        </w:rPr>
+        <w:t xml:space="preserve"> Stwarzające zagrożenie dla środowiska wodnego – zagrożenie przewlekłe, kategoria 3</w:t>
+      </w:r>
+    </w:p>
+    <w:p>
+      <w:pPr>
+        <w:spacing w:after="80" w:before="80"/>
+      </w:pPr>
+      <w:r>
+        <w:rPr>
+          <w:rFonts w:ascii="Arial" w:cs="Arial" w:eastAsia="Arial" w:hAnsi="Arial"/>
+          <w:b/>
+          <w:bCs/>
+          <w:sz w:val="20"/>
+          <w:szCs w:val="20"/>
+        </w:rPr>
+        <w:t xml:space="preserve">Asp. Tox. 1:</w:t>
+      </w:r>
+      <w:r>
+        <w:rPr>
+          <w:rFonts w:ascii="Arial" w:cs="Arial" w:eastAsia="Arial" w:hAnsi="Arial"/>
+          <w:sz w:val="20"/>
+          <w:szCs w:val="20"/>
+        </w:rPr>
+        <w:t xml:space="preserve"> Zagrożenie spowodowane aspiracją, kategoria 1</w:t>
+      </w:r>
+    </w:p>
+    <w:p>
+      <w:pPr>
+        <w:spacing w:after="80" w:before="80"/>
+      </w:pPr>
+      <w:r>
+        <w:rPr>
+          <w:rFonts w:ascii="Arial" w:cs="Arial" w:eastAsia="Arial" w:hAnsi="Arial"/>
+          <w:b/>
+          <w:bCs/>
+          <w:sz w:val="20"/>
+          <w:szCs w:val="20"/>
+        </w:rPr>
+        <w:t xml:space="preserve">Eye Irrit. 2:</w:t>
+      </w:r>
+      <w:r>
+        <w:rPr>
+          <w:rFonts w:ascii="Arial" w:cs="Arial" w:eastAsia="Arial" w:hAnsi="Arial"/>
+          <w:sz w:val="20"/>
+          <w:szCs w:val="20"/>
+        </w:rPr>
+        <w:t xml:space="preserve"> Działanie drażniące na oczy, kategoria 2</w:t>
+      </w:r>
+    </w:p>
+    <w:p>
+      <w:pPr>
+        <w:spacing w:after="80" w:before="80"/>
+      </w:pPr>
+      <w:r>
+        <w:rPr>
+          <w:rFonts w:ascii="Arial" w:cs="Arial" w:eastAsia="Arial" w:hAnsi="Arial"/>
+          <w:b/>
+          <w:bCs/>
+          <w:sz w:val="20"/>
+          <w:szCs w:val="20"/>
+        </w:rPr>
+        <w:t xml:space="preserve">Flam. Liq. 2:</w:t>
+      </w:r>
+      <w:r>
+        <w:rPr>
+          <w:rFonts w:ascii="Arial" w:cs="Arial" w:eastAsia="Arial" w:hAnsi="Arial"/>
+          <w:sz w:val="20"/>
+          <w:szCs w:val="20"/>
+        </w:rPr>
+        <w:t xml:space="preserve"> Substancja ciekła łatwopalna, kategoria 2</w:t>
+      </w:r>
+    </w:p>
+    <w:p>
+      <w:pPr>
+        <w:spacing w:after="80" w:before="80"/>
+      </w:pPr>
+      <w:r>
+        <w:rPr>
+          <w:rFonts w:ascii="Arial" w:cs="Arial" w:eastAsia="Arial" w:hAnsi="Arial"/>
+          <w:b/>
+          <w:bCs/>
+          <w:sz w:val="20"/>
+          <w:szCs w:val="20"/>
+        </w:rPr>
+        <w:t xml:space="preserve">STOT RE 2:</w:t>
+      </w:r>
+      <w:r>
+        <w:rPr>
+          <w:rFonts w:ascii="Arial" w:cs="Arial" w:eastAsia="Arial" w:hAnsi="Arial"/>
+          <w:sz w:val="20"/>
+          <w:szCs w:val="20"/>
+        </w:rPr>
+        <w:t xml:space="preserve"> Działanie toksyczne na narządy docelowe – narażenie powtarzane, kategoria 2</w:t>
+      </w:r>
+    </w:p>
+    <w:p>
+      <w:pPr>
+        <w:spacing w:after="80" w:before="80"/>
+      </w:pPr>
+      <w:r>
+        <w:rPr>
+          <w:rFonts w:ascii="Arial" w:cs="Arial" w:eastAsia="Arial" w:hAnsi="Arial"/>
+          <w:b/>
+          <w:bCs/>
+          <w:sz w:val="20"/>
+          <w:szCs w:val="20"/>
+        </w:rPr>
+        <w:t xml:space="preserve">STOT SE 3:</w:t>
+      </w:r>
+      <w:r>
+        <w:rPr>
+          <w:rFonts w:ascii="Arial" w:cs="Arial" w:eastAsia="Arial" w:hAnsi="Arial"/>
+          <w:sz w:val="20"/>
+          <w:szCs w:val="20"/>
+        </w:rPr>
+        <w:t xml:space="preserve"> Działanie toksyczne na narządy docelowe – narażenie jednorazowe, kategoria 3</w:t>
+      </w:r>
+    </w:p>
+    <w:p>
+      <w:pPr>
+        <w:spacing w:after="80" w:before="80"/>
+      </w:pPr>
+      <w:r>
+        <w:rPr>
+          <w:rFonts w:ascii="Arial" w:cs="Arial" w:eastAsia="Arial" w:hAnsi="Arial"/>
+          <w:b/>
+          <w:bCs/>
+          <w:sz w:val="20"/>
+          <w:szCs w:val="20"/>
+        </w:rPr>
+        <w:t xml:space="preserve">Skin Irrit. 2:</w:t>
+      </w:r>
+      <w:r>
+        <w:rPr>
+          <w:rFonts w:ascii="Arial" w:cs="Arial" w:eastAsia="Arial" w:hAnsi="Arial"/>
+          <w:sz w:val="20"/>
+          <w:szCs w:val="20"/>
+        </w:rPr>
+        <w:t xml:space="preserve"> Działanie drażniące na skórę, kategoria 2</w:t>
+      </w:r>
+    </w:p>
+    <w:p>
+      <w:pPr>
+        <w:spacing w:after="80" w:before="80"/>
+      </w:pPr>
+      <w:r>
+        <w:rPr>
+          <w:rFonts w:ascii="Arial" w:cs="Arial" w:eastAsia="Arial" w:hAnsi="Arial"/>
+          <w:b/>
+          <w:bCs/>
+          <w:sz w:val="20"/>
+          <w:szCs w:val="20"/>
+        </w:rPr>
+        <w:t xml:space="preserve">Skin Sens. 1:</w:t>
+      </w:r>
+      <w:r>
+        <w:rPr>
+          <w:rFonts w:ascii="Arial" w:cs="Arial" w:eastAsia="Arial" w:hAnsi="Arial"/>
+          <w:sz w:val="20"/>
+          <w:szCs w:val="20"/>
+        </w:rPr>
+        <w:t xml:space="preserve"> Działanie uczulające na skórę, kategoria 1</w:t>
       </w:r>
     </w:p>
     <w:p>
